--- a/Designing_Middleware.docx
+++ b/Designing_Middleware.docx
@@ -23,6 +23,181 @@
     </w:p>
     <w:p>
       <w:pPr>
+        <w:pStyle w:val="NoSpacing"/>
+      </w:pPr>
+    </w:p>
+    <w:p>
+      <w:pPr>
+        <w:pStyle w:val="NoSpacing"/>
+      </w:pPr>
+    </w:p>
+    <w:p>
+      <w:pPr>
+        <w:pStyle w:val="NoSpacing"/>
+        <w:numPr>
+          <w:ilvl w:val="0"/>
+          <w:numId w:val="15"/>
+        </w:numPr>
+        <w:rPr>
+          <w:b/>
+        </w:rPr>
+      </w:pPr>
+      <w:r>
+        <w:rPr>
+          <w:b/>
+        </w:rPr>
+        <w:t>Assumptions and Constraints:</w:t>
+      </w:r>
+    </w:p>
+    <w:p>
+      <w:pPr>
+        <w:pStyle w:val="NoSpacing"/>
+        <w:numPr>
+          <w:ilvl w:val="1"/>
+          <w:numId w:val="16"/>
+        </w:numPr>
+      </w:pPr>
+      <w:r>
+        <w:t>Database workload (Data Processing System):</w:t>
+      </w:r>
+    </w:p>
+    <w:p>
+      <w:pPr>
+        <w:pStyle w:val="NoSpacing"/>
+        <w:numPr>
+          <w:ilvl w:val="2"/>
+          <w:numId w:val="16"/>
+        </w:numPr>
+      </w:pPr>
+      <w:r>
+        <w:t>Online Transaction Processing (OLTP)</w:t>
+      </w:r>
+    </w:p>
+    <w:p>
+      <w:pPr>
+        <w:pStyle w:val="NoSpacing"/>
+        <w:numPr>
+          <w:ilvl w:val="1"/>
+          <w:numId w:val="16"/>
+        </w:numPr>
+      </w:pPr>
+      <w:r>
+        <w:t>Database operations:</w:t>
+      </w:r>
+    </w:p>
+    <w:p>
+      <w:pPr>
+        <w:pStyle w:val="NoSpacing"/>
+        <w:numPr>
+          <w:ilvl w:val="2"/>
+          <w:numId w:val="16"/>
+        </w:numPr>
+      </w:pPr>
+      <w:r>
+        <w:t>CRUD (Create Read Update Delete) operations</w:t>
+      </w:r>
+    </w:p>
+    <w:p>
+      <w:pPr>
+        <w:pStyle w:val="NoSpacing"/>
+        <w:numPr>
+          <w:ilvl w:val="2"/>
+          <w:numId w:val="16"/>
+        </w:numPr>
+      </w:pPr>
+      <w:r>
+        <w:t>Range-based reads (Intra-shard and Inter-shard reads)</w:t>
+      </w:r>
+    </w:p>
+    <w:p>
+      <w:pPr>
+        <w:pStyle w:val="NoSpacing"/>
+        <w:numPr>
+          <w:ilvl w:val="2"/>
+          <w:numId w:val="16"/>
+        </w:numPr>
+      </w:pPr>
+      <w:r>
+        <w:t>Concurrent reads</w:t>
+      </w:r>
+    </w:p>
+    <w:p>
+      <w:pPr>
+        <w:pStyle w:val="NoSpacing"/>
+        <w:numPr>
+          <w:ilvl w:val="2"/>
+          <w:numId w:val="16"/>
+        </w:numPr>
+      </w:pPr>
+      <w:r>
+        <w:t>Blocking writes (Intra-shard and Inter-shard writes)</w:t>
+      </w:r>
+    </w:p>
+    <w:p>
+      <w:pPr>
+        <w:pStyle w:val="NoSpacing"/>
+        <w:numPr>
+          <w:ilvl w:val="2"/>
+          <w:numId w:val="16"/>
+        </w:numPr>
+      </w:pPr>
+      <w:r>
+        <w:t>Atomic insertions, updates and deletion</w:t>
+      </w:r>
+    </w:p>
+    <w:p>
+      <w:pPr>
+        <w:pStyle w:val="NoSpacing"/>
+        <w:numPr>
+          <w:ilvl w:val="1"/>
+          <w:numId w:val="16"/>
+        </w:numPr>
+      </w:pPr>
+      <w:r>
+        <w:t>Failure model:</w:t>
+      </w:r>
+    </w:p>
+    <w:p>
+      <w:pPr>
+        <w:pStyle w:val="NoSpacing"/>
+        <w:numPr>
+          <w:ilvl w:val="2"/>
+          <w:numId w:val="16"/>
+        </w:numPr>
+      </w:pPr>
+      <w:r>
+        <w:t>Crash Fault Model</w:t>
+      </w:r>
+    </w:p>
+    <w:p>
+      <w:pPr>
+        <w:pStyle w:val="NoSpacing"/>
+        <w:numPr>
+          <w:ilvl w:val="2"/>
+          <w:numId w:val="16"/>
+        </w:numPr>
+      </w:pPr>
+      <w:r>
+        <w:t xml:space="preserve">Exclusion of Byzantine Faults, assuming that malicious sites are </w:t>
+      </w:r>
+      <w:r>
+        <w:t xml:space="preserve">not </w:t>
+      </w:r>
+      <w:r>
+        <w:t>present</w:t>
+      </w:r>
+    </w:p>
+    <w:p>
+      <w:pPr>
+        <w:jc w:val="both"/>
+      </w:pPr>
+    </w:p>
+    <w:p>
+      <w:pPr>
+        <w:numPr>
+          <w:ilvl w:val="0"/>
+          <w:numId w:val="8"/>
+        </w:numPr>
         <w:pBdr>
           <w:top w:val="nil"/>
           <w:left w:val="nil"/>
@@ -31,15 +206,26 @@
           <w:between w:val="nil"/>
         </w:pBdr>
         <w:spacing w:after="0"/>
-        <w:ind w:left="720"/>
-        <w:jc w:val="both"/>
-        <w:rPr>
+        <w:jc w:val="both"/>
+        <w:rPr>
+          <w:b/>
           <w:color w:val="000000"/>
         </w:rPr>
       </w:pPr>
-    </w:p>
-    <w:p>
-      <w:pPr>
+      <w:r>
+        <w:rPr>
+          <w:b/>
+          <w:color w:val="000000"/>
+        </w:rPr>
+        <w:t>Distributed Database Management System (DDMS) Architecture:</w:t>
+      </w:r>
+    </w:p>
+    <w:p>
+      <w:pPr>
+        <w:numPr>
+          <w:ilvl w:val="1"/>
+          <w:numId w:val="12"/>
+        </w:numPr>
         <w:pBdr>
           <w:top w:val="nil"/>
           <w:left w:val="nil"/>
@@ -48,18 +234,20 @@
           <w:between w:val="nil"/>
         </w:pBdr>
         <w:spacing w:after="0"/>
-        <w:ind w:left="720"/>
-        <w:jc w:val="both"/>
+        <w:jc w:val="both"/>
+      </w:pPr>
+      <w:r>
         <w:rPr>
           <w:color w:val="000000"/>
         </w:rPr>
-      </w:pPr>
-    </w:p>
-    <w:p>
-      <w:pPr>
-        <w:numPr>
-          <w:ilvl w:val="0"/>
-          <w:numId w:val="1"/>
+        <w:t xml:space="preserve">Database type (single site): </w:t>
+      </w:r>
+    </w:p>
+    <w:p>
+      <w:pPr>
+        <w:numPr>
+          <w:ilvl w:val="2"/>
+          <w:numId w:val="12"/>
         </w:numPr>
         <w:pBdr>
           <w:top w:val="nil"/>
@@ -70,24 +258,33 @@
         </w:pBdr>
         <w:spacing w:after="0"/>
         <w:jc w:val="both"/>
-        <w:rPr>
-          <w:b/>
+      </w:pPr>
+      <w:r>
+        <w:rPr>
           <w:color w:val="000000"/>
         </w:rPr>
-      </w:pPr>
-      <w:r>
-        <w:rPr>
-          <w:b/>
+        <w:t xml:space="preserve">Non-Relational database (Key-Value database) -&gt; Amazon DynamoDB, Redis, Couchbase Server, </w:t>
+      </w:r>
+      <w:proofErr w:type="spellStart"/>
+      <w:r>
+        <w:rPr>
           <w:color w:val="000000"/>
         </w:rPr>
-        <w:t>Assumptions and Constraints:</w:t>
-      </w:r>
-    </w:p>
-    <w:p>
-      <w:pPr>
-        <w:numPr>
-          <w:ilvl w:val="0"/>
-          <w:numId w:val="5"/>
+        <w:t>etcd</w:t>
+      </w:r>
+      <w:proofErr w:type="spellEnd"/>
+      <w:r>
+        <w:rPr>
+          <w:color w:val="000000"/>
+        </w:rPr>
+        <w:t xml:space="preserve"> </w:t>
+      </w:r>
+    </w:p>
+    <w:p>
+      <w:pPr>
+        <w:numPr>
+          <w:ilvl w:val="2"/>
+          <w:numId w:val="12"/>
         </w:numPr>
         <w:pBdr>
           <w:top w:val="nil"/>
@@ -103,14 +300,14 @@
         <w:rPr>
           <w:color w:val="000000"/>
         </w:rPr>
-        <w:t>Database workload (Data Processing System):</w:t>
-      </w:r>
-    </w:p>
-    <w:p>
-      <w:pPr>
-        <w:numPr>
-          <w:ilvl w:val="0"/>
-          <w:numId w:val="6"/>
+        <w:t>Non-Relational database (Wide-Column store database) -&gt; Apache Cassandra, Apache HBase</w:t>
+      </w:r>
+    </w:p>
+    <w:p>
+      <w:pPr>
+        <w:numPr>
+          <w:ilvl w:val="2"/>
+          <w:numId w:val="12"/>
         </w:numPr>
         <w:pBdr>
           <w:top w:val="nil"/>
@@ -126,14 +323,22 @@
         <w:rPr>
           <w:color w:val="000000"/>
         </w:rPr>
-        <w:t>Online Transaction Processing (OLTP)</w:t>
-      </w:r>
-    </w:p>
-    <w:p>
-      <w:pPr>
-        <w:numPr>
-          <w:ilvl w:val="0"/>
-          <w:numId w:val="5"/>
+        <w:t xml:space="preserve">Hybrid: </w:t>
+      </w:r>
+      <w:proofErr w:type="spellStart"/>
+      <w:r>
+        <w:rPr>
+          <w:color w:val="000000"/>
+        </w:rPr>
+        <w:t>YugabyteDB</w:t>
+      </w:r>
+      <w:proofErr w:type="spellEnd"/>
+    </w:p>
+    <w:p>
+      <w:pPr>
+        <w:numPr>
+          <w:ilvl w:val="1"/>
+          <w:numId w:val="12"/>
         </w:numPr>
         <w:pBdr>
           <w:top w:val="nil"/>
@@ -149,14 +354,14 @@
         <w:rPr>
           <w:color w:val="000000"/>
         </w:rPr>
-        <w:t>Database operations:</w:t>
-      </w:r>
-    </w:p>
-    <w:p>
-      <w:pPr>
-        <w:numPr>
-          <w:ilvl w:val="0"/>
-          <w:numId w:val="6"/>
+        <w:t xml:space="preserve">Database workload: </w:t>
+      </w:r>
+    </w:p>
+    <w:p>
+      <w:pPr>
+        <w:numPr>
+          <w:ilvl w:val="2"/>
+          <w:numId w:val="12"/>
         </w:numPr>
         <w:pBdr>
           <w:top w:val="nil"/>
@@ -172,14 +377,14 @@
         <w:rPr>
           <w:color w:val="000000"/>
         </w:rPr>
-        <w:t>CRUD (Create Read Update Delete) operations</w:t>
-      </w:r>
-    </w:p>
-    <w:p>
-      <w:pPr>
-        <w:numPr>
-          <w:ilvl w:val="0"/>
-          <w:numId w:val="6"/>
+        <w:t>Online Transaction Processing (OLTP)</w:t>
+      </w:r>
+    </w:p>
+    <w:p>
+      <w:pPr>
+        <w:numPr>
+          <w:ilvl w:val="1"/>
+          <w:numId w:val="12"/>
         </w:numPr>
         <w:pBdr>
           <w:top w:val="nil"/>
@@ -195,14 +400,14 @@
         <w:rPr>
           <w:color w:val="000000"/>
         </w:rPr>
-        <w:t>Range-based reads (Intra-shard and Inter-shard reads)</w:t>
-      </w:r>
-    </w:p>
-    <w:p>
-      <w:pPr>
-        <w:numPr>
-          <w:ilvl w:val="0"/>
-          <w:numId w:val="6"/>
+        <w:t xml:space="preserve">Transactions/Operations: </w:t>
+      </w:r>
+    </w:p>
+    <w:p>
+      <w:pPr>
+        <w:numPr>
+          <w:ilvl w:val="2"/>
+          <w:numId w:val="12"/>
         </w:numPr>
         <w:pBdr>
           <w:top w:val="nil"/>
@@ -218,14 +423,14 @@
         <w:rPr>
           <w:color w:val="000000"/>
         </w:rPr>
-        <w:t>Concurrent reads</w:t>
-      </w:r>
-    </w:p>
-    <w:p>
-      <w:pPr>
-        <w:numPr>
-          <w:ilvl w:val="0"/>
-          <w:numId w:val="6"/>
+        <w:t xml:space="preserve">CRUD (Create Read Update Delete) </w:t>
+      </w:r>
+    </w:p>
+    <w:p>
+      <w:pPr>
+        <w:numPr>
+          <w:ilvl w:val="1"/>
+          <w:numId w:val="12"/>
         </w:numPr>
         <w:pBdr>
           <w:top w:val="nil"/>
@@ -241,107 +446,14 @@
         <w:rPr>
           <w:color w:val="000000"/>
         </w:rPr>
-        <w:t>Blocking writes (Intra-shard and Inter-shard writes)</w:t>
-      </w:r>
-    </w:p>
-    <w:p>
-      <w:pPr>
-        <w:numPr>
-          <w:ilvl w:val="0"/>
-          <w:numId w:val="6"/>
-        </w:numPr>
-        <w:pBdr>
-          <w:top w:val="nil"/>
-          <w:left w:val="nil"/>
-          <w:bottom w:val="nil"/>
-          <w:right w:val="nil"/>
-          <w:between w:val="nil"/>
-        </w:pBdr>
-        <w:jc w:val="both"/>
-      </w:pPr>
-      <w:r>
-        <w:rPr>
-          <w:color w:val="000000"/>
-        </w:rPr>
-        <w:t>Atomic insertions, updates and deletion</w:t>
-      </w:r>
-    </w:p>
-    <w:p>
-      <w:pPr>
-        <w:pStyle w:val="ListParagraph"/>
-        <w:numPr>
-          <w:ilvl w:val="0"/>
-          <w:numId w:val="5"/>
-        </w:numPr>
-        <w:pBdr>
-          <w:top w:val="nil"/>
-          <w:left w:val="nil"/>
-          <w:bottom w:val="nil"/>
-          <w:right w:val="nil"/>
-          <w:between w:val="nil"/>
-        </w:pBdr>
-        <w:jc w:val="both"/>
-      </w:pPr>
-      <w:r>
-        <w:t>Failure model:</w:t>
-      </w:r>
-    </w:p>
-    <w:p>
-      <w:pPr>
-        <w:pStyle w:val="ListParagraph"/>
-        <w:numPr>
-          <w:ilvl w:val="0"/>
-          <w:numId w:val="6"/>
-        </w:numPr>
-        <w:pBdr>
-          <w:top w:val="nil"/>
-          <w:left w:val="nil"/>
-          <w:bottom w:val="nil"/>
-          <w:right w:val="nil"/>
-          <w:between w:val="nil"/>
-        </w:pBdr>
-        <w:jc w:val="both"/>
-      </w:pPr>
-      <w:r>
-        <w:t>Crash Fault Model</w:t>
-      </w:r>
-    </w:p>
-    <w:p>
-      <w:pPr>
-        <w:pStyle w:val="ListParagraph"/>
-        <w:numPr>
-          <w:ilvl w:val="0"/>
-          <w:numId w:val="6"/>
-        </w:numPr>
-        <w:pBdr>
-          <w:top w:val="nil"/>
-          <w:left w:val="nil"/>
-          <w:bottom w:val="nil"/>
-          <w:right w:val="nil"/>
-          <w:between w:val="nil"/>
-        </w:pBdr>
-        <w:jc w:val="both"/>
-      </w:pPr>
-      <w:r>
-        <w:t xml:space="preserve">Exclusion of Byzantine Faults, assuming that malicious sites are </w:t>
-      </w:r>
-      <w:r>
-        <w:t xml:space="preserve">not </w:t>
-      </w:r>
-      <w:r>
-        <w:t>present</w:t>
-      </w:r>
-    </w:p>
-    <w:p>
-      <w:pPr>
-        <w:jc w:val="both"/>
-      </w:pPr>
-    </w:p>
-    <w:p>
-      <w:pPr>
-        <w:numPr>
-          <w:ilvl w:val="0"/>
-          <w:numId w:val="1"/>
+        <w:t xml:space="preserve">Resources: </w:t>
+      </w:r>
+    </w:p>
+    <w:p>
+      <w:pPr>
+        <w:numPr>
+          <w:ilvl w:val="2"/>
+          <w:numId w:val="12"/>
         </w:numPr>
         <w:pBdr>
           <w:top w:val="nil"/>
@@ -352,24 +464,19 @@
         </w:pBdr>
         <w:spacing w:after="0"/>
         <w:jc w:val="both"/>
-        <w:rPr>
-          <w:b/>
+      </w:pPr>
+      <w:r>
+        <w:rPr>
           <w:color w:val="000000"/>
         </w:rPr>
-      </w:pPr>
-      <w:r>
-        <w:rPr>
-          <w:b/>
-          <w:color w:val="000000"/>
-        </w:rPr>
-        <w:t>Distributed Database Management System (DDMS) Architecture:</w:t>
-      </w:r>
-    </w:p>
-    <w:p>
-      <w:pPr>
-        <w:numPr>
-          <w:ilvl w:val="0"/>
-          <w:numId w:val="2"/>
+        <w:t>Shared-nothing architecture</w:t>
+      </w:r>
+    </w:p>
+    <w:p>
+      <w:pPr>
+        <w:numPr>
+          <w:ilvl w:val="1"/>
+          <w:numId w:val="12"/>
         </w:numPr>
         <w:pBdr>
           <w:top w:val="nil"/>
@@ -385,14 +492,14 @@
         <w:rPr>
           <w:color w:val="000000"/>
         </w:rPr>
-        <w:t xml:space="preserve">Database type (single site): </w:t>
-      </w:r>
-    </w:p>
-    <w:p>
-      <w:pPr>
-        <w:numPr>
-          <w:ilvl w:val="1"/>
-          <w:numId w:val="2"/>
+        <w:t xml:space="preserve">Site architecture: </w:t>
+      </w:r>
+    </w:p>
+    <w:p>
+      <w:pPr>
+        <w:numPr>
+          <w:ilvl w:val="2"/>
+          <w:numId w:val="12"/>
         </w:numPr>
         <w:pBdr>
           <w:top w:val="nil"/>
@@ -408,28 +515,14 @@
         <w:rPr>
           <w:color w:val="000000"/>
         </w:rPr>
-        <w:t xml:space="preserve">Non-Relational database (Key-Value database) -&gt; Amazon DynamoDB, Redis, Couchbase Server, </w:t>
-      </w:r>
-      <w:proofErr w:type="spellStart"/>
-      <w:r>
-        <w:rPr>
-          <w:color w:val="000000"/>
-        </w:rPr>
-        <w:t>etcd</w:t>
-      </w:r>
-      <w:proofErr w:type="spellEnd"/>
-      <w:r>
-        <w:rPr>
-          <w:color w:val="000000"/>
-        </w:rPr>
-        <w:t xml:space="preserve"> </w:t>
+        <w:t>Autonomous-Homogeneous</w:t>
       </w:r>
     </w:p>
     <w:p>
       <w:pPr>
         <w:numPr>
           <w:ilvl w:val="1"/>
-          <w:numId w:val="2"/>
+          <w:numId w:val="12"/>
         </w:numPr>
         <w:pBdr>
           <w:top w:val="nil"/>
@@ -445,14 +538,14 @@
         <w:rPr>
           <w:color w:val="000000"/>
         </w:rPr>
-        <w:t>Non-Relational database (Wide-Column store database) -&gt; Apache Cassandra, Apache HBase</w:t>
-      </w:r>
-    </w:p>
-    <w:p>
-      <w:pPr>
-        <w:numPr>
-          <w:ilvl w:val="1"/>
-          <w:numId w:val="2"/>
+        <w:t>Coordination and cooperation:</w:t>
+      </w:r>
+    </w:p>
+    <w:p>
+      <w:pPr>
+        <w:numPr>
+          <w:ilvl w:val="2"/>
+          <w:numId w:val="12"/>
         </w:numPr>
         <w:pBdr>
           <w:top w:val="nil"/>
@@ -468,22 +561,14 @@
         <w:rPr>
           <w:color w:val="000000"/>
         </w:rPr>
-        <w:t xml:space="preserve">Hybrid: </w:t>
-      </w:r>
-      <w:proofErr w:type="spellStart"/>
-      <w:r>
-        <w:rPr>
-          <w:color w:val="000000"/>
-        </w:rPr>
-        <w:t>YugabyteDB</w:t>
-      </w:r>
-      <w:proofErr w:type="spellEnd"/>
-    </w:p>
-    <w:p>
-      <w:pPr>
-        <w:numPr>
-          <w:ilvl w:val="0"/>
-          <w:numId w:val="2"/>
+        <w:t>Fault tolerance: Partial replication -&gt; Single Primary Multiple Replicas</w:t>
+      </w:r>
+    </w:p>
+    <w:p>
+      <w:pPr>
+        <w:numPr>
+          <w:ilvl w:val="2"/>
+          <w:numId w:val="12"/>
         </w:numPr>
         <w:pBdr>
           <w:top w:val="nil"/>
@@ -499,14 +584,38 @@
         <w:rPr>
           <w:color w:val="000000"/>
         </w:rPr>
-        <w:t xml:space="preserve">Database workload: </w:t>
-      </w:r>
-    </w:p>
-    <w:p>
-      <w:pPr>
-        <w:numPr>
-          <w:ilvl w:val="1"/>
-          <w:numId w:val="2"/>
+        <w:t xml:space="preserve">Failure Detection: </w:t>
+      </w:r>
+      <w:r>
+        <w:rPr>
+          <w:color w:val="000000"/>
+        </w:rPr>
+        <w:t>In-</w:t>
+      </w:r>
+      <w:r>
+        <w:rPr>
+          <w:color w:val="000000"/>
+        </w:rPr>
+        <w:t>b</w:t>
+      </w:r>
+      <w:r>
+        <w:rPr>
+          <w:color w:val="000000"/>
+        </w:rPr>
+        <w:t>uilt DDMS</w:t>
+      </w:r>
+      <w:r>
+        <w:rPr>
+          <w:color w:val="000000"/>
+        </w:rPr>
+        <w:t xml:space="preserve"> function regarding only Crash Fault Model</w:t>
+      </w:r>
+    </w:p>
+    <w:p>
+      <w:pPr>
+        <w:numPr>
+          <w:ilvl w:val="2"/>
+          <w:numId w:val="12"/>
         </w:numPr>
         <w:pBdr>
           <w:top w:val="nil"/>
@@ -522,14 +631,14 @@
         <w:rPr>
           <w:color w:val="000000"/>
         </w:rPr>
-        <w:t>Online Transaction Processing (OLTP)</w:t>
-      </w:r>
-    </w:p>
-    <w:p>
-      <w:pPr>
-        <w:numPr>
-          <w:ilvl w:val="0"/>
-          <w:numId w:val="2"/>
+        <w:t>Mutual exclusion: (Token Ring Algorithm)</w:t>
+      </w:r>
+    </w:p>
+    <w:p>
+      <w:pPr>
+        <w:numPr>
+          <w:ilvl w:val="2"/>
+          <w:numId w:val="12"/>
         </w:numPr>
         <w:pBdr>
           <w:top w:val="nil"/>
@@ -545,14 +654,26 @@
         <w:rPr>
           <w:color w:val="000000"/>
         </w:rPr>
-        <w:t xml:space="preserve">Transactions/Operations: </w:t>
-      </w:r>
-    </w:p>
-    <w:p>
-      <w:pPr>
-        <w:numPr>
-          <w:ilvl w:val="1"/>
-          <w:numId w:val="2"/>
+        <w:t>Election:</w:t>
+      </w:r>
+      <w:r>
+        <w:rPr>
+          <w:color w:val="000000"/>
+        </w:rPr>
+        <w:t xml:space="preserve"> In-</w:t>
+      </w:r>
+      <w:r>
+        <w:rPr>
+          <w:color w:val="000000"/>
+        </w:rPr>
+        <w:t>Built DDMS</w:t>
+      </w:r>
+    </w:p>
+    <w:p>
+      <w:pPr>
+        <w:numPr>
+          <w:ilvl w:val="2"/>
+          <w:numId w:val="12"/>
         </w:numPr>
         <w:pBdr>
           <w:top w:val="nil"/>
@@ -568,14 +689,38 @@
         <w:rPr>
           <w:color w:val="000000"/>
         </w:rPr>
-        <w:t xml:space="preserve">CRUD (Create Read Update Delete) </w:t>
-      </w:r>
-    </w:p>
-    <w:p>
-      <w:pPr>
-        <w:numPr>
-          <w:ilvl w:val="0"/>
-          <w:numId w:val="2"/>
+        <w:t>Consensus:</w:t>
+      </w:r>
+      <w:r>
+        <w:rPr>
+          <w:color w:val="000000"/>
+        </w:rPr>
+        <w:t xml:space="preserve"> </w:t>
+      </w:r>
+      <w:r>
+        <w:rPr>
+          <w:color w:val="000000"/>
+        </w:rPr>
+        <w:t>Raft/</w:t>
+      </w:r>
+      <w:r>
+        <w:rPr>
+          <w:color w:val="000000"/>
+        </w:rPr>
+        <w:t>Paxos</w:t>
+      </w:r>
+      <w:r>
+        <w:rPr>
+          <w:color w:val="000000"/>
+        </w:rPr>
+        <w:t xml:space="preserve"> (In-built DDMS function)</w:t>
+      </w:r>
+    </w:p>
+    <w:p>
+      <w:pPr>
+        <w:numPr>
+          <w:ilvl w:val="1"/>
+          <w:numId w:val="12"/>
         </w:numPr>
         <w:pBdr>
           <w:top w:val="nil"/>
@@ -591,14 +736,14 @@
         <w:rPr>
           <w:color w:val="000000"/>
         </w:rPr>
-        <w:t xml:space="preserve">Resources: </w:t>
-      </w:r>
-    </w:p>
-    <w:p>
-      <w:pPr>
-        <w:numPr>
-          <w:ilvl w:val="1"/>
-          <w:numId w:val="2"/>
+        <w:t>Concurrency control:</w:t>
+      </w:r>
+    </w:p>
+    <w:p>
+      <w:pPr>
+        <w:numPr>
+          <w:ilvl w:val="2"/>
+          <w:numId w:val="12"/>
         </w:numPr>
         <w:pBdr>
           <w:top w:val="nil"/>
@@ -614,14 +759,14 @@
         <w:rPr>
           <w:color w:val="000000"/>
         </w:rPr>
-        <w:t>Shared-nothing architecture</w:t>
-      </w:r>
-    </w:p>
-    <w:p>
-      <w:pPr>
-        <w:numPr>
-          <w:ilvl w:val="0"/>
-          <w:numId w:val="2"/>
+        <w:t>Pessimistic approach</w:t>
+      </w:r>
+    </w:p>
+    <w:p>
+      <w:pPr>
+        <w:numPr>
+          <w:ilvl w:val="2"/>
+          <w:numId w:val="12"/>
         </w:numPr>
         <w:pBdr>
           <w:top w:val="nil"/>
@@ -637,14 +782,14 @@
         <w:rPr>
           <w:color w:val="000000"/>
         </w:rPr>
-        <w:t xml:space="preserve">Site architecture: </w:t>
+        <w:t>Atomicity with Two-Phase Commit (2PC)</w:t>
       </w:r>
     </w:p>
     <w:p>
       <w:pPr>
         <w:numPr>
           <w:ilvl w:val="1"/>
-          <w:numId w:val="2"/>
+          <w:numId w:val="12"/>
         </w:numPr>
         <w:pBdr>
           <w:top w:val="nil"/>
@@ -660,14 +805,14 @@
         <w:rPr>
           <w:color w:val="000000"/>
         </w:rPr>
-        <w:t>Autonomous-Homogeneous</w:t>
-      </w:r>
-    </w:p>
-    <w:p>
-      <w:pPr>
-        <w:numPr>
-          <w:ilvl w:val="0"/>
-          <w:numId w:val="2"/>
+        <w:t xml:space="preserve">Consistency: </w:t>
+      </w:r>
+    </w:p>
+    <w:p>
+      <w:pPr>
+        <w:numPr>
+          <w:ilvl w:val="2"/>
+          <w:numId w:val="12"/>
         </w:numPr>
         <w:pBdr>
           <w:top w:val="nil"/>
@@ -683,14 +828,14 @@
         <w:rPr>
           <w:color w:val="000000"/>
         </w:rPr>
-        <w:t>Coordination and cooperation:</w:t>
+        <w:t>Internal database consistency (High partition tolerance and high availability)</w:t>
       </w:r>
     </w:p>
     <w:p>
       <w:pPr>
         <w:numPr>
           <w:ilvl w:val="1"/>
-          <w:numId w:val="2"/>
+          <w:numId w:val="12"/>
         </w:numPr>
         <w:pBdr>
           <w:top w:val="nil"/>
@@ -706,14 +851,14 @@
         <w:rPr>
           <w:color w:val="000000"/>
         </w:rPr>
-        <w:t>Fault tolerance: Partial replication -&gt; Single Primary Multiple Replicas</w:t>
-      </w:r>
-    </w:p>
-    <w:p>
-      <w:pPr>
-        <w:numPr>
-          <w:ilvl w:val="1"/>
-          <w:numId w:val="2"/>
+        <w:t xml:space="preserve">Data flow control: </w:t>
+      </w:r>
+    </w:p>
+    <w:p>
+      <w:pPr>
+        <w:numPr>
+          <w:ilvl w:val="2"/>
+          <w:numId w:val="12"/>
         </w:numPr>
         <w:pBdr>
           <w:top w:val="nil"/>
@@ -729,38 +874,15 @@
         <w:rPr>
           <w:color w:val="000000"/>
         </w:rPr>
-        <w:t xml:space="preserve">Failure Detection: </w:t>
-      </w:r>
-      <w:r>
-        <w:rPr>
-          <w:color w:val="000000"/>
-        </w:rPr>
-        <w:t>In-</w:t>
-      </w:r>
-      <w:r>
-        <w:rPr>
-          <w:color w:val="000000"/>
-        </w:rPr>
-        <w:t>b</w:t>
-      </w:r>
-      <w:r>
-        <w:rPr>
-          <w:color w:val="000000"/>
-        </w:rPr>
-        <w:t>uilt DDMS</w:t>
-      </w:r>
-      <w:r>
-        <w:rPr>
-          <w:color w:val="000000"/>
-        </w:rPr>
-        <w:t xml:space="preserve"> function regarding only Crash Fault Model</w:t>
+        <w:lastRenderedPageBreak/>
+        <w:t>In-use DDMS</w:t>
       </w:r>
     </w:p>
     <w:p>
       <w:pPr>
         <w:numPr>
           <w:ilvl w:val="1"/>
-          <w:numId w:val="2"/>
+          <w:numId w:val="12"/>
         </w:numPr>
         <w:pBdr>
           <w:top w:val="nil"/>
@@ -776,14 +898,14 @@
         <w:rPr>
           <w:color w:val="000000"/>
         </w:rPr>
-        <w:t>Mutual exclusion: (Token Ring Algorithm)</w:t>
-      </w:r>
-    </w:p>
-    <w:p>
-      <w:pPr>
-        <w:numPr>
-          <w:ilvl w:val="1"/>
-          <w:numId w:val="2"/>
+        <w:t>Topology of sites:</w:t>
+      </w:r>
+    </w:p>
+    <w:p>
+      <w:pPr>
+        <w:numPr>
+          <w:ilvl w:val="2"/>
+          <w:numId w:val="12"/>
         </w:numPr>
         <w:pBdr>
           <w:top w:val="nil"/>
@@ -799,26 +921,14 @@
         <w:rPr>
           <w:color w:val="000000"/>
         </w:rPr>
-        <w:t>Election:</w:t>
-      </w:r>
-      <w:r>
-        <w:rPr>
-          <w:color w:val="000000"/>
-        </w:rPr>
-        <w:t xml:space="preserve"> In-</w:t>
-      </w:r>
-      <w:r>
-        <w:rPr>
-          <w:color w:val="000000"/>
-        </w:rPr>
-        <w:t>Built DDMS</w:t>
+        <w:t>Ring topology</w:t>
       </w:r>
     </w:p>
     <w:p>
       <w:pPr>
         <w:numPr>
           <w:ilvl w:val="1"/>
-          <w:numId w:val="2"/>
+          <w:numId w:val="12"/>
         </w:numPr>
         <w:pBdr>
           <w:top w:val="nil"/>
@@ -834,38 +944,14 @@
         <w:rPr>
           <w:color w:val="000000"/>
         </w:rPr>
-        <w:t>Consensus:</w:t>
-      </w:r>
-      <w:r>
-        <w:rPr>
-          <w:color w:val="000000"/>
-        </w:rPr>
-        <w:t xml:space="preserve"> </w:t>
-      </w:r>
-      <w:r>
-        <w:rPr>
-          <w:color w:val="000000"/>
-        </w:rPr>
-        <w:t>Raft/P</w:t>
-      </w:r>
-      <w:r>
-        <w:rPr>
-          <w:color w:val="000000"/>
-        </w:rPr>
-        <w:t>BFT</w:t>
-      </w:r>
-      <w:r>
-        <w:rPr>
-          <w:color w:val="000000"/>
-        </w:rPr>
-        <w:t xml:space="preserve"> (In-built DDMS function)</w:t>
-      </w:r>
-    </w:p>
-    <w:p>
-      <w:pPr>
-        <w:numPr>
-          <w:ilvl w:val="0"/>
-          <w:numId w:val="2"/>
+        <w:t>Cluster architecture:</w:t>
+      </w:r>
+    </w:p>
+    <w:p>
+      <w:pPr>
+        <w:numPr>
+          <w:ilvl w:val="2"/>
+          <w:numId w:val="12"/>
         </w:numPr>
         <w:pBdr>
           <w:top w:val="nil"/>
@@ -881,14 +967,19 @@
         <w:rPr>
           <w:color w:val="000000"/>
         </w:rPr>
-        <w:t>Concurrency control:</w:t>
-      </w:r>
-    </w:p>
-    <w:p>
-      <w:pPr>
-        <w:numPr>
-          <w:ilvl w:val="1"/>
-          <w:numId w:val="2"/>
+        <w:t>Geo-based cluster consisting of a ring topology of multiple sites</w:t>
+      </w:r>
+    </w:p>
+    <w:p>
+      <w:pPr>
+        <w:jc w:val="both"/>
+      </w:pPr>
+    </w:p>
+    <w:p>
+      <w:pPr>
+        <w:numPr>
+          <w:ilvl w:val="0"/>
+          <w:numId w:val="8"/>
         </w:numPr>
         <w:pBdr>
           <w:top w:val="nil"/>
@@ -899,19 +990,38 @@
         </w:pBdr>
         <w:spacing w:after="0"/>
         <w:jc w:val="both"/>
-      </w:pPr>
-      <w:r>
-        <w:rPr>
+        <w:rPr>
+          <w:b/>
           <w:color w:val="000000"/>
         </w:rPr>
-        <w:t>Pessimistic approach</w:t>
+      </w:pPr>
+      <w:r>
+        <w:rPr>
+          <w:b/>
+          <w:color w:val="000000"/>
+        </w:rPr>
+        <w:t>Middleware Model</w:t>
+      </w:r>
+      <w:r>
+        <w:rPr>
+          <w:b/>
+          <w:color w:val="000000"/>
+        </w:rPr>
+        <w:t>/Architecture</w:t>
+      </w:r>
+      <w:r>
+        <w:rPr>
+          <w:b/>
+          <w:color w:val="000000"/>
+        </w:rPr>
+        <w:t xml:space="preserve"> (Application-level):</w:t>
       </w:r>
     </w:p>
     <w:p>
       <w:pPr>
         <w:numPr>
           <w:ilvl w:val="1"/>
-          <w:numId w:val="2"/>
+          <w:numId w:val="13"/>
         </w:numPr>
         <w:pBdr>
           <w:top w:val="nil"/>
@@ -927,14 +1037,26 @@
         <w:rPr>
           <w:color w:val="000000"/>
         </w:rPr>
-        <w:t>Atomicity with Two-Phase Commit (2PC)</w:t>
-      </w:r>
-    </w:p>
-    <w:p>
-      <w:pPr>
-        <w:numPr>
-          <w:ilvl w:val="0"/>
-          <w:numId w:val="2"/>
+        <w:t>Components</w:t>
+      </w:r>
+      <w:r>
+        <w:rPr>
+          <w:color w:val="000000"/>
+        </w:rPr>
+        <w:t xml:space="preserve"> to implement</w:t>
+      </w:r>
+      <w:r>
+        <w:rPr>
+          <w:color w:val="000000"/>
+        </w:rPr>
+        <w:t>:</w:t>
+      </w:r>
+    </w:p>
+    <w:p>
+      <w:pPr>
+        <w:numPr>
+          <w:ilvl w:val="2"/>
+          <w:numId w:val="13"/>
         </w:numPr>
         <w:pBdr>
           <w:top w:val="nil"/>
@@ -950,14 +1072,14 @@
         <w:rPr>
           <w:color w:val="000000"/>
         </w:rPr>
-        <w:t xml:space="preserve">Consistency: </w:t>
-      </w:r>
-    </w:p>
-    <w:p>
-      <w:pPr>
-        <w:numPr>
-          <w:ilvl w:val="1"/>
-          <w:numId w:val="2"/>
+        <w:t>Query routing</w:t>
+      </w:r>
+    </w:p>
+    <w:p>
+      <w:pPr>
+        <w:numPr>
+          <w:ilvl w:val="2"/>
+          <w:numId w:val="13"/>
         </w:numPr>
         <w:pBdr>
           <w:top w:val="nil"/>
@@ -973,15 +1095,14 @@
         <w:rPr>
           <w:color w:val="000000"/>
         </w:rPr>
-        <w:lastRenderedPageBreak/>
-        <w:t>Internal database consistency (High partition tolerance and high availability)</w:t>
-      </w:r>
-    </w:p>
-    <w:p>
-      <w:pPr>
-        <w:numPr>
-          <w:ilvl w:val="0"/>
-          <w:numId w:val="2"/>
+        <w:t>Sharding</w:t>
+      </w:r>
+    </w:p>
+    <w:p>
+      <w:pPr>
+        <w:numPr>
+          <w:ilvl w:val="2"/>
+          <w:numId w:val="13"/>
         </w:numPr>
         <w:pBdr>
           <w:top w:val="nil"/>
@@ -997,14 +1118,14 @@
         <w:rPr>
           <w:color w:val="000000"/>
         </w:rPr>
-        <w:t xml:space="preserve">Data flow control: </w:t>
+        <w:t>Cluster management</w:t>
       </w:r>
     </w:p>
     <w:p>
       <w:pPr>
         <w:numPr>
           <w:ilvl w:val="1"/>
-          <w:numId w:val="2"/>
+          <w:numId w:val="13"/>
         </w:numPr>
         <w:pBdr>
           <w:top w:val="nil"/>
@@ -1020,14 +1141,14 @@
         <w:rPr>
           <w:color w:val="000000"/>
         </w:rPr>
-        <w:t>In-use DDMS</w:t>
-      </w:r>
-    </w:p>
-    <w:p>
-      <w:pPr>
-        <w:numPr>
-          <w:ilvl w:val="0"/>
-          <w:numId w:val="2"/>
+        <w:t>Data sharding:</w:t>
+      </w:r>
+    </w:p>
+    <w:p>
+      <w:pPr>
+        <w:numPr>
+          <w:ilvl w:val="2"/>
+          <w:numId w:val="13"/>
         </w:numPr>
         <w:pBdr>
           <w:top w:val="nil"/>
@@ -1043,14 +1164,14 @@
         <w:rPr>
           <w:color w:val="000000"/>
         </w:rPr>
-        <w:t>Topology of sites:</w:t>
+        <w:t>Key-based/Hashed-based sharding (Algorithmic sharding) with consistent hashing</w:t>
       </w:r>
     </w:p>
     <w:p>
       <w:pPr>
         <w:numPr>
           <w:ilvl w:val="1"/>
-          <w:numId w:val="2"/>
+          <w:numId w:val="13"/>
         </w:numPr>
         <w:pBdr>
           <w:top w:val="nil"/>
@@ -1066,14 +1187,14 @@
         <w:rPr>
           <w:color w:val="000000"/>
         </w:rPr>
-        <w:t>Ring topology</w:t>
-      </w:r>
-    </w:p>
-    <w:p>
-      <w:pPr>
-        <w:numPr>
-          <w:ilvl w:val="0"/>
-          <w:numId w:val="2"/>
+        <w:t>Shard distribution:</w:t>
+      </w:r>
+    </w:p>
+    <w:p>
+      <w:pPr>
+        <w:numPr>
+          <w:ilvl w:val="2"/>
+          <w:numId w:val="13"/>
         </w:numPr>
         <w:pBdr>
           <w:top w:val="nil"/>
@@ -1089,41 +1210,14 @@
         <w:rPr>
           <w:color w:val="000000"/>
         </w:rPr>
-        <w:t>Cluster architecture:</w:t>
-      </w:r>
-    </w:p>
-    <w:p>
-      <w:pPr>
-        <w:numPr>
-          <w:ilvl w:val="1"/>
-          <w:numId w:val="2"/>
-        </w:numPr>
-        <w:pBdr>
-          <w:top w:val="nil"/>
-          <w:left w:val="nil"/>
-          <w:bottom w:val="nil"/>
-          <w:right w:val="nil"/>
-          <w:between w:val="nil"/>
-        </w:pBdr>
-        <w:jc w:val="both"/>
-      </w:pPr>
-      <w:r>
-        <w:rPr>
-          <w:color w:val="000000"/>
-        </w:rPr>
-        <w:t>Geo-based cluster consisting of a ring topology of multiple sites</w:t>
-      </w:r>
-    </w:p>
-    <w:p>
-      <w:pPr>
-        <w:jc w:val="both"/>
-      </w:pPr>
-    </w:p>
-    <w:p>
-      <w:pPr>
-        <w:numPr>
-          <w:ilvl w:val="0"/>
-          <w:numId w:val="3"/>
+        <w:t>Multiple shards within each site</w:t>
+      </w:r>
+    </w:p>
+    <w:p>
+      <w:pPr>
+        <w:numPr>
+          <w:ilvl w:val="2"/>
+          <w:numId w:val="13"/>
         </w:numPr>
         <w:pBdr>
           <w:top w:val="nil"/>
@@ -1134,38 +1228,19 @@
         </w:pBdr>
         <w:spacing w:after="0"/>
         <w:jc w:val="both"/>
-        <w:rPr>
-          <w:b/>
+      </w:pPr>
+      <w:r>
+        <w:rPr>
           <w:color w:val="000000"/>
         </w:rPr>
-      </w:pPr>
-      <w:r>
-        <w:rPr>
-          <w:b/>
-          <w:color w:val="000000"/>
-        </w:rPr>
-        <w:t>Middleware Model</w:t>
-      </w:r>
-      <w:r>
-        <w:rPr>
-          <w:b/>
-          <w:color w:val="000000"/>
-        </w:rPr>
-        <w:t>/Architecture</w:t>
-      </w:r>
-      <w:r>
-        <w:rPr>
-          <w:b/>
-          <w:color w:val="000000"/>
-        </w:rPr>
-        <w:t xml:space="preserve"> (Application-level):</w:t>
-      </w:r>
-    </w:p>
-    <w:p>
-      <w:pPr>
-        <w:numPr>
-          <w:ilvl w:val="0"/>
-          <w:numId w:val="4"/>
+        <w:t>Disjoint shards within and among the sites</w:t>
+      </w:r>
+    </w:p>
+    <w:p>
+      <w:pPr>
+        <w:numPr>
+          <w:ilvl w:val="1"/>
+          <w:numId w:val="13"/>
         </w:numPr>
         <w:pBdr>
           <w:top w:val="nil"/>
@@ -1181,26 +1256,14 @@
         <w:rPr>
           <w:color w:val="000000"/>
         </w:rPr>
-        <w:t>Components</w:t>
-      </w:r>
-      <w:r>
-        <w:rPr>
-          <w:color w:val="000000"/>
-        </w:rPr>
-        <w:t xml:space="preserve"> to implement</w:t>
-      </w:r>
-      <w:r>
-        <w:rPr>
-          <w:color w:val="000000"/>
-        </w:rPr>
-        <w:t>:</w:t>
-      </w:r>
-    </w:p>
-    <w:p>
-      <w:pPr>
-        <w:numPr>
-          <w:ilvl w:val="1"/>
-          <w:numId w:val="4"/>
+        <w:t>Communication management:</w:t>
+      </w:r>
+    </w:p>
+    <w:p>
+      <w:pPr>
+        <w:numPr>
+          <w:ilvl w:val="2"/>
+          <w:numId w:val="13"/>
         </w:numPr>
         <w:pBdr>
           <w:top w:val="nil"/>
@@ -1216,14 +1279,26 @@
         <w:rPr>
           <w:color w:val="000000"/>
         </w:rPr>
-        <w:t>Query routing</w:t>
-      </w:r>
-    </w:p>
-    <w:p>
-      <w:pPr>
-        <w:numPr>
-          <w:ilvl w:val="1"/>
-          <w:numId w:val="4"/>
+        <w:t>Int</w:t>
+      </w:r>
+      <w:r>
+        <w:rPr>
+          <w:color w:val="000000"/>
+        </w:rPr>
+        <w:t>ra</w:t>
+      </w:r>
+      <w:r>
+        <w:rPr>
+          <w:color w:val="000000"/>
+        </w:rPr>
+        <w:t>-shard communication within each site</w:t>
+      </w:r>
+    </w:p>
+    <w:p>
+      <w:pPr>
+        <w:numPr>
+          <w:ilvl w:val="2"/>
+          <w:numId w:val="13"/>
         </w:numPr>
         <w:pBdr>
           <w:top w:val="nil"/>
@@ -1239,14 +1314,26 @@
         <w:rPr>
           <w:color w:val="000000"/>
         </w:rPr>
-        <w:t>Sharding</w:t>
+        <w:t>Int</w:t>
+      </w:r>
+      <w:r>
+        <w:rPr>
+          <w:color w:val="000000"/>
+        </w:rPr>
+        <w:t>er</w:t>
+      </w:r>
+      <w:r>
+        <w:rPr>
+          <w:color w:val="000000"/>
+        </w:rPr>
+        <w:t>-shard communication between multiple sites</w:t>
       </w:r>
     </w:p>
     <w:p>
       <w:pPr>
         <w:numPr>
           <w:ilvl w:val="1"/>
-          <w:numId w:val="4"/>
+          <w:numId w:val="13"/>
         </w:numPr>
         <w:pBdr>
           <w:top w:val="nil"/>
@@ -1262,14 +1349,14 @@
         <w:rPr>
           <w:color w:val="000000"/>
         </w:rPr>
-        <w:t>Cluster management</w:t>
-      </w:r>
-    </w:p>
-    <w:p>
-      <w:pPr>
-        <w:numPr>
-          <w:ilvl w:val="0"/>
-          <w:numId w:val="4"/>
+        <w:t>Transactions:</w:t>
+      </w:r>
+    </w:p>
+    <w:p>
+      <w:pPr>
+        <w:numPr>
+          <w:ilvl w:val="2"/>
+          <w:numId w:val="13"/>
         </w:numPr>
         <w:pBdr>
           <w:top w:val="nil"/>
@@ -1285,15 +1372,11 @@
         <w:rPr>
           <w:color w:val="000000"/>
         </w:rPr>
-        <w:t>Data sharding:</w:t>
-      </w:r>
-    </w:p>
-    <w:p>
-      <w:pPr>
-        <w:numPr>
-          <w:ilvl w:val="1"/>
-          <w:numId w:val="4"/>
-        </w:numPr>
+        <w:t>CRUD (Create Read Update Delete) queries including cross-shard joins</w:t>
+      </w:r>
+    </w:p>
+    <w:p>
+      <w:pPr>
         <w:pBdr>
           <w:top w:val="nil"/>
           <w:left w:val="nil"/>
@@ -1301,21 +1384,15 @@
           <w:right w:val="nil"/>
           <w:between w:val="nil"/>
         </w:pBdr>
-        <w:spacing w:after="0"/>
-        <w:jc w:val="both"/>
-      </w:pPr>
-      <w:r>
-        <w:rPr>
-          <w:color w:val="000000"/>
-        </w:rPr>
-        <w:t>Key-based/Hashed-based sharding (Algorithmic sharding) with consistent hashing</w:t>
-      </w:r>
-    </w:p>
-    <w:p>
-      <w:pPr>
+        <w:jc w:val="both"/>
+      </w:pPr>
+    </w:p>
+    <w:p>
+      <w:pPr>
+        <w:pStyle w:val="ListParagraph"/>
         <w:numPr>
           <w:ilvl w:val="0"/>
-          <w:numId w:val="4"/>
+          <w:numId w:val="9"/>
         </w:numPr>
         <w:pBdr>
           <w:top w:val="nil"/>
@@ -1324,21 +1401,40 @@
           <w:right w:val="nil"/>
           <w:between w:val="nil"/>
         </w:pBdr>
-        <w:spacing w:after="0"/>
-        <w:jc w:val="both"/>
-      </w:pPr>
-      <w:r>
-        <w:rPr>
-          <w:color w:val="000000"/>
-        </w:rPr>
-        <w:t>Shard distribution:</w:t>
-      </w:r>
-    </w:p>
-    <w:p>
-      <w:pPr>
+        <w:jc w:val="both"/>
+        <w:rPr>
+          <w:b/>
+          <w:bCs/>
+        </w:rPr>
+      </w:pPr>
+      <w:r>
+        <w:rPr>
+          <w:b/>
+          <w:bCs/>
+        </w:rPr>
+        <w:t xml:space="preserve">Database </w:t>
+      </w:r>
+      <w:r>
+        <w:rPr>
+          <w:b/>
+          <w:bCs/>
+        </w:rPr>
+        <w:t>Middleware Implementation</w:t>
+      </w:r>
+      <w:r>
+        <w:rPr>
+          <w:b/>
+          <w:bCs/>
+        </w:rPr>
+        <w:t>:</w:t>
+      </w:r>
+    </w:p>
+    <w:p>
+      <w:pPr>
+        <w:pStyle w:val="ListParagraph"/>
         <w:numPr>
           <w:ilvl w:val="1"/>
-          <w:numId w:val="4"/>
+          <w:numId w:val="14"/>
         </w:numPr>
         <w:pBdr>
           <w:top w:val="nil"/>
@@ -1347,21 +1443,21 @@
           <w:right w:val="nil"/>
           <w:between w:val="nil"/>
         </w:pBdr>
-        <w:spacing w:after="0"/>
-        <w:jc w:val="both"/>
-      </w:pPr>
-      <w:r>
-        <w:rPr>
-          <w:color w:val="000000"/>
-        </w:rPr>
-        <w:t>Multiple shards within each site</w:t>
-      </w:r>
-    </w:p>
-    <w:p>
-      <w:pPr>
-        <w:numPr>
-          <w:ilvl w:val="0"/>
-          <w:numId w:val="4"/>
+        <w:jc w:val="both"/>
+      </w:pPr>
+      <w:r>
+        <w:t>Programming language</w:t>
+      </w:r>
+      <w:r>
+        <w:t>:</w:t>
+      </w:r>
+    </w:p>
+    <w:p>
+      <w:pPr>
+        <w:pStyle w:val="ListParagraph"/>
+        <w:numPr>
+          <w:ilvl w:val="2"/>
+          <w:numId w:val="14"/>
         </w:numPr>
         <w:pBdr>
           <w:top w:val="nil"/>
@@ -1370,21 +1466,18 @@
           <w:right w:val="nil"/>
           <w:between w:val="nil"/>
         </w:pBdr>
-        <w:spacing w:after="0"/>
-        <w:jc w:val="both"/>
-      </w:pPr>
-      <w:r>
-        <w:rPr>
-          <w:color w:val="000000"/>
-        </w:rPr>
-        <w:t>Communication management:</w:t>
-      </w:r>
-    </w:p>
-    <w:p>
-      <w:pPr>
-        <w:numPr>
-          <w:ilvl w:val="3"/>
-          <w:numId w:val="3"/>
+        <w:jc w:val="both"/>
+      </w:pPr>
+      <w:r>
+        <w:t>Python</w:t>
+      </w:r>
+    </w:p>
+    <w:p>
+      <w:pPr>
+        <w:pStyle w:val="ListParagraph"/>
+        <w:numPr>
+          <w:ilvl w:val="1"/>
+          <w:numId w:val="14"/>
         </w:numPr>
         <w:pBdr>
           <w:top w:val="nil"/>
@@ -1393,33 +1486,21 @@
           <w:right w:val="nil"/>
           <w:between w:val="nil"/>
         </w:pBdr>
-        <w:spacing w:after="0"/>
-        <w:jc w:val="both"/>
-      </w:pPr>
-      <w:r>
-        <w:rPr>
-          <w:color w:val="000000"/>
-        </w:rPr>
-        <w:t>Int</w:t>
-      </w:r>
-      <w:r>
-        <w:rPr>
-          <w:color w:val="000000"/>
-        </w:rPr>
-        <w:t>ra</w:t>
-      </w:r>
-      <w:r>
-        <w:rPr>
-          <w:color w:val="000000"/>
-        </w:rPr>
-        <w:t>-shard communication within each site</w:t>
-      </w:r>
-    </w:p>
-    <w:p>
-      <w:pPr>
-        <w:numPr>
-          <w:ilvl w:val="3"/>
-          <w:numId w:val="3"/>
+        <w:jc w:val="both"/>
+      </w:pPr>
+      <w:r>
+        <w:t>Client communication</w:t>
+      </w:r>
+      <w:r>
+        <w:t>:</w:t>
+      </w:r>
+    </w:p>
+    <w:p>
+      <w:pPr>
+        <w:pStyle w:val="ListParagraph"/>
+        <w:numPr>
+          <w:ilvl w:val="2"/>
+          <w:numId w:val="14"/>
         </w:numPr>
         <w:pBdr>
           <w:top w:val="nil"/>
@@ -1428,33 +1509,18 @@
           <w:right w:val="nil"/>
           <w:between w:val="nil"/>
         </w:pBdr>
-        <w:spacing w:after="0"/>
-        <w:jc w:val="both"/>
-      </w:pPr>
-      <w:r>
-        <w:rPr>
-          <w:color w:val="000000"/>
-        </w:rPr>
-        <w:t>Int</w:t>
-      </w:r>
-      <w:r>
-        <w:rPr>
-          <w:color w:val="000000"/>
-        </w:rPr>
-        <w:t>er</w:t>
-      </w:r>
-      <w:r>
-        <w:rPr>
-          <w:color w:val="000000"/>
-        </w:rPr>
-        <w:t>-shard communication between multiple sites</w:t>
-      </w:r>
-    </w:p>
-    <w:p>
-      <w:pPr>
-        <w:numPr>
-          <w:ilvl w:val="0"/>
-          <w:numId w:val="4"/>
+        <w:jc w:val="both"/>
+      </w:pPr>
+      <w:r>
+        <w:t>Message-/Query-oriented</w:t>
+      </w:r>
+    </w:p>
+    <w:p>
+      <w:pPr>
+        <w:pStyle w:val="ListParagraph"/>
+        <w:numPr>
+          <w:ilvl w:val="2"/>
+          <w:numId w:val="14"/>
         </w:numPr>
         <w:pBdr>
           <w:top w:val="nil"/>
@@ -1463,21 +1529,18 @@
           <w:right w:val="nil"/>
           <w:between w:val="nil"/>
         </w:pBdr>
-        <w:spacing w:after="0"/>
-        <w:jc w:val="both"/>
-      </w:pPr>
-      <w:r>
-        <w:rPr>
-          <w:color w:val="000000"/>
-        </w:rPr>
-        <w:t>Transactions:</w:t>
-      </w:r>
-    </w:p>
-    <w:p>
-      <w:pPr>
-        <w:numPr>
-          <w:ilvl w:val="1"/>
-          <w:numId w:val="4"/>
+        <w:jc w:val="both"/>
+      </w:pPr>
+      <w:r>
+        <w:t>API calls to middleware</w:t>
+      </w:r>
+    </w:p>
+    <w:p>
+      <w:pPr>
+        <w:pStyle w:val="ListParagraph"/>
+        <w:numPr>
+          <w:ilvl w:val="2"/>
+          <w:numId w:val="14"/>
         </w:numPr>
         <w:pBdr>
           <w:top w:val="nil"/>
@@ -1489,14 +1552,16 @@
         <w:jc w:val="both"/>
       </w:pPr>
       <w:r>
-        <w:rPr>
-          <w:color w:val="000000"/>
-        </w:rPr>
-        <w:t>CRUD (Create Read Update Delete) queries including cross-shard joins</w:t>
-      </w:r>
-    </w:p>
-    <w:p>
-      <w:pPr>
+        <w:t>Separation of functionalities between client and middleware</w:t>
+      </w:r>
+    </w:p>
+    <w:p>
+      <w:pPr>
+        <w:pStyle w:val="ListParagraph"/>
+        <w:numPr>
+          <w:ilvl w:val="2"/>
+          <w:numId w:val="14"/>
+        </w:numPr>
         <w:pBdr>
           <w:top w:val="nil"/>
           <w:left w:val="nil"/>
@@ -1506,13 +1571,19 @@
         </w:pBdr>
         <w:jc w:val="both"/>
       </w:pPr>
+      <w:r>
+        <w:t xml:space="preserve">Global logical </w:t>
+      </w:r>
+      <w:r>
+        <w:t>database view</w:t>
+      </w:r>
     </w:p>
     <w:p>
       <w:pPr>
         <w:pStyle w:val="ListParagraph"/>
         <w:numPr>
-          <w:ilvl w:val="0"/>
-          <w:numId w:val="7"/>
+          <w:ilvl w:val="1"/>
+          <w:numId w:val="14"/>
         </w:numPr>
         <w:pBdr>
           <w:top w:val="nil"/>
@@ -1522,30 +1593,11 @@
           <w:between w:val="nil"/>
         </w:pBdr>
         <w:jc w:val="both"/>
-        <w:rPr>
-          <w:b/>
-          <w:bCs/>
-        </w:rPr>
-      </w:pPr>
-      <w:r>
-        <w:rPr>
-          <w:b/>
-          <w:bCs/>
-        </w:rPr>
-        <w:t xml:space="preserve">Database </w:t>
-      </w:r>
-      <w:r>
-        <w:rPr>
-          <w:b/>
-          <w:bCs/>
-        </w:rPr>
-        <w:t>Middleware Implementation</w:t>
-      </w:r>
-      <w:r>
-        <w:rPr>
-          <w:b/>
-          <w:bCs/>
-        </w:rPr>
+      </w:pPr>
+      <w:r>
+        <w:t>Distributed Database Management System (DDMS) communication</w:t>
+      </w:r>
+      <w:r>
         <w:t>:</w:t>
       </w:r>
     </w:p>
@@ -1553,8 +1605,8 @@
       <w:pPr>
         <w:pStyle w:val="ListParagraph"/>
         <w:numPr>
-          <w:ilvl w:val="1"/>
-          <w:numId w:val="7"/>
+          <w:ilvl w:val="2"/>
+          <w:numId w:val="14"/>
         </w:numPr>
         <w:pBdr>
           <w:top w:val="nil"/>
@@ -1566,7 +1618,7 @@
         <w:jc w:val="both"/>
       </w:pPr>
       <w:r>
-        <w:t>Type:</w:t>
+        <w:t>API calls between middleware and DDMS</w:t>
       </w:r>
     </w:p>
     <w:p>
@@ -1574,7 +1626,7 @@
         <w:pStyle w:val="ListParagraph"/>
         <w:numPr>
           <w:ilvl w:val="1"/>
-          <w:numId w:val="4"/>
+          <w:numId w:val="14"/>
         </w:numPr>
         <w:pBdr>
           <w:top w:val="nil"/>
@@ -1586,7 +1638,10 @@
         <w:jc w:val="both"/>
       </w:pPr>
       <w:r>
-        <w:t>Message-/Query-oriented</w:t>
+        <w:t>Functionalities</w:t>
+      </w:r>
+      <w:r>
+        <w:t>:</w:t>
       </w:r>
     </w:p>
     <w:p>
@@ -1594,7 +1649,7 @@
         <w:pStyle w:val="ListParagraph"/>
         <w:numPr>
           <w:ilvl w:val="1"/>
-          <w:numId w:val="7"/>
+          <w:numId w:val="14"/>
         </w:numPr>
         <w:pBdr>
           <w:top w:val="nil"/>
@@ -1606,15 +1661,18 @@
         <w:jc w:val="both"/>
       </w:pPr>
       <w:r>
-        <w:t>Programming language</w:t>
+        <w:t>Components to implement</w:t>
+      </w:r>
+      <w:r>
+        <w:t>:</w:t>
       </w:r>
     </w:p>
     <w:p>
       <w:pPr>
         <w:pStyle w:val="ListParagraph"/>
         <w:numPr>
-          <w:ilvl w:val="1"/>
-          <w:numId w:val="4"/>
+          <w:ilvl w:val="2"/>
+          <w:numId w:val="14"/>
         </w:numPr>
         <w:pBdr>
           <w:top w:val="nil"/>
@@ -1626,15 +1684,15 @@
         <w:jc w:val="both"/>
       </w:pPr>
       <w:r>
-        <w:t>Python</w:t>
+        <w:t>Query routing</w:t>
       </w:r>
     </w:p>
     <w:p>
       <w:pPr>
         <w:pStyle w:val="ListParagraph"/>
         <w:numPr>
-          <w:ilvl w:val="1"/>
-          <w:numId w:val="7"/>
+          <w:ilvl w:val="2"/>
+          <w:numId w:val="14"/>
         </w:numPr>
         <w:pBdr>
           <w:top w:val="nil"/>
@@ -1646,144 +1704,15 @@
         <w:jc w:val="both"/>
       </w:pPr>
       <w:r>
-        <w:t>Client communication</w:t>
+        <w:t>Shard management</w:t>
       </w:r>
     </w:p>
     <w:p>
       <w:pPr>
         <w:pStyle w:val="ListParagraph"/>
         <w:numPr>
-          <w:ilvl w:val="1"/>
-          <w:numId w:val="7"/>
-        </w:numPr>
-        <w:pBdr>
-          <w:top w:val="nil"/>
-          <w:left w:val="nil"/>
-          <w:bottom w:val="nil"/>
-          <w:right w:val="nil"/>
-          <w:between w:val="nil"/>
-        </w:pBdr>
-        <w:jc w:val="both"/>
-      </w:pPr>
-      <w:r>
-        <w:t>Distributed Database Management System (DDMS) communication</w:t>
-      </w:r>
-    </w:p>
-    <w:p>
-      <w:pPr>
-        <w:pStyle w:val="ListParagraph"/>
-        <w:numPr>
-          <w:ilvl w:val="1"/>
-          <w:numId w:val="7"/>
-        </w:numPr>
-        <w:pBdr>
-          <w:top w:val="nil"/>
-          <w:left w:val="nil"/>
-          <w:bottom w:val="nil"/>
-          <w:right w:val="nil"/>
-          <w:between w:val="nil"/>
-        </w:pBdr>
-        <w:jc w:val="both"/>
-      </w:pPr>
-      <w:r>
-        <w:t>Functionalities</w:t>
-      </w:r>
-    </w:p>
-    <w:p>
-      <w:pPr>
-        <w:pStyle w:val="ListParagraph"/>
-        <w:numPr>
-          <w:ilvl w:val="1"/>
-          <w:numId w:val="7"/>
-        </w:numPr>
-        <w:pBdr>
-          <w:top w:val="nil"/>
-          <w:left w:val="nil"/>
-          <w:bottom w:val="nil"/>
-          <w:right w:val="nil"/>
-          <w:between w:val="nil"/>
-        </w:pBdr>
-        <w:jc w:val="both"/>
-      </w:pPr>
-      <w:r>
-        <w:t>Components to implement</w:t>
-      </w:r>
-      <w:r>
-        <w:t>:</w:t>
-      </w:r>
-    </w:p>
-    <w:p>
-      <w:pPr>
-        <w:pStyle w:val="ListParagraph"/>
-        <w:numPr>
-          <w:ilvl w:val="1"/>
-          <w:numId w:val="4"/>
-        </w:numPr>
-        <w:pBdr>
-          <w:top w:val="nil"/>
-          <w:left w:val="nil"/>
-          <w:bottom w:val="nil"/>
-          <w:right w:val="nil"/>
-          <w:between w:val="nil"/>
-        </w:pBdr>
-        <w:jc w:val="both"/>
-      </w:pPr>
-      <w:r>
-        <w:t>Query routing</w:t>
-      </w:r>
-    </w:p>
-    <w:p>
-      <w:pPr>
-        <w:pStyle w:val="ListParagraph"/>
-        <w:numPr>
-          <w:ilvl w:val="1"/>
-          <w:numId w:val="4"/>
-        </w:numPr>
-        <w:pBdr>
-          <w:top w:val="nil"/>
-          <w:left w:val="nil"/>
-          <w:bottom w:val="nil"/>
-          <w:right w:val="nil"/>
-          <w:between w:val="nil"/>
-        </w:pBdr>
-        <w:jc w:val="both"/>
-      </w:pPr>
-      <w:r>
-        <w:t xml:space="preserve">Data </w:t>
-      </w:r>
-      <w:r>
-        <w:t>aggregation?</w:t>
-      </w:r>
-      <w:r>
-        <w:t xml:space="preserve"> </w:t>
-      </w:r>
-    </w:p>
-    <w:p>
-      <w:pPr>
-        <w:pStyle w:val="ListParagraph"/>
-        <w:numPr>
-          <w:ilvl w:val="1"/>
-          <w:numId w:val="4"/>
-        </w:numPr>
-        <w:pBdr>
-          <w:top w:val="nil"/>
-          <w:left w:val="nil"/>
-          <w:bottom w:val="nil"/>
-          <w:right w:val="nil"/>
-          <w:between w:val="nil"/>
-        </w:pBdr>
-        <w:jc w:val="both"/>
-      </w:pPr>
-      <w:r>
-        <w:t>Shard management</w:t>
-      </w:r>
-    </w:p>
-    <w:p>
-      <w:pPr>
-        <w:pStyle w:val="ListParagraph"/>
-        <w:numPr>
-          <w:ilvl w:val="1"/>
-          <w:numId w:val="4"/>
+          <w:ilvl w:val="2"/>
+          <w:numId w:val="14"/>
         </w:numPr>
         <w:pBdr>
           <w:top w:val="nil"/>
@@ -1813,60 +1742,163 @@
     </w:p>
     <w:p>
       <w:pPr>
+        <w:jc w:val="both"/>
+      </w:pPr>
+    </w:p>
+    <w:p>
+      <w:pPr>
+        <w:jc w:val="both"/>
+      </w:pPr>
+    </w:p>
+    <w:p>
+      <w:pPr>
+        <w:jc w:val="both"/>
+        <w:rPr>
+          <w:b/>
+          <w:bCs/>
+        </w:rPr>
+      </w:pPr>
+      <w:r>
+        <w:rPr>
+          <w:b/>
+          <w:bCs/>
+        </w:rPr>
+        <w:lastRenderedPageBreak/>
+        <w:t># Open Questions:</w:t>
+      </w:r>
+    </w:p>
+    <w:p>
+      <w:pPr>
         <w:pStyle w:val="ListParagraph"/>
-        <w:pBdr>
-          <w:top w:val="nil"/>
-          <w:left w:val="nil"/>
-          <w:bottom w:val="nil"/>
-          <w:right w:val="nil"/>
-          <w:between w:val="nil"/>
-        </w:pBdr>
-        <w:jc w:val="both"/>
-      </w:pPr>
+        <w:numPr>
+          <w:ilvl w:val="0"/>
+          <w:numId w:val="17"/>
+        </w:numPr>
+        <w:jc w:val="both"/>
+      </w:pPr>
+      <w:r>
+        <w:t>Single point of failure: Middleware. What happens when the middleware fails?</w:t>
+      </w:r>
     </w:p>
     <w:p>
       <w:pPr>
         <w:pStyle w:val="ListParagraph"/>
-        <w:pBdr>
-          <w:top w:val="nil"/>
-          <w:left w:val="nil"/>
-          <w:bottom w:val="nil"/>
-          <w:right w:val="nil"/>
-          <w:between w:val="nil"/>
-        </w:pBdr>
-        <w:jc w:val="both"/>
-      </w:pPr>
+        <w:numPr>
+          <w:ilvl w:val="0"/>
+          <w:numId w:val="17"/>
+        </w:numPr>
+        <w:jc w:val="both"/>
+      </w:pPr>
+      <w:r>
+        <w:t>Transparency: Middleware needs to know all the sites and all authenticated clients.</w:t>
+      </w:r>
     </w:p>
     <w:p>
       <w:pPr>
         <w:pStyle w:val="ListParagraph"/>
         <w:numPr>
           <w:ilvl w:val="0"/>
-          <w:numId w:val="7"/>
-        </w:numPr>
-        <w:pBdr>
-          <w:top w:val="nil"/>
-          <w:left w:val="nil"/>
-          <w:bottom w:val="nil"/>
-          <w:right w:val="nil"/>
-          <w:between w:val="nil"/>
-        </w:pBdr>
-        <w:jc w:val="both"/>
-      </w:pPr>
-      <w:r>
-        <w:t>Distributed Database Management System (DDMS):</w:t>
-      </w:r>
-    </w:p>
-    <w:p>
-      <w:pPr>
-        <w:ind w:left="2160"/>
-        <w:jc w:val="both"/>
-      </w:pPr>
-    </w:p>
-    <w:p>
-      <w:pPr>
-        <w:jc w:val="both"/>
-      </w:pPr>
+          <w:numId w:val="17"/>
+        </w:numPr>
+        <w:jc w:val="both"/>
+      </w:pPr>
+      <w:r>
+        <w:t>Authentication: Middleware needs to accept queries from the authenticated clients.</w:t>
+      </w:r>
+    </w:p>
+    <w:p>
+      <w:pPr>
+        <w:pStyle w:val="ListParagraph"/>
+        <w:numPr>
+          <w:ilvl w:val="0"/>
+          <w:numId w:val="17"/>
+        </w:numPr>
+        <w:jc w:val="both"/>
+      </w:pPr>
+      <w:r>
+        <w:t>Client implementation: Client needs to load middleware module for API calls.</w:t>
+      </w:r>
+    </w:p>
+    <w:p>
+      <w:pPr>
+        <w:pStyle w:val="ListParagraph"/>
+        <w:numPr>
+          <w:ilvl w:val="0"/>
+          <w:numId w:val="17"/>
+        </w:numPr>
+        <w:jc w:val="both"/>
+      </w:pPr>
+      <w:r>
+        <w:t>Query routing: Middleware needs to route the query to designated sites</w:t>
+      </w:r>
+    </w:p>
+    <w:p>
+      <w:pPr>
+        <w:pStyle w:val="ListParagraph"/>
+        <w:numPr>
+          <w:ilvl w:val="0"/>
+          <w:numId w:val="17"/>
+        </w:numPr>
+        <w:jc w:val="both"/>
+      </w:pPr>
+      <w:r>
+        <w:t>Performance overhead:</w:t>
+      </w:r>
+    </w:p>
+    <w:p>
+      <w:pPr>
+        <w:pStyle w:val="ListParagraph"/>
+        <w:numPr>
+          <w:ilvl w:val="1"/>
+          <w:numId w:val="17"/>
+        </w:numPr>
+        <w:jc w:val="both"/>
+      </w:pPr>
+      <w:r>
+        <w:t>Middleware needs to distribute shards within each site and among all other sites in consistent manner.</w:t>
+      </w:r>
+    </w:p>
+    <w:p>
+      <w:pPr>
+        <w:pStyle w:val="ListParagraph"/>
+        <w:numPr>
+          <w:ilvl w:val="1"/>
+          <w:numId w:val="17"/>
+        </w:numPr>
+        <w:jc w:val="both"/>
+      </w:pPr>
+      <w:r>
+        <w:t>Middleware needs to send requests to the DDMS for all concurrent queries, which leads to performance bottleneck and scalability problem.</w:t>
+      </w:r>
+    </w:p>
+    <w:p>
+      <w:pPr>
+        <w:pStyle w:val="ListParagraph"/>
+        <w:numPr>
+          <w:ilvl w:val="1"/>
+          <w:numId w:val="17"/>
+        </w:numPr>
+        <w:jc w:val="both"/>
+      </w:pPr>
+      <w:r>
+        <w:t>Middleware needs to aggregate intermediate results from multiple shards to provide desired and correct output to clients’ query.</w:t>
+      </w:r>
+      <w:r>
+        <w:t xml:space="preserve"> OR: Delegate the functionality to the DDMS</w:t>
+      </w:r>
+    </w:p>
+    <w:p>
+      <w:pPr>
+        <w:pStyle w:val="ListParagraph"/>
+        <w:numPr>
+          <w:ilvl w:val="1"/>
+          <w:numId w:val="17"/>
+        </w:numPr>
+        <w:jc w:val="both"/>
+      </w:pPr>
+      <w:r>
+        <w:t>Middleware needs to manage geo-distributed cluster of sites.</w:t>
+      </w:r>
     </w:p>
     <w:p>
       <w:pPr>
@@ -2229,7 +2261,7 @@
                 <v:path arrowok="t" fillok="f" o:connecttype="none"/>
                 <o:lock v:ext="edit" shapetype="t"/>
               </v:shapetype>
-              <v:shape id="Straight Arrow Connector 247" o:spid="_x0000_s1026" type="#_x0000_t32" style="position:absolute;margin-left:360.15pt;margin-top:21pt;width:50.8pt;height:63.3pt;flip:x;z-index:251667456;visibility:visible;mso-wrap-style:square;mso-wrap-distance-left:9pt;mso-wrap-distance-top:0;mso-wrap-distance-right:9pt;mso-wrap-distance-bottom:0;mso-position-horizontal:absolute;mso-position-horizontal-relative:text;mso-position-vertical:absolute;mso-position-vertical-relative:text" o:gfxdata="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" strokecolor="#4472c4 [3204]">
+              <v:shape id="Straight Arrow Connector 247" o:spid="_x0000_s1026" type="#_x0000_t32" style="position:absolute;margin-left:360.15pt;margin-top:21pt;width:50.8pt;height:63.3pt;flip:x;z-index:251667456;visibility:visible;mso-wrap-style:square;mso-wrap-distance-left:9pt;mso-wrap-distance-top:0;mso-wrap-distance-right:9pt;mso-wrap-distance-bottom:0;mso-position-horizontal:absolute;mso-position-horizontal-relative:text;mso-position-vertical:absolute;mso-position-vertical-relative:text" o:gfxdata="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" strokecolor="#4472c4 [3204]">
                 <v:stroke startarrowwidth="narrow" startarrowlength="short" endarrowwidth="narrow" endarrowlength="short" joinstyle="miter"/>
               </v:shape>
             </w:pict>
@@ -2288,7 +2320,7 @@
           </mc:Choice>
           <mc:Fallback>
             <w:pict>
-              <v:shape w14:anchorId="609EEC72" id="Straight Arrow Connector 225" o:spid="_x0000_s1026" type="#_x0000_t32" style="position:absolute;margin-left:313pt;margin-top:16.75pt;width:9.5pt;height:62.1pt;flip:x;z-index:251666432;visibility:visible;mso-wrap-style:square;mso-wrap-distance-left:9pt;mso-wrap-distance-top:0;mso-wrap-distance-right:9pt;mso-wrap-distance-bottom:0;mso-position-horizontal:absolute;mso-position-horizontal-relative:text;mso-position-vertical:absolute;mso-position-vertical-relative:text" o:gfxdata="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" strokecolor="#4472c4 [3204]">
+              <v:shape w14:anchorId="609EEC72" id="Straight Arrow Connector 225" o:spid="_x0000_s1026" type="#_x0000_t32" style="position:absolute;margin-left:313pt;margin-top:16.75pt;width:9.5pt;height:62.1pt;flip:x;z-index:251666432;visibility:visible;mso-wrap-style:square;mso-wrap-distance-left:9pt;mso-wrap-distance-top:0;mso-wrap-distance-right:9pt;mso-wrap-distance-bottom:0;mso-position-horizontal:absolute;mso-position-horizontal-relative:text;mso-position-vertical:absolute;mso-position-vertical-relative:text" o:gfxdata="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" strokecolor="#4472c4 [3204]">
                 <v:stroke startarrowwidth="narrow" startarrowlength="short" endarrowwidth="narrow" endarrowlength="short" joinstyle="miter"/>
               </v:shape>
             </w:pict>
@@ -2347,7 +2379,7 @@
           </mc:Choice>
           <mc:Fallback>
             <w:pict>
-              <v:shape w14:anchorId="3FFD71CD" id="Straight Arrow Connector 242" o:spid="_x0000_s1026" type="#_x0000_t32" style="position:absolute;margin-left:229.4pt;margin-top:19.55pt;width:3.9pt;height:70.25pt;flip:x;z-index:251665408;visibility:visible;mso-wrap-style:square;mso-wrap-distance-left:9pt;mso-wrap-distance-top:0;mso-wrap-distance-right:9pt;mso-wrap-distance-bottom:0;mso-position-horizontal:absolute;mso-position-horizontal-relative:text;mso-position-vertical:absolute;mso-position-vertical-relative:text" o:gfxdata="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" strokecolor="#4472c4 [3204]">
+              <v:shape w14:anchorId="3FFD71CD" id="Straight Arrow Connector 242" o:spid="_x0000_s1026" type="#_x0000_t32" style="position:absolute;margin-left:229.4pt;margin-top:19.55pt;width:3.9pt;height:70.25pt;flip:x;z-index:251665408;visibility:visible;mso-wrap-style:square;mso-wrap-distance-left:9pt;mso-wrap-distance-top:0;mso-wrap-distance-right:9pt;mso-wrap-distance-bottom:0;mso-position-horizontal:absolute;mso-position-horizontal-relative:text;mso-position-vertical:absolute;mso-position-vertical-relative:text" o:gfxdata="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" strokecolor="#4472c4 [3204]">
                 <v:stroke startarrowwidth="narrow" startarrowlength="short" endarrowwidth="narrow" endarrowlength="short" joinstyle="miter"/>
               </v:shape>
             </w:pict>
@@ -2406,7 +2438,7 @@
           </mc:Choice>
           <mc:Fallback>
             <w:pict>
-              <v:shape w14:anchorId="75422C4F" id="Straight Arrow Connector 237" o:spid="_x0000_s1026" type="#_x0000_t32" style="position:absolute;margin-left:138.7pt;margin-top:19.75pt;width:6.4pt;height:64.6pt;z-index:251664384;visibility:visible;mso-wrap-style:square;mso-wrap-distance-left:9pt;mso-wrap-distance-top:0;mso-wrap-distance-right:9pt;mso-wrap-distance-bottom:0;mso-position-horizontal:absolute;mso-position-horizontal-relative:text;mso-position-vertical:absolute;mso-position-vertical-relative:text" o:gfxdata="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" strokecolor="#4472c4 [3204]">
+              <v:shape w14:anchorId="75422C4F" id="Straight Arrow Connector 237" o:spid="_x0000_s1026" type="#_x0000_t32" style="position:absolute;margin-left:138.7pt;margin-top:19.75pt;width:6.4pt;height:64.6pt;z-index:251664384;visibility:visible;mso-wrap-style:square;mso-wrap-distance-left:9pt;mso-wrap-distance-top:0;mso-wrap-distance-right:9pt;mso-wrap-distance-bottom:0;mso-position-horizontal:absolute;mso-position-horizontal-relative:text;mso-position-vertical:absolute;mso-position-vertical-relative:text" o:gfxdata="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" strokecolor="#4472c4 [3204]">
                 <v:stroke startarrowwidth="narrow" startarrowlength="short" endarrowwidth="narrow" endarrowlength="short" joinstyle="miter"/>
               </v:shape>
             </w:pict>
@@ -2465,7 +2497,7 @@
           </mc:Choice>
           <mc:Fallback>
             <w:pict>
-              <v:shape w14:anchorId="09E38EC0" id="Straight Arrow Connector 224" o:spid="_x0000_s1026" type="#_x0000_t32" style="position:absolute;margin-left:46.25pt;margin-top:19.65pt;width:58.35pt;height:63.35pt;z-index:251663360;visibility:visible;mso-wrap-style:square;mso-wrap-distance-left:9pt;mso-wrap-distance-top:0;mso-wrap-distance-right:9pt;mso-wrap-distance-bottom:0;mso-position-horizontal:absolute;mso-position-horizontal-relative:text;mso-position-vertical:absolute;mso-position-vertical-relative:text" o:gfxdata="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" strokecolor="#4472c4 [3204]">
+              <v:shape w14:anchorId="09E38EC0" id="Straight Arrow Connector 224" o:spid="_x0000_s1026" type="#_x0000_t32" style="position:absolute;margin-left:46.25pt;margin-top:19.65pt;width:58.35pt;height:63.35pt;z-index:251663360;visibility:visible;mso-wrap-style:square;mso-wrap-distance-left:9pt;mso-wrap-distance-top:0;mso-wrap-distance-right:9pt;mso-wrap-distance-bottom:0;mso-position-horizontal:absolute;mso-position-horizontal-relative:text;mso-position-vertical:absolute;mso-position-vertical-relative:text" o:gfxdata="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" strokecolor="#4472c4 [3204]">
                 <v:stroke startarrowwidth="narrow" startarrowlength="short" endarrowwidth="narrow" endarrowlength="short" joinstyle="miter"/>
               </v:shape>
             </w:pict>
@@ -2566,7 +2598,7 @@
           </mc:Choice>
           <mc:Fallback>
             <w:pict>
-              <v:rect w14:anchorId="0BC4EDC1" id="Rectangle 1" o:spid="_x0000_s1026" style="position:absolute;left:0;text-align:left;margin-left:135pt;margin-top:4.05pt;width:87.35pt;height:22.05pt;z-index:251657215;visibility:visible;mso-wrap-style:square;mso-width-percent:0;mso-height-percent:0;mso-wrap-distance-left:9pt;mso-wrap-distance-top:3.6pt;mso-wrap-distance-right:9pt;mso-wrap-distance-bottom:3.6pt;mso-position-horizontal:absolute;mso-position-horizontal-relative:text;mso-position-vertical:absolute;mso-position-vertical-relative:text;mso-width-percent:0;mso-height-percent:0;mso-width-relative:margin;mso-height-relative:margin;v-text-anchor:top" o:gfxdata="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" strokecolor="white [3201]">
+              <v:rect w14:anchorId="0BC4EDC1" id="Rectangle 1" o:spid="_x0000_s1026" style="position:absolute;left:0;text-align:left;margin-left:135pt;margin-top:4.05pt;width:87.35pt;height:22.05pt;z-index:251657215;visibility:visible;mso-wrap-style:square;mso-width-percent:0;mso-height-percent:0;mso-wrap-distance-left:9pt;mso-wrap-distance-top:3.6pt;mso-wrap-distance-right:9pt;mso-wrap-distance-bottom:3.6pt;mso-position-horizontal:absolute;mso-position-horizontal-relative:text;mso-position-vertical:absolute;mso-position-vertical-relative:text;mso-width-percent:0;mso-height-percent:0;mso-width-relative:margin;mso-height-relative:margin;v-text-anchor:top" o:gfxdata="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" strokecolor="white [3201]">
                 <v:stroke startarrowwidth="narrow" startarrowlength="short" endarrowwidth="narrow" endarrowlength="short"/>
                 <v:textbox inset="2.53958mm,1.2694mm,2.53958mm,1.2694mm">
                   <w:txbxContent>
@@ -2606,11 +2638,6 @@
       <w:pPr>
         <w:jc w:val="both"/>
       </w:pPr>
-    </w:p>
-    <w:p>
-      <w:pPr>
-        <w:jc w:val="both"/>
-      </w:pPr>
       <w:r>
         <w:rPr>
           <w:noProof/>
@@ -2618,7 +2645,168 @@
         <mc:AlternateContent>
           <mc:Choice Requires="wps">
             <w:drawing>
-              <wp:anchor distT="0" distB="0" distL="114300" distR="114300" simplePos="0" relativeHeight="251668480" behindDoc="0" locked="0" layoutInCell="1" hidden="0" allowOverlap="1" wp14:anchorId="71DDD961" wp14:editId="49DC31F9">
+              <wp:anchor distT="0" distB="0" distL="114300" distR="114300" simplePos="0" relativeHeight="251689984" behindDoc="0" locked="0" layoutInCell="1" allowOverlap="1" wp14:anchorId="5C5A18E5" wp14:editId="4A5A7937">
+                <wp:simplePos x="0" y="0"/>
+                <wp:positionH relativeFrom="column">
+                  <wp:posOffset>646010</wp:posOffset>
+                </wp:positionH>
+                <wp:positionV relativeFrom="paragraph">
+                  <wp:posOffset>207010</wp:posOffset>
+                </wp:positionV>
+                <wp:extent cx="4794935" cy="7200"/>
+                <wp:effectExtent l="0" t="0" r="5715" b="31115"/>
+                <wp:wrapNone/>
+                <wp:docPr id="6" name="Straight Connector 6"/>
+                <wp:cNvGraphicFramePr/>
+                <a:graphic xmlns:a="http://schemas.openxmlformats.org/drawingml/2006/main">
+                  <a:graphicData uri="http://schemas.microsoft.com/office/word/2010/wordprocessingShape">
+                    <wps:wsp>
+                      <wps:cNvCnPr/>
+                      <wps:spPr>
+                        <a:xfrm flipV="1">
+                          <a:off x="0" y="0"/>
+                          <a:ext cx="4794935" cy="7200"/>
+                        </a:xfrm>
+                        <a:prstGeom prst="line">
+                          <a:avLst/>
+                        </a:prstGeom>
+                        <a:ln w="9525" cap="flat" cmpd="sng" algn="ctr">
+                          <a:solidFill>
+                            <a:schemeClr val="dk1"/>
+                          </a:solidFill>
+                          <a:prstDash val="dash"/>
+                          <a:round/>
+                          <a:headEnd type="none" w="med" len="med"/>
+                          <a:tailEnd type="none" w="med" len="med"/>
+                        </a:ln>
+                      </wps:spPr>
+                      <wps:style>
+                        <a:lnRef idx="0">
+                          <a:scrgbClr r="0" g="0" b="0"/>
+                        </a:lnRef>
+                        <a:fillRef idx="0">
+                          <a:scrgbClr r="0" g="0" b="0"/>
+                        </a:fillRef>
+                        <a:effectRef idx="0">
+                          <a:scrgbClr r="0" g="0" b="0"/>
+                        </a:effectRef>
+                        <a:fontRef idx="minor">
+                          <a:schemeClr val="tx1"/>
+                        </a:fontRef>
+                      </wps:style>
+                      <wps:bodyPr/>
+                    </wps:wsp>
+                  </a:graphicData>
+                </a:graphic>
+                <wp14:sizeRelH relativeFrom="margin">
+                  <wp14:pctWidth>0</wp14:pctWidth>
+                </wp14:sizeRelH>
+                <wp14:sizeRelV relativeFrom="margin">
+                  <wp14:pctHeight>0</wp14:pctHeight>
+                </wp14:sizeRelV>
+              </wp:anchor>
+            </w:drawing>
+          </mc:Choice>
+          <mc:Fallback>
+            <w:pict>
+              <v:line w14:anchorId="6AB65DC3" id="Straight Connector 6" o:spid="_x0000_s1026" style="position:absolute;flip:y;z-index:251689984;visibility:visible;mso-wrap-style:square;mso-width-percent:0;mso-height-percent:0;mso-wrap-distance-left:9pt;mso-wrap-distance-top:0;mso-wrap-distance-right:9pt;mso-wrap-distance-bottom:0;mso-position-horizontal:absolute;mso-position-horizontal-relative:text;mso-position-vertical:absolute;mso-position-vertical-relative:text;mso-width-percent:0;mso-height-percent:0;mso-width-relative:margin;mso-height-relative:margin" from="50.85pt,16.3pt" to="428.4pt,16.85pt" o:gfxdata="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" strokecolor="black [3200]">
+                <v:stroke dashstyle="dash"/>
+              </v:line>
+            </w:pict>
+          </mc:Fallback>
+        </mc:AlternateContent>
+      </w:r>
+      <w:r>
+        <w:rPr>
+          <w:noProof/>
+        </w:rPr>
+        <mc:AlternateContent>
+          <mc:Choice Requires="wps">
+            <w:drawing>
+              <wp:anchor distT="0" distB="0" distL="114300" distR="114300" simplePos="0" relativeHeight="251686912" behindDoc="0" locked="0" layoutInCell="1" allowOverlap="1" wp14:anchorId="0B0F9EA5" wp14:editId="24E7BB94">
+                <wp:simplePos x="0" y="0"/>
+                <wp:positionH relativeFrom="column">
+                  <wp:posOffset>648000</wp:posOffset>
+                </wp:positionH>
+                <wp:positionV relativeFrom="paragraph">
+                  <wp:posOffset>218435</wp:posOffset>
+                </wp:positionV>
+                <wp:extent cx="28800" cy="1620000"/>
+                <wp:effectExtent l="0" t="0" r="28575" b="18415"/>
+                <wp:wrapNone/>
+                <wp:docPr id="4" name="Straight Connector 4"/>
+                <wp:cNvGraphicFramePr/>
+                <a:graphic xmlns:a="http://schemas.openxmlformats.org/drawingml/2006/main">
+                  <a:graphicData uri="http://schemas.microsoft.com/office/word/2010/wordprocessingShape">
+                    <wps:wsp>
+                      <wps:cNvCnPr/>
+                      <wps:spPr>
+                        <a:xfrm flipH="1" flipV="1">
+                          <a:off x="0" y="0"/>
+                          <a:ext cx="28800" cy="1620000"/>
+                        </a:xfrm>
+                        <a:prstGeom prst="line">
+                          <a:avLst/>
+                        </a:prstGeom>
+                        <a:ln w="9525" cap="flat" cmpd="sng" algn="ctr">
+                          <a:solidFill>
+                            <a:schemeClr val="dk1"/>
+                          </a:solidFill>
+                          <a:prstDash val="dash"/>
+                          <a:round/>
+                          <a:headEnd type="none" w="med" len="med"/>
+                          <a:tailEnd type="none" w="med" len="med"/>
+                        </a:ln>
+                      </wps:spPr>
+                      <wps:style>
+                        <a:lnRef idx="0">
+                          <a:scrgbClr r="0" g="0" b="0"/>
+                        </a:lnRef>
+                        <a:fillRef idx="0">
+                          <a:scrgbClr r="0" g="0" b="0"/>
+                        </a:fillRef>
+                        <a:effectRef idx="0">
+                          <a:scrgbClr r="0" g="0" b="0"/>
+                        </a:effectRef>
+                        <a:fontRef idx="minor">
+                          <a:schemeClr val="tx1"/>
+                        </a:fontRef>
+                      </wps:style>
+                      <wps:bodyPr/>
+                    </wps:wsp>
+                  </a:graphicData>
+                </a:graphic>
+                <wp14:sizeRelH relativeFrom="margin">
+                  <wp14:pctWidth>0</wp14:pctWidth>
+                </wp14:sizeRelH>
+                <wp14:sizeRelV relativeFrom="margin">
+                  <wp14:pctHeight>0</wp14:pctHeight>
+                </wp14:sizeRelV>
+              </wp:anchor>
+            </w:drawing>
+          </mc:Choice>
+          <mc:Fallback>
+            <w:pict>
+              <v:line w14:anchorId="1C6F590B" id="Straight Connector 4" o:spid="_x0000_s1026" style="position:absolute;flip:x y;z-index:251686912;visibility:visible;mso-wrap-style:square;mso-width-percent:0;mso-height-percent:0;mso-wrap-distance-left:9pt;mso-wrap-distance-top:0;mso-wrap-distance-right:9pt;mso-wrap-distance-bottom:0;mso-position-horizontal:absolute;mso-position-horizontal-relative:text;mso-position-vertical:absolute;mso-position-vertical-relative:text;mso-width-percent:0;mso-height-percent:0;mso-width-relative:margin;mso-height-relative:margin" from="51pt,17.2pt" to="53.25pt,144.75pt" o:gfxdata="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" strokecolor="black [3200]">
+                <v:stroke dashstyle="dash"/>
+              </v:line>
+            </w:pict>
+          </mc:Fallback>
+        </mc:AlternateContent>
+      </w:r>
+    </w:p>
+    <w:p>
+      <w:pPr>
+        <w:jc w:val="both"/>
+      </w:pPr>
+      <w:r>
+        <w:rPr>
+          <w:noProof/>
+        </w:rPr>
+        <mc:AlternateContent>
+          <mc:Choice Requires="wps">
+            <w:drawing>
+              <wp:anchor distT="0" distB="0" distL="114300" distR="114300" simplePos="0" relativeHeight="251668480" behindDoc="0" locked="0" layoutInCell="1" hidden="0" allowOverlap="1" wp14:anchorId="71DDD961" wp14:editId="0F53327E">
                 <wp:simplePos x="0" y="0"/>
                 <wp:positionH relativeFrom="column">
                   <wp:posOffset>965200</wp:posOffset>
@@ -2700,7 +2888,7 @@
           </mc:Choice>
           <mc:Fallback>
             <w:pict>
-              <v:roundrect w14:anchorId="71DDD961" id="Rounded Rectangle 243" o:spid="_x0000_s1027" style="position:absolute;left:0;text-align:left;margin-left:76pt;margin-top:4pt;width:337.8pt;height:73.6pt;z-index:251668480;visibility:visible;mso-wrap-style:square;mso-wrap-distance-left:9pt;mso-wrap-distance-top:0;mso-wrap-distance-right:9pt;mso-wrap-distance-bottom:0;mso-position-horizontal:absolute;mso-position-horizontal-relative:text;mso-position-vertical:absolute;mso-position-vertical-relative:text;v-text-anchor:middle" arcsize="10923f" o:gfxdata="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" fillcolor="white [3201]" strokecolor="black [3200]" strokeweight="1pt">
+              <v:roundrect w14:anchorId="71DDD961" id="Rounded Rectangle 243" o:spid="_x0000_s1027" style="position:absolute;left:0;text-align:left;margin-left:76pt;margin-top:4pt;width:337.8pt;height:73.6pt;z-index:251668480;visibility:visible;mso-wrap-style:square;mso-wrap-distance-left:9pt;mso-wrap-distance-top:0;mso-wrap-distance-right:9pt;mso-wrap-distance-bottom:0;mso-position-horizontal:absolute;mso-position-horizontal-relative:text;mso-position-vertical:absolute;mso-position-vertical-relative:text;v-text-anchor:middle" arcsize="10923f" o:gfxdata="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" fillcolor="white [3201]" strokecolor="black [3200]" strokeweight="1pt">
                 <v:stroke startarrowwidth="narrow" startarrowlength="short" endarrowwidth="narrow" endarrowlength="short" joinstyle="miter"/>
                 <v:textbox inset="2.53958mm,1.2694mm,2.53958mm,1.2694mm">
                   <w:txbxContent>
@@ -2745,7 +2933,7 @@
         <mc:AlternateContent>
           <mc:Choice Requires="wps">
             <w:drawing>
-              <wp:anchor distT="0" distB="0" distL="114300" distR="114300" simplePos="0" relativeHeight="251671552" behindDoc="0" locked="0" layoutInCell="1" hidden="0" allowOverlap="1" wp14:anchorId="33751D10" wp14:editId="7F8781DA">
+              <wp:anchor distT="0" distB="0" distL="114300" distR="114300" simplePos="0" relativeHeight="251671552" behindDoc="0" locked="0" layoutInCell="1" hidden="0" allowOverlap="1" wp14:anchorId="33751D10" wp14:editId="76BD1E20">
                 <wp:simplePos x="0" y="0"/>
                 <wp:positionH relativeFrom="column">
                   <wp:posOffset>4012311</wp:posOffset>
@@ -2796,14 +2984,7 @@
                                 <w:color w:val="000000"/>
                                 <w:sz w:val="16"/>
                               </w:rPr>
-                              <w:t>Cluster</w:t>
-                            </w:r>
-                            <w:r>
-                              <w:rPr>
-                                <w:color w:val="000000"/>
-                                <w:sz w:val="16"/>
-                              </w:rPr>
-                              <w:t xml:space="preserve"> management</w:t>
+                              <w:t>Cluster management</w:t>
                             </w:r>
                           </w:p>
                         </w:txbxContent>
@@ -2819,7 +3000,7 @@
           </mc:Choice>
           <mc:Fallback>
             <w:pict>
-              <v:rect w14:anchorId="33751D10" id="Rectangle 230" o:spid="_x0000_s1028" style="position:absolute;left:0;text-align:left;margin-left:315.95pt;margin-top:14.55pt;width:85.5pt;height:31.7pt;z-index:251671552;visibility:visible;mso-wrap-style:square;mso-wrap-distance-left:9pt;mso-wrap-distance-top:0;mso-wrap-distance-right:9pt;mso-wrap-distance-bottom:0;mso-position-horizontal:absolute;mso-position-horizontal-relative:text;mso-position-vertical:absolute;mso-position-vertical-relative:text;v-text-anchor:middle" o:gfxdata="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" fillcolor="white [3201]" strokecolor="#70ad47 [3209]" strokeweight="1pt">
+              <v:rect w14:anchorId="33751D10" id="Rectangle 230" o:spid="_x0000_s1028" style="position:absolute;left:0;text-align:left;margin-left:315.95pt;margin-top:14.55pt;width:85.5pt;height:31.7pt;z-index:251671552;visibility:visible;mso-wrap-style:square;mso-wrap-distance-left:9pt;mso-wrap-distance-top:0;mso-wrap-distance-right:9pt;mso-wrap-distance-bottom:0;mso-position-horizontal:absolute;mso-position-horizontal-relative:text;mso-position-vertical:absolute;mso-position-vertical-relative:text;v-text-anchor:middle" o:gfxdata="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" fillcolor="white [3201]" strokecolor="#70ad47 [3209]" strokeweight="1pt">
                 <v:stroke startarrowwidth="narrow" startarrowlength="short" endarrowwidth="narrow" endarrowlength="short"/>
                 <v:textbox inset="2.53958mm,1.2694mm,2.53958mm,1.2694mm">
                   <w:txbxContent>
@@ -2834,14 +3015,7 @@
                           <w:color w:val="000000"/>
                           <w:sz w:val="16"/>
                         </w:rPr>
-                        <w:t>Cluster</w:t>
-                      </w:r>
-                      <w:r>
-                        <w:rPr>
-                          <w:color w:val="000000"/>
-                          <w:sz w:val="16"/>
-                        </w:rPr>
-                        <w:t xml:space="preserve"> management</w:t>
+                        <w:t>Cluster management</w:t>
                       </w:r>
                     </w:p>
                   </w:txbxContent>
@@ -2858,7 +3032,7 @@
         <mc:AlternateContent>
           <mc:Choice Requires="wps">
             <w:drawing>
-              <wp:anchor distT="0" distB="0" distL="114300" distR="114300" simplePos="0" relativeHeight="251670528" behindDoc="0" locked="0" layoutInCell="1" hidden="0" allowOverlap="1" wp14:anchorId="61051338" wp14:editId="199685B8">
+              <wp:anchor distT="0" distB="0" distL="114300" distR="114300" simplePos="0" relativeHeight="251670528" behindDoc="0" locked="0" layoutInCell="1" hidden="0" allowOverlap="1" wp14:anchorId="61051338" wp14:editId="26BA0CE1">
                 <wp:simplePos x="0" y="0"/>
                 <wp:positionH relativeFrom="column">
                   <wp:posOffset>2631186</wp:posOffset>
@@ -2925,7 +3099,7 @@
           </mc:Choice>
           <mc:Fallback>
             <w:pict>
-              <v:rect w14:anchorId="61051338" id="Rectangle 229" o:spid="_x0000_s1029" style="position:absolute;left:0;text-align:left;margin-left:207.2pt;margin-top:15.1pt;width:51.05pt;height:31.05pt;z-index:251670528;visibility:visible;mso-wrap-style:square;mso-wrap-distance-left:9pt;mso-wrap-distance-top:0;mso-wrap-distance-right:9pt;mso-wrap-distance-bottom:0;mso-position-horizontal:absolute;mso-position-horizontal-relative:text;mso-position-vertical:absolute;mso-position-vertical-relative:text;v-text-anchor:middle" o:gfxdata="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" fillcolor="white [3201]" strokecolor="#70ad47 [3209]" strokeweight="1pt">
+              <v:rect w14:anchorId="61051338" id="Rectangle 229" o:spid="_x0000_s1029" style="position:absolute;left:0;text-align:left;margin-left:207.2pt;margin-top:15.1pt;width:51.05pt;height:31.05pt;z-index:251670528;visibility:visible;mso-wrap-style:square;mso-wrap-distance-left:9pt;mso-wrap-distance-top:0;mso-wrap-distance-right:9pt;mso-wrap-distance-bottom:0;mso-position-horizontal:absolute;mso-position-horizontal-relative:text;mso-position-vertical:absolute;mso-position-vertical-relative:text;v-text-anchor:middle" o:gfxdata="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" fillcolor="white [3201]" strokecolor="#70ad47 [3209]" strokeweight="1pt">
                 <v:stroke startarrowwidth="narrow" startarrowlength="short" endarrowwidth="narrow" endarrowlength="short"/>
                 <v:textbox inset="2.53958mm,1.2694mm,2.53958mm,1.2694mm">
                   <w:txbxContent>
@@ -3024,7 +3198,7 @@
           </mc:Choice>
           <mc:Fallback>
             <w:pict>
-              <v:rect w14:anchorId="21298EC3" id="Rectangle 219" o:spid="_x0000_s1030" style="position:absolute;left:0;text-align:left;margin-left:85.1pt;margin-top:15.95pt;width:66.1pt;height:30.45pt;z-index:251669504;visibility:visible;mso-wrap-style:square;mso-wrap-distance-left:9pt;mso-wrap-distance-top:0;mso-wrap-distance-right:9pt;mso-wrap-distance-bottom:0;mso-position-horizontal:absolute;mso-position-horizontal-relative:text;mso-position-vertical:absolute;mso-position-vertical-relative:text;v-text-anchor:middle" o:gfxdata="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" fillcolor="white [3201]" strokecolor="#70ad47 [3209]" strokeweight="1pt">
+              <v:rect w14:anchorId="21298EC3" id="Rectangle 219" o:spid="_x0000_s1030" style="position:absolute;left:0;text-align:left;margin-left:85.1pt;margin-top:15.95pt;width:66.1pt;height:30.45pt;z-index:251669504;visibility:visible;mso-wrap-style:square;mso-wrap-distance-left:9pt;mso-wrap-distance-top:0;mso-wrap-distance-right:9pt;mso-wrap-distance-bottom:0;mso-position-horizontal:absolute;mso-position-horizontal-relative:text;mso-position-vertical:absolute;mso-position-vertical-relative:text;v-text-anchor:middle" o:gfxdata="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" fillcolor="white [3201]" strokecolor="#70ad47 [3209]" strokeweight="1pt">
                 <v:stroke startarrowwidth="narrow" startarrowlength="short" endarrowwidth="narrow" endarrowlength="short"/>
                 <v:textbox inset="2.53958mm,1.2694mm,2.53958mm,1.2694mm">
                   <w:txbxContent>
@@ -3059,11 +3233,6 @@
       <w:pPr>
         <w:jc w:val="both"/>
       </w:pPr>
-    </w:p>
-    <w:p>
-      <w:pPr>
-        <w:jc w:val="both"/>
-      </w:pPr>
       <w:r>
         <w:rPr>
           <w:noProof/>
@@ -3071,7 +3240,90 @@
         <mc:AlternateContent>
           <mc:Choice Requires="wps">
             <w:drawing>
-              <wp:anchor distT="0" distB="0" distL="114300" distR="114300" simplePos="0" relativeHeight="251654140" behindDoc="0" locked="0" layoutInCell="1" hidden="0" allowOverlap="1" wp14:anchorId="342717AD" wp14:editId="2F0980D1">
+              <wp:anchor distT="0" distB="0" distL="114300" distR="114300" simplePos="0" relativeHeight="251691008" behindDoc="0" locked="0" layoutInCell="1" allowOverlap="1" wp14:anchorId="75393EB1" wp14:editId="2BA8972E">
+                <wp:simplePos x="0" y="0"/>
+                <wp:positionH relativeFrom="column">
+                  <wp:posOffset>669600</wp:posOffset>
+                </wp:positionH>
+                <wp:positionV relativeFrom="paragraph">
+                  <wp:posOffset>239585</wp:posOffset>
+                </wp:positionV>
+                <wp:extent cx="288000" cy="7200"/>
+                <wp:effectExtent l="0" t="0" r="36195" b="31115"/>
+                <wp:wrapNone/>
+                <wp:docPr id="7" name="Straight Connector 7"/>
+                <wp:cNvGraphicFramePr/>
+                <a:graphic xmlns:a="http://schemas.openxmlformats.org/drawingml/2006/main">
+                  <a:graphicData uri="http://schemas.microsoft.com/office/word/2010/wordprocessingShape">
+                    <wps:wsp>
+                      <wps:cNvCnPr/>
+                      <wps:spPr>
+                        <a:xfrm>
+                          <a:off x="0" y="0"/>
+                          <a:ext cx="288000" cy="7200"/>
+                        </a:xfrm>
+                        <a:prstGeom prst="line">
+                          <a:avLst/>
+                        </a:prstGeom>
+                        <a:ln w="9525" cap="flat" cmpd="sng" algn="ctr">
+                          <a:solidFill>
+                            <a:schemeClr val="dk1"/>
+                          </a:solidFill>
+                          <a:prstDash val="dash"/>
+                          <a:round/>
+                          <a:headEnd type="none" w="med" len="med"/>
+                          <a:tailEnd type="none" w="med" len="med"/>
+                        </a:ln>
+                      </wps:spPr>
+                      <wps:style>
+                        <a:lnRef idx="0">
+                          <a:scrgbClr r="0" g="0" b="0"/>
+                        </a:lnRef>
+                        <a:fillRef idx="0">
+                          <a:scrgbClr r="0" g="0" b="0"/>
+                        </a:fillRef>
+                        <a:effectRef idx="0">
+                          <a:scrgbClr r="0" g="0" b="0"/>
+                        </a:effectRef>
+                        <a:fontRef idx="minor">
+                          <a:schemeClr val="tx1"/>
+                        </a:fontRef>
+                      </wps:style>
+                      <wps:bodyPr/>
+                    </wps:wsp>
+                  </a:graphicData>
+                </a:graphic>
+                <wp14:sizeRelH relativeFrom="margin">
+                  <wp14:pctWidth>0</wp14:pctWidth>
+                </wp14:sizeRelH>
+                <wp14:sizeRelV relativeFrom="margin">
+                  <wp14:pctHeight>0</wp14:pctHeight>
+                </wp14:sizeRelV>
+              </wp:anchor>
+            </w:drawing>
+          </mc:Choice>
+          <mc:Fallback>
+            <w:pict>
+              <v:line w14:anchorId="2B07007F" id="Straight Connector 7" o:spid="_x0000_s1026" style="position:absolute;z-index:251691008;visibility:visible;mso-wrap-style:square;mso-width-percent:0;mso-height-percent:0;mso-wrap-distance-left:9pt;mso-wrap-distance-top:0;mso-wrap-distance-right:9pt;mso-wrap-distance-bottom:0;mso-position-horizontal:absolute;mso-position-horizontal-relative:text;mso-position-vertical:absolute;mso-position-vertical-relative:text;mso-width-percent:0;mso-height-percent:0;mso-width-relative:margin;mso-height-relative:margin" from="52.7pt,18.85pt" to="75.4pt,19.4pt" o:gfxdata="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" strokecolor="black [3200]">
+                <v:stroke dashstyle="dash"/>
+              </v:line>
+            </w:pict>
+          </mc:Fallback>
+        </mc:AlternateContent>
+      </w:r>
+    </w:p>
+    <w:p>
+      <w:pPr>
+        <w:jc w:val="both"/>
+      </w:pPr>
+      <w:r>
+        <w:rPr>
+          <w:noProof/>
+        </w:rPr>
+        <mc:AlternateContent>
+          <mc:Choice Requires="wps">
+            <w:drawing>
+              <wp:anchor distT="0" distB="0" distL="114300" distR="114300" simplePos="0" relativeHeight="251654140" behindDoc="0" locked="0" layoutInCell="1" hidden="0" allowOverlap="1" wp14:anchorId="342717AD" wp14:editId="1EE2D119">
                 <wp:simplePos x="0" y="0"/>
                 <wp:positionH relativeFrom="column">
                   <wp:posOffset>2917264</wp:posOffset>
@@ -3119,7 +3371,11 @@
           </mc:Choice>
           <mc:Fallback>
             <w:pict>
-              <v:shape w14:anchorId="09472C10" id="Straight Arrow Connector 244" o:spid="_x0000_s1026" type="#_x0000_t32" style="position:absolute;margin-left:229.7pt;margin-top:10.25pt;width:3.6pt;height:164.9pt;rotation:180;z-index:251654140;visibility:visible;mso-wrap-style:square;mso-height-percent:0;mso-wrap-distance-left:9pt;mso-wrap-distance-top:0;mso-wrap-distance-right:9pt;mso-wrap-distance-bottom:0;mso-position-horizontal:absolute;mso-position-horizontal-relative:text;mso-position-vertical:absolute;mso-position-vertical-relative:text;mso-height-percent:0;mso-height-relative:margin" o:gfxdata="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" strokecolor="#4472c4 [3204]" strokeweight="1.5pt">
+              <v:shapetype w14:anchorId="18999CBC" id="_x0000_t32" coordsize="21600,21600" o:spt="32" o:oned="t" path="m,l21600,21600e" filled="f">
+                <v:path arrowok="t" fillok="f" o:connecttype="none"/>
+                <o:lock v:ext="edit" shapetype="t"/>
+              </v:shapetype>
+              <v:shape id="Straight Arrow Connector 244" o:spid="_x0000_s1026" type="#_x0000_t32" style="position:absolute;margin-left:229.7pt;margin-top:10.25pt;width:3.6pt;height:164.9pt;rotation:180;z-index:251654140;visibility:visible;mso-wrap-style:square;mso-height-percent:0;mso-wrap-distance-left:9pt;mso-wrap-distance-top:0;mso-wrap-distance-right:9pt;mso-wrap-distance-bottom:0;mso-position-horizontal:absolute;mso-position-horizontal-relative:text;mso-position-vertical:absolute;mso-position-vertical-relative:text;mso-height-percent:0;mso-height-relative:margin" o:gfxdata="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" strokecolor="#4472c4 [3204]" strokeweight="1.5pt">
                 <v:stroke startarrowwidth="narrow" startarrowlength="short" endarrowwidth="narrow" endarrowlength="short" joinstyle="miter"/>
               </v:shape>
             </w:pict>
@@ -3138,7 +3394,7 @@
         <mc:AlternateContent>
           <mc:Choice Requires="wps">
             <w:drawing>
-              <wp:anchor distT="45720" distB="45720" distL="114300" distR="114300" simplePos="0" relativeHeight="251653115" behindDoc="0" locked="0" layoutInCell="1" hidden="0" allowOverlap="1" wp14:anchorId="177A3B84" wp14:editId="31F6DA7B">
+              <wp:anchor distT="45720" distB="45720" distL="114300" distR="114300" simplePos="0" relativeHeight="251653115" behindDoc="0" locked="0" layoutInCell="1" hidden="0" allowOverlap="1" wp14:anchorId="177A3B84" wp14:editId="5428E7D4">
                 <wp:simplePos x="0" y="0"/>
                 <wp:positionH relativeFrom="column">
                   <wp:posOffset>2864612</wp:posOffset>
@@ -3191,14 +3447,7 @@
                                 <w:color w:val="000000"/>
                                 <w:lang w:val="de-DE"/>
                               </w:rPr>
-                              <w:t>DDMS</w:t>
-                            </w:r>
-                            <w:r>
-                              <w:rPr>
-                                <w:color w:val="000000"/>
-                                <w:lang w:val="de-DE"/>
-                              </w:rPr>
-                              <w:t xml:space="preserve"> API </w:t>
+                              <w:t xml:space="preserve">DDMS API </w:t>
                             </w:r>
                           </w:p>
                         </w:txbxContent>
@@ -3220,7 +3469,7 @@
           </mc:Choice>
           <mc:Fallback>
             <w:pict>
-              <v:rect w14:anchorId="177A3B84" id="Rectangle 2" o:spid="_x0000_s1031" style="position:absolute;left:0;text-align:left;margin-left:225.55pt;margin-top:1.55pt;width:67.2pt;height:22.05pt;z-index:251653115;visibility:visible;mso-wrap-style:square;mso-width-percent:0;mso-height-percent:0;mso-wrap-distance-left:9pt;mso-wrap-distance-top:3.6pt;mso-wrap-distance-right:9pt;mso-wrap-distance-bottom:3.6pt;mso-position-horizontal:absolute;mso-position-horizontal-relative:text;mso-position-vertical:absolute;mso-position-vertical-relative:text;mso-width-percent:0;mso-height-percent:0;mso-width-relative:margin;mso-height-relative:margin;v-text-anchor:top" o:gfxdata="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" strokecolor="white [3201]">
+              <v:rect w14:anchorId="177A3B84" id="Rectangle 2" o:spid="_x0000_s1031" style="position:absolute;left:0;text-align:left;margin-left:225.55pt;margin-top:1.55pt;width:67.2pt;height:22.05pt;z-index:251653115;visibility:visible;mso-wrap-style:square;mso-width-percent:0;mso-height-percent:0;mso-wrap-distance-left:9pt;mso-wrap-distance-top:3.6pt;mso-wrap-distance-right:9pt;mso-wrap-distance-bottom:3.6pt;mso-position-horizontal:absolute;mso-position-horizontal-relative:text;mso-position-vertical:absolute;mso-position-vertical-relative:text;mso-width-percent:0;mso-height-percent:0;mso-width-relative:margin;mso-height-relative:margin;v-text-anchor:top" o:gfxdata="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" strokecolor="white [3201]">
                 <v:stroke startarrowwidth="narrow" startarrowlength="short" endarrowwidth="narrow" endarrowlength="short"/>
                 <v:textbox inset="2.53958mm,1.2694mm,2.53958mm,1.2694mm">
                   <w:txbxContent>
@@ -3237,14 +3486,7 @@
                           <w:color w:val="000000"/>
                           <w:lang w:val="de-DE"/>
                         </w:rPr>
-                        <w:t>DDMS</w:t>
-                      </w:r>
-                      <w:r>
-                        <w:rPr>
-                          <w:color w:val="000000"/>
-                          <w:lang w:val="de-DE"/>
-                        </w:rPr>
-                        <w:t xml:space="preserve"> API </w:t>
+                        <w:t xml:space="preserve">DDMS API </w:t>
                       </w:r>
                     </w:p>
                   </w:txbxContent>
@@ -3260,16 +3502,191 @@
       <w:pPr>
         <w:jc w:val="both"/>
       </w:pPr>
-    </w:p>
-    <w:p>
-      <w:pPr>
-        <w:jc w:val="both"/>
-      </w:pPr>
-    </w:p>
-    <w:p>
-      <w:pPr>
-        <w:jc w:val="both"/>
-      </w:pPr>
+      <w:r>
+        <w:rPr>
+          <w:noProof/>
+        </w:rPr>
+        <mc:AlternateContent>
+          <mc:Choice Requires="wps">
+            <w:drawing>
+              <wp:anchor distT="0" distB="0" distL="114300" distR="114300" simplePos="0" relativeHeight="251685888" behindDoc="0" locked="0" layoutInCell="1" allowOverlap="1" wp14:anchorId="0334213E" wp14:editId="45EA1D8E">
+                <wp:simplePos x="0" y="0"/>
+                <wp:positionH relativeFrom="column">
+                  <wp:posOffset>-151200</wp:posOffset>
+                </wp:positionH>
+                <wp:positionV relativeFrom="paragraph">
+                  <wp:posOffset>131770</wp:posOffset>
+                </wp:positionV>
+                <wp:extent cx="1713600" cy="468000"/>
+                <wp:effectExtent l="0" t="0" r="20320" b="27305"/>
+                <wp:wrapNone/>
+                <wp:docPr id="3" name="Rectangle: Single Corner Rounded 3"/>
+                <wp:cNvGraphicFramePr/>
+                <a:graphic xmlns:a="http://schemas.openxmlformats.org/drawingml/2006/main">
+                  <a:graphicData uri="http://schemas.microsoft.com/office/word/2010/wordprocessingShape">
+                    <wps:wsp>
+                      <wps:cNvSpPr/>
+                      <wps:spPr>
+                        <a:xfrm>
+                          <a:off x="0" y="0"/>
+                          <a:ext cx="1713600" cy="468000"/>
+                        </a:xfrm>
+                        <a:prstGeom prst="round1Rect">
+                          <a:avLst/>
+                        </a:prstGeom>
+                      </wps:spPr>
+                      <wps:style>
+                        <a:lnRef idx="2">
+                          <a:schemeClr val="dk1"/>
+                        </a:lnRef>
+                        <a:fillRef idx="1">
+                          <a:schemeClr val="lt1"/>
+                        </a:fillRef>
+                        <a:effectRef idx="0">
+                          <a:schemeClr val="dk1"/>
+                        </a:effectRef>
+                        <a:fontRef idx="minor">
+                          <a:schemeClr val="dk1"/>
+                        </a:fontRef>
+                      </wps:style>
+                      <wps:txbx>
+                        <w:txbxContent>
+                          <w:p>
+                            <w:pPr>
+                              <w:jc w:val="center"/>
+                            </w:pPr>
+                            <w:r>
+                              <w:t>Global Logical Database View</w:t>
+                            </w:r>
+                          </w:p>
+                        </w:txbxContent>
+                      </wps:txbx>
+                      <wps:bodyPr rot="0" spcFirstLastPara="0" vertOverflow="overflow" horzOverflow="overflow" vert="horz" wrap="square" lIns="91440" tIns="45720" rIns="91440" bIns="45720" numCol="1" spcCol="0" rtlCol="0" fromWordArt="0" anchor="ctr" anchorCtr="0" forceAA="0" compatLnSpc="1">
+                        <a:prstTxWarp prst="textNoShape">
+                          <a:avLst/>
+                        </a:prstTxWarp>
+                        <a:noAutofit/>
+                      </wps:bodyPr>
+                    </wps:wsp>
+                  </a:graphicData>
+                </a:graphic>
+                <wp14:sizeRelV relativeFrom="margin">
+                  <wp14:pctHeight>0</wp14:pctHeight>
+                </wp14:sizeRelV>
+              </wp:anchor>
+            </w:drawing>
+          </mc:Choice>
+          <mc:Fallback>
+            <w:pict>
+              <v:shape w14:anchorId="0334213E" id="Rectangle: Single Corner Rounded 3" o:spid="_x0000_s1032" style="position:absolute;left:0;text-align:left;margin-left:-11.9pt;margin-top:10.4pt;width:134.95pt;height:36.85pt;z-index:251685888;visibility:visible;mso-wrap-style:square;mso-height-percent:0;mso-wrap-distance-left:9pt;mso-wrap-distance-top:0;mso-wrap-distance-right:9pt;mso-wrap-distance-bottom:0;mso-position-horizontal:absolute;mso-position-horizontal-relative:text;mso-position-vertical:absolute;mso-position-vertical-relative:text;mso-height-percent:0;mso-height-relative:margin;v-text-anchor:middle" coordsize="1713600,468000" o:spt="100" o:gfxdata="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" adj="-11796480,,5400" path="m,l1635598,v43079,,78002,34923,78002,78002l1713600,468000,,468000,,xe" fillcolor="white [3201]" strokecolor="black [3200]" strokeweight="1pt">
+                <v:stroke joinstyle="miter"/>
+                <v:formulas/>
+                <v:path arrowok="t" o:connecttype="custom" o:connectlocs="0,0;1635598,0;1713600,78002;1713600,468000;0,468000;0,0" o:connectangles="0,0,0,0,0,0" textboxrect="0,0,1713600,468000"/>
+                <v:textbox>
+                  <w:txbxContent>
+                    <w:p>
+                      <w:pPr>
+                        <w:jc w:val="center"/>
+                      </w:pPr>
+                      <w:r>
+                        <w:t>Global Logical Database View</w:t>
+                      </w:r>
+                    </w:p>
+                  </w:txbxContent>
+                </v:textbox>
+              </v:shape>
+            </w:pict>
+          </mc:Fallback>
+        </mc:AlternateContent>
+      </w:r>
+    </w:p>
+    <w:p>
+      <w:pPr>
+        <w:jc w:val="both"/>
+      </w:pPr>
+    </w:p>
+    <w:p>
+      <w:pPr>
+        <w:jc w:val="both"/>
+      </w:pPr>
+      <w:r>
+        <w:rPr>
+          <w:noProof/>
+        </w:rPr>
+        <mc:AlternateContent>
+          <mc:Choice Requires="wps">
+            <w:drawing>
+              <wp:anchor distT="0" distB="0" distL="114300" distR="114300" simplePos="0" relativeHeight="251688960" behindDoc="0" locked="0" layoutInCell="1" allowOverlap="1" wp14:anchorId="6FABB2BD" wp14:editId="4A37A481">
+                <wp:simplePos x="0" y="0"/>
+                <wp:positionH relativeFrom="column">
+                  <wp:posOffset>697015</wp:posOffset>
+                </wp:positionH>
+                <wp:positionV relativeFrom="paragraph">
+                  <wp:posOffset>34925</wp:posOffset>
+                </wp:positionV>
+                <wp:extent cx="14400" cy="1051200"/>
+                <wp:effectExtent l="0" t="0" r="24130" b="15875"/>
+                <wp:wrapNone/>
+                <wp:docPr id="5" name="Straight Connector 5"/>
+                <wp:cNvGraphicFramePr/>
+                <a:graphic xmlns:a="http://schemas.openxmlformats.org/drawingml/2006/main">
+                  <a:graphicData uri="http://schemas.microsoft.com/office/word/2010/wordprocessingShape">
+                    <wps:wsp>
+                      <wps:cNvCnPr/>
+                      <wps:spPr>
+                        <a:xfrm flipH="1" flipV="1">
+                          <a:off x="0" y="0"/>
+                          <a:ext cx="14400" cy="1051200"/>
+                        </a:xfrm>
+                        <a:prstGeom prst="line">
+                          <a:avLst/>
+                        </a:prstGeom>
+                        <a:ln w="9525" cap="flat" cmpd="sng" algn="ctr">
+                          <a:solidFill>
+                            <a:schemeClr val="dk1"/>
+                          </a:solidFill>
+                          <a:prstDash val="dash"/>
+                          <a:round/>
+                          <a:headEnd type="none" w="med" len="med"/>
+                          <a:tailEnd type="none" w="med" len="med"/>
+                        </a:ln>
+                      </wps:spPr>
+                      <wps:style>
+                        <a:lnRef idx="0">
+                          <a:scrgbClr r="0" g="0" b="0"/>
+                        </a:lnRef>
+                        <a:fillRef idx="0">
+                          <a:scrgbClr r="0" g="0" b="0"/>
+                        </a:fillRef>
+                        <a:effectRef idx="0">
+                          <a:scrgbClr r="0" g="0" b="0"/>
+                        </a:effectRef>
+                        <a:fontRef idx="minor">
+                          <a:schemeClr val="tx1"/>
+                        </a:fontRef>
+                      </wps:style>
+                      <wps:bodyPr/>
+                    </wps:wsp>
+                  </a:graphicData>
+                </a:graphic>
+                <wp14:sizeRelH relativeFrom="margin">
+                  <wp14:pctWidth>0</wp14:pctWidth>
+                </wp14:sizeRelH>
+                <wp14:sizeRelV relativeFrom="margin">
+                  <wp14:pctHeight>0</wp14:pctHeight>
+                </wp14:sizeRelV>
+              </wp:anchor>
+            </w:drawing>
+          </mc:Choice>
+          <mc:Fallback>
+            <w:pict>
+              <v:line w14:anchorId="015D0374" id="Straight Connector 5" o:spid="_x0000_s1026" style="position:absolute;flip:x y;z-index:251688960;visibility:visible;mso-wrap-style:square;mso-width-percent:0;mso-height-percent:0;mso-wrap-distance-left:9pt;mso-wrap-distance-top:0;mso-wrap-distance-right:9pt;mso-wrap-distance-bottom:0;mso-position-horizontal:absolute;mso-position-horizontal-relative:text;mso-position-vertical:absolute;mso-position-vertical-relative:text;mso-width-percent:0;mso-height-percent:0;mso-width-relative:margin;mso-height-relative:margin" from="54.9pt,2.75pt" to="56.05pt,85.5pt" o:gfxdata="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" strokecolor="black [3200]">
+                <v:stroke dashstyle="dash"/>
+              </v:line>
+            </w:pict>
+          </mc:Fallback>
+        </mc:AlternateContent>
+      </w:r>
     </w:p>
     <w:p>
       <w:pPr>
@@ -3362,7 +3779,7 @@
           </mc:Choice>
           <mc:Fallback>
             <w:pict>
-              <v:roundrect w14:anchorId="30199C73" id="Rounded Rectangle 248" o:spid="_x0000_s1032" style="position:absolute;left:0;text-align:left;margin-left:-7.7pt;margin-top:17.85pt;width:492.5pt;height:327.35pt;z-index:-251642880;visibility:visible;mso-wrap-style:square;mso-width-percent:0;mso-height-percent:0;mso-wrap-distance-left:0;mso-wrap-distance-top:0;mso-wrap-distance-right:0;mso-wrap-distance-bottom:0;mso-position-horizontal:absolute;mso-position-horizontal-relative:text;mso-position-vertical:absolute;mso-position-vertical-relative:text;mso-width-percent:0;mso-height-percent:0;mso-width-relative:margin;mso-height-relative:margin;v-text-anchor:middle" arcsize="10923f" o:gfxdata="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" fillcolor="white [3201]" strokecolor="black [3200]" strokeweight="1pt">
+              <v:roundrect w14:anchorId="30199C73" id="Rounded Rectangle 248" o:spid="_x0000_s1033" style="position:absolute;left:0;text-align:left;margin-left:-7.7pt;margin-top:17.85pt;width:492.5pt;height:327.35pt;z-index:-251642880;visibility:visible;mso-wrap-style:square;mso-width-percent:0;mso-height-percent:0;mso-wrap-distance-left:0;mso-wrap-distance-top:0;mso-wrap-distance-right:0;mso-wrap-distance-bottom:0;mso-position-horizontal:absolute;mso-position-horizontal-relative:text;mso-position-vertical:absolute;mso-position-vertical-relative:text;mso-width-percent:0;mso-height-percent:0;mso-width-relative:margin;mso-height-relative:margin;v-text-anchor:middle" arcsize="10923f" o:gfxdata="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" fillcolor="white [3201]" strokecolor="black [3200]" strokeweight="1pt">
                 <v:stroke startarrowwidth="narrow" startarrowlength="short" endarrowwidth="narrow" endarrowlength="short" joinstyle="miter"/>
                 <v:textbox inset="2.53958mm,2.53958mm,2.53958mm,2.53958mm">
                   <w:txbxContent>
@@ -3465,7 +3882,7 @@
           </mc:Choice>
           <mc:Fallback>
             <w:pict>
-              <v:rect w14:anchorId="408E6DF4" id="Rectangle 221" o:spid="_x0000_s1033" style="position:absolute;left:0;text-align:left;margin-left:128.15pt;margin-top:4.05pt;width:3in;height:28.8pt;z-index:251675648;visibility:visible;mso-wrap-style:square;mso-width-percent:0;mso-height-percent:0;mso-wrap-distance-left:9pt;mso-wrap-distance-top:3.6pt;mso-wrap-distance-right:9pt;mso-wrap-distance-bottom:3.6pt;mso-position-horizontal:absolute;mso-position-horizontal-relative:text;mso-position-vertical:absolute;mso-position-vertical-relative:text;mso-width-percent:0;mso-height-percent:0;mso-width-relative:margin;mso-height-relative:margin;v-text-anchor:top" o:gfxdata="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" strokecolor="white [3201]">
+              <v:rect w14:anchorId="408E6DF4" id="Rectangle 221" o:spid="_x0000_s1034" style="position:absolute;left:0;text-align:left;margin-left:128.15pt;margin-top:4.05pt;width:3in;height:28.8pt;z-index:251675648;visibility:visible;mso-wrap-style:square;mso-width-percent:0;mso-height-percent:0;mso-wrap-distance-left:9pt;mso-wrap-distance-top:3.6pt;mso-wrap-distance-right:9pt;mso-wrap-distance-bottom:3.6pt;mso-position-horizontal:absolute;mso-position-horizontal-relative:text;mso-position-vertical:absolute;mso-position-vertical-relative:text;mso-width-percent:0;mso-height-percent:0;mso-width-relative:margin;mso-height-relative:margin;v-text-anchor:top" o:gfxdata="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" strokecolor="white [3201]">
                 <v:stroke startarrowwidth="narrow" startarrowlength="short" endarrowwidth="narrow" endarrowlength="short"/>
                 <v:textbox inset="2.53958mm,1.2694mm,2.53958mm,1.2694mm">
                   <w:txbxContent>
@@ -3579,7 +3996,7 @@
           </mc:Choice>
           <mc:Fallback>
             <w:pict>
-              <v:rect w14:anchorId="30CEB641" id="Rectangle 232" o:spid="_x0000_s1034" style="position:absolute;left:0;text-align:left;margin-left:190.35pt;margin-top:98.6pt;width:90.95pt;height:85.5pt;z-index:251680768;visibility:visible;mso-wrap-style:square;mso-wrap-distance-left:9pt;mso-wrap-distance-top:0;mso-wrap-distance-right:9pt;mso-wrap-distance-bottom:0;mso-position-horizontal:absolute;mso-position-horizontal-relative:text;mso-position-vertical:absolute;mso-position-vertical-relative:text;v-text-anchor:middle" o:gfxdata="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" fillcolor="white [3201]" strokecolor="#4472c4 [3204]" strokeweight="1pt">
+              <v:rect w14:anchorId="30CEB641" id="Rectangle 232" o:spid="_x0000_s1035" style="position:absolute;left:0;text-align:left;margin-left:190.35pt;margin-top:98.6pt;width:90.95pt;height:85.5pt;z-index:251680768;visibility:visible;mso-wrap-style:square;mso-wrap-distance-left:9pt;mso-wrap-distance-top:0;mso-wrap-distance-right:9pt;mso-wrap-distance-bottom:0;mso-position-horizontal:absolute;mso-position-horizontal-relative:text;mso-position-vertical:absolute;mso-position-vertical-relative:text;v-text-anchor:middle" o:gfxdata="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" fillcolor="white [3201]" strokecolor="#4472c4 [3204]" strokeweight="1pt">
                 <v:stroke startarrowwidth="narrow" startarrowlength="short" endarrowwidth="narrow" endarrowlength="short"/>
                 <v:textbox inset="2.53958mm,1.2694mm,2.53958mm,1.2694mm">
                   <w:txbxContent>
@@ -3695,7 +4112,7 @@
                 </v:handles>
                 <o:complex v:ext="view"/>
               </v:shapetype>
-              <v:shape id="Can 223" o:spid="_x0000_s1035" type="#_x0000_t22" style="position:absolute;left:0;text-align:left;margin-left:212.8pt;margin-top:239.15pt;width:57.3pt;height:52.95pt;z-index:251681792;visibility:visible;mso-wrap-style:square;mso-wrap-distance-left:9pt;mso-wrap-distance-top:0;mso-wrap-distance-right:9pt;mso-wrap-distance-bottom:0;mso-position-horizontal:absolute;mso-position-horizontal-relative:text;mso-position-vertical:absolute;mso-position-vertical-relative:text;v-text-anchor:middle" o:gfxdata="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" fillcolor="#a5a5a5 [3206]" strokecolor="#787878" strokeweight="1pt">
+              <v:shape id="Can 223" o:spid="_x0000_s1036" type="#_x0000_t22" style="position:absolute;left:0;text-align:left;margin-left:212.8pt;margin-top:239.15pt;width:57.3pt;height:52.95pt;z-index:251681792;visibility:visible;mso-wrap-style:square;mso-wrap-distance-left:9pt;mso-wrap-distance-top:0;mso-wrap-distance-right:9pt;mso-wrap-distance-bottom:0;mso-position-horizontal:absolute;mso-position-horizontal-relative:text;mso-position-vertical:absolute;mso-position-vertical-relative:text;v-text-anchor:middle" o:gfxdata="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" fillcolor="#a5a5a5 [3206]" strokecolor="#787878" strokeweight="1pt">
                 <v:stroke startarrowwidth="narrow" startarrowlength="short" endarrowwidth="narrow" endarrowlength="short" joinstyle="miter"/>
                 <v:textbox inset="2.53958mm,2.53958mm,2.53958mm,2.53958mm">
                   <w:txbxContent>
@@ -3778,7 +4195,7 @@
           </mc:Choice>
           <mc:Fallback>
             <w:pict>
-              <v:oval w14:anchorId="194BC068" id="Oval 231" o:spid="_x0000_s1036" style="position:absolute;left:0;text-align:left;margin-left:107.6pt;margin-top:22.7pt;width:259.6pt;height:246.45pt;z-index:251655165;visibility:visible;mso-wrap-style:square;mso-wrap-distance-left:9pt;mso-wrap-distance-top:0;mso-wrap-distance-right:9pt;mso-wrap-distance-bottom:0;mso-position-horizontal:absolute;mso-position-horizontal-relative:text;mso-position-vertical:absolute;mso-position-vertical-relative:text;v-text-anchor:middle" o:gfxdata="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" fillcolor="white [3201]" strokecolor="#70ad47 [3209]" strokeweight="1pt">
+              <v:oval w14:anchorId="194BC068" id="Oval 231" o:spid="_x0000_s1037" style="position:absolute;left:0;text-align:left;margin-left:107.6pt;margin-top:22.7pt;width:259.6pt;height:246.45pt;z-index:251655165;visibility:visible;mso-wrap-style:square;mso-wrap-distance-left:9pt;mso-wrap-distance-top:0;mso-wrap-distance-right:9pt;mso-wrap-distance-bottom:0;mso-position-horizontal:absolute;mso-position-horizontal-relative:text;mso-position-vertical:absolute;mso-position-vertical-relative:text;v-text-anchor:middle" o:gfxdata="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" fillcolor="white [3201]" strokecolor="#70ad47 [3209]" strokeweight="1pt">
                 <v:stroke startarrowwidth="narrow" startarrowlength="short" endarrowwidth="narrow" endarrowlength="short" joinstyle="miter"/>
                 <v:textbox inset="2.53958mm,2.53958mm,2.53958mm,2.53958mm">
                   <w:txbxContent>
@@ -3863,7 +4280,7 @@
           </mc:Choice>
           <mc:Fallback>
             <w:pict>
-              <v:shape w14:anchorId="0D4F815B" id="Can 246" o:spid="_x0000_s1037" type="#_x0000_t22" style="position:absolute;left:0;text-align:left;margin-left:340.25pt;margin-top:125.85pt;width:57.3pt;height:52.95pt;z-index:251683840;visibility:visible;mso-wrap-style:square;mso-wrap-distance-left:9pt;mso-wrap-distance-top:0;mso-wrap-distance-right:9pt;mso-wrap-distance-bottom:0;mso-position-horizontal:absolute;mso-position-horizontal-relative:text;mso-position-vertical:absolute;mso-position-vertical-relative:text;v-text-anchor:middle" o:gfxdata="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" fillcolor="#a5a5a5 [3206]" strokecolor="#787878" strokeweight="1pt">
+              <v:shape w14:anchorId="0D4F815B" id="Can 246" o:spid="_x0000_s1038" type="#_x0000_t22" style="position:absolute;left:0;text-align:left;margin-left:340.25pt;margin-top:125.85pt;width:57.3pt;height:52.95pt;z-index:251683840;visibility:visible;mso-wrap-style:square;mso-wrap-distance-left:9pt;mso-wrap-distance-top:0;mso-wrap-distance-right:9pt;mso-wrap-distance-bottom:0;mso-position-horizontal:absolute;mso-position-horizontal-relative:text;mso-position-vertical:absolute;mso-position-vertical-relative:text;v-text-anchor:middle" o:gfxdata="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" fillcolor="#a5a5a5 [3206]" strokecolor="#787878" strokeweight="1pt">
                 <v:stroke startarrowwidth="narrow" startarrowlength="short" endarrowwidth="narrow" endarrowlength="short" joinstyle="miter"/>
                 <v:textbox inset="2.53958mm,2.53958mm,2.53958mm,2.53958mm">
                   <w:txbxContent>
@@ -3948,7 +4365,7 @@
           </mc:Choice>
           <mc:Fallback>
             <w:pict>
-              <v:shape w14:anchorId="2B2EE1EE" id="Can 245" o:spid="_x0000_s1038" type="#_x0000_t22" style="position:absolute;left:0;text-align:left;margin-left:205pt;margin-top:5.45pt;width:57.3pt;height:52.95pt;z-index:251682816;visibility:visible;mso-wrap-style:square;mso-wrap-distance-left:9pt;mso-wrap-distance-top:0;mso-wrap-distance-right:9pt;mso-wrap-distance-bottom:0;mso-position-horizontal:absolute;mso-position-horizontal-relative:text;mso-position-vertical:absolute;mso-position-vertical-relative:text;v-text-anchor:middle" o:gfxdata="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" fillcolor="#a5a5a5 [3206]" strokecolor="#787878" strokeweight="1pt">
+              <v:shape w14:anchorId="2B2EE1EE" id="Can 245" o:spid="_x0000_s1039" type="#_x0000_t22" style="position:absolute;left:0;text-align:left;margin-left:205pt;margin-top:5.45pt;width:57.3pt;height:52.95pt;z-index:251682816;visibility:visible;mso-wrap-style:square;mso-wrap-distance-left:9pt;mso-wrap-distance-top:0;mso-wrap-distance-right:9pt;mso-wrap-distance-bottom:0;mso-position-horizontal:absolute;mso-position-horizontal-relative:text;mso-position-vertical:absolute;mso-position-vertical-relative:text;v-text-anchor:middle" o:gfxdata="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" fillcolor="#a5a5a5 [3206]" strokecolor="#787878" strokeweight="1pt">
                 <v:stroke startarrowwidth="narrow" startarrowlength="short" endarrowwidth="narrow" endarrowlength="short" joinstyle="miter"/>
                 <v:textbox inset="2.53958mm,2.53958mm,2.53958mm,2.53958mm">
                   <w:txbxContent>
@@ -4033,7 +4450,7 @@
           </mc:Choice>
           <mc:Fallback>
             <w:pict>
-              <v:shape w14:anchorId="4486D941" id="Can 233" o:spid="_x0000_s1039" type="#_x0000_t22" style="position:absolute;left:0;text-align:left;margin-left:81pt;margin-top:126.25pt;width:57.3pt;height:52.95pt;z-index:251684864;visibility:visible;mso-wrap-style:square;mso-wrap-distance-left:9pt;mso-wrap-distance-top:0;mso-wrap-distance-right:9pt;mso-wrap-distance-bottom:0;mso-position-horizontal:absolute;mso-position-horizontal-relative:text;mso-position-vertical:absolute;mso-position-vertical-relative:text;v-text-anchor:middle" o:gfxdata="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" fillcolor="#a5a5a5 [3206]" strokecolor="#787878" strokeweight="1pt">
+              <v:shape w14:anchorId="4486D941" id="Can 233" o:spid="_x0000_s1040" type="#_x0000_t22" style="position:absolute;left:0;text-align:left;margin-left:81pt;margin-top:126.25pt;width:57.3pt;height:52.95pt;z-index:251684864;visibility:visible;mso-wrap-style:square;mso-wrap-distance-left:9pt;mso-wrap-distance-top:0;mso-wrap-distance-right:9pt;mso-wrap-distance-bottom:0;mso-position-horizontal:absolute;mso-position-horizontal-relative:text;mso-position-vertical:absolute;mso-position-vertical-relative:text;v-text-anchor:middle" o:gfxdata="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" fillcolor="#a5a5a5 [3206]" strokecolor="#787878" strokeweight="1pt">
                 <v:stroke startarrowwidth="narrow" startarrowlength="short" endarrowwidth="narrow" endarrowlength="short" joinstyle="miter"/>
                 <v:textbox inset="2.53958mm,2.53958mm,2.53958mm,2.53958mm">
                   <w:txbxContent>
@@ -4118,7 +4535,7 @@
           </mc:Choice>
           <mc:Fallback>
             <w:pict>
-              <v:shape w14:anchorId="5CA9B1A3" id="Can 240" o:spid="_x0000_s1040" type="#_x0000_t22" style="position:absolute;left:0;text-align:left;margin-left:182pt;margin-top:517pt;width:103.7pt;height:106.8pt;z-index:251678720;visibility:visible;mso-wrap-style:square;mso-wrap-distance-left:9pt;mso-wrap-distance-top:0;mso-wrap-distance-right:9pt;mso-wrap-distance-bottom:0;mso-position-horizontal:absolute;mso-position-horizontal-relative:text;mso-position-vertical:absolute;mso-position-vertical-relative:text;v-text-anchor:middle" o:gfxdata="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" adj="5240" fillcolor="white [3201]" strokecolor="#70ad47 [3209]" strokeweight="1pt">
+              <v:shape w14:anchorId="5CA9B1A3" id="Can 240" o:spid="_x0000_s1041" type="#_x0000_t22" style="position:absolute;left:0;text-align:left;margin-left:182pt;margin-top:517pt;width:103.7pt;height:106.8pt;z-index:251678720;visibility:visible;mso-wrap-style:square;mso-wrap-distance-left:9pt;mso-wrap-distance-top:0;mso-wrap-distance-right:9pt;mso-wrap-distance-bottom:0;mso-position-horizontal:absolute;mso-position-horizontal-relative:text;mso-position-vertical:absolute;mso-position-vertical-relative:text;v-text-anchor:middle" o:gfxdata="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" adj="5240" fillcolor="white [3201]" strokecolor="#70ad47 [3209]" strokeweight="1pt">
                 <v:stroke startarrowwidth="narrow" startarrowlength="short" endarrowwidth="narrow" endarrowlength="short" joinstyle="miter"/>
                 <v:textbox inset="2.53958mm,2.53958mm,2.53958mm,2.53958mm">
                   <w:txbxContent>
@@ -4149,6 +4566,312 @@
 <file path=word/numbering.xml><?xml version="1.0" encoding="utf-8"?>
 <w:numbering xmlns:wpc="http://schemas.microsoft.com/office/word/2010/wordprocessingCanvas" xmlns:cx="http://schemas.microsoft.com/office/drawing/2014/chartex" xmlns:cx1="http://schemas.microsoft.com/office/drawing/2015/9/8/chartex" xmlns:cx2="http://schemas.microsoft.com/office/drawing/2015/10/21/chartex" xmlns:cx3="http://schemas.microsoft.com/office/drawing/2016/5/9/chartex" xmlns:cx4="http://schemas.microsoft.com/office/drawing/2016/5/10/chartex" xmlns:cx5="http://schemas.microsoft.com/office/drawing/2016/5/11/chartex" xmlns:cx6="http://schemas.microsoft.com/office/drawing/2016/5/12/chartex" xmlns:cx7="http://schemas.microsoft.com/office/drawing/2016/5/13/chartex" xmlns:cx8="http://schemas.microsoft.com/office/drawing/2016/5/14/chartex" xmlns:mc="http://schemas.openxmlformats.org/markup-compatibility/2006" xmlns:aink="http://schemas.microsoft.com/office/drawing/2016/ink" xmlns:am3d="http://schemas.microsoft.com/office/drawing/2017/model3d" xmlns:o="urn:schemas-microsoft-com:office:office" xmlns:oel="http://schemas.microsoft.com/office/2019/extlst" xmlns:r="http://schemas.openxmlformats.org/officeDocument/2006/relationships" xmlns:m="http://schemas.openxmlformats.org/officeDocument/2006/math" xmlns:v="urn:schemas-microsoft-com:vml" xmlns:wp14="http://schemas.microsoft.com/office/word/2010/wordprocessingDrawing" xmlns:wp="http://schemas.openxmlformats.org/drawingml/2006/wordprocessingDrawing" xmlns:w10="urn:schemas-microsoft-com:office:word" xmlns:w="http://schemas.openxmlformats.org/wordprocessingml/2006/main" xmlns:w14="http://schemas.microsoft.com/office/word/2010/wordml" xmlns:w15="http://schemas.microsoft.com/office/word/2012/wordml" xmlns:w16cex="http://schemas.microsoft.com/office/word/2018/wordml/cex" xmlns:w16cid="http://schemas.microsoft.com/office/word/2016/wordml/cid" xmlns:w16="http://schemas.microsoft.com/office/word/2018/wordml" xmlns:w16sdtdh="http://schemas.microsoft.com/office/word/2020/wordml/sdtdatahash" xmlns:w16se="http://schemas.microsoft.com/office/word/2015/wordml/symex" xmlns:wpg="http://schemas.microsoft.com/office/word/2010/wordprocessingGroup" xmlns:wpi="http://schemas.microsoft.com/office/word/2010/wordprocessingInk" xmlns:wne="http://schemas.microsoft.com/office/word/2006/wordml" xmlns:wps="http://schemas.microsoft.com/office/word/2010/wordprocessingShape" mc:Ignorable="w14 w15 w16se w16cid w16 w16cex w16sdtdh wp14">
   <w:abstractNum w:abstractNumId="0" w15:restartNumberingAfterBreak="0">
+    <w:nsid w:val="02966989"/>
+    <w:multiLevelType w:val="hybridMultilevel"/>
+    <w:tmpl w:val="5630CAEC"/>
+    <w:lvl w:ilvl="0" w:tplc="FFFFFFFF">
+      <w:start w:val="1"/>
+      <w:numFmt w:val="bullet"/>
+      <w:lvlText w:val=""/>
+      <w:lvlJc w:val="left"/>
+      <w:pPr>
+        <w:ind w:left="720" w:hanging="360"/>
+      </w:pPr>
+      <w:rPr>
+        <w:rFonts w:ascii="Symbol" w:hAnsi="Symbol" w:hint="default"/>
+      </w:rPr>
+    </w:lvl>
+    <w:lvl w:ilvl="1" w:tplc="04090011">
+      <w:start w:val="1"/>
+      <w:numFmt w:val="decimal"/>
+      <w:lvlText w:val="%2)"/>
+      <w:lvlJc w:val="left"/>
+      <w:pPr>
+        <w:ind w:left="1440" w:hanging="360"/>
+      </w:pPr>
+    </w:lvl>
+    <w:lvl w:ilvl="2" w:tplc="FFFFFFFF">
+      <w:start w:val="1"/>
+      <w:numFmt w:val="bullet"/>
+      <w:lvlText w:val=""/>
+      <w:lvlJc w:val="left"/>
+      <w:pPr>
+        <w:ind w:left="2160" w:hanging="360"/>
+      </w:pPr>
+      <w:rPr>
+        <w:rFonts w:ascii="Wingdings" w:hAnsi="Wingdings" w:hint="default"/>
+      </w:rPr>
+    </w:lvl>
+    <w:lvl w:ilvl="3" w:tplc="FFFFFFFF" w:tentative="1">
+      <w:start w:val="1"/>
+      <w:numFmt w:val="bullet"/>
+      <w:lvlText w:val=""/>
+      <w:lvlJc w:val="left"/>
+      <w:pPr>
+        <w:ind w:left="2880" w:hanging="360"/>
+      </w:pPr>
+      <w:rPr>
+        <w:rFonts w:ascii="Symbol" w:hAnsi="Symbol" w:hint="default"/>
+      </w:rPr>
+    </w:lvl>
+    <w:lvl w:ilvl="4" w:tplc="FFFFFFFF" w:tentative="1">
+      <w:start w:val="1"/>
+      <w:numFmt w:val="bullet"/>
+      <w:lvlText w:val="o"/>
+      <w:lvlJc w:val="left"/>
+      <w:pPr>
+        <w:ind w:left="3600" w:hanging="360"/>
+      </w:pPr>
+      <w:rPr>
+        <w:rFonts w:ascii="Courier New" w:hAnsi="Courier New" w:cs="Courier New" w:hint="default"/>
+      </w:rPr>
+    </w:lvl>
+    <w:lvl w:ilvl="5" w:tplc="FFFFFFFF" w:tentative="1">
+      <w:start w:val="1"/>
+      <w:numFmt w:val="bullet"/>
+      <w:lvlText w:val=""/>
+      <w:lvlJc w:val="left"/>
+      <w:pPr>
+        <w:ind w:left="4320" w:hanging="360"/>
+      </w:pPr>
+      <w:rPr>
+        <w:rFonts w:ascii="Wingdings" w:hAnsi="Wingdings" w:hint="default"/>
+      </w:rPr>
+    </w:lvl>
+    <w:lvl w:ilvl="6" w:tplc="FFFFFFFF" w:tentative="1">
+      <w:start w:val="1"/>
+      <w:numFmt w:val="bullet"/>
+      <w:lvlText w:val=""/>
+      <w:lvlJc w:val="left"/>
+      <w:pPr>
+        <w:ind w:left="5040" w:hanging="360"/>
+      </w:pPr>
+      <w:rPr>
+        <w:rFonts w:ascii="Symbol" w:hAnsi="Symbol" w:hint="default"/>
+      </w:rPr>
+    </w:lvl>
+    <w:lvl w:ilvl="7" w:tplc="FFFFFFFF" w:tentative="1">
+      <w:start w:val="1"/>
+      <w:numFmt w:val="bullet"/>
+      <w:lvlText w:val="o"/>
+      <w:lvlJc w:val="left"/>
+      <w:pPr>
+        <w:ind w:left="5760" w:hanging="360"/>
+      </w:pPr>
+      <w:rPr>
+        <w:rFonts w:ascii="Courier New" w:hAnsi="Courier New" w:cs="Courier New" w:hint="default"/>
+      </w:rPr>
+    </w:lvl>
+    <w:lvl w:ilvl="8" w:tplc="FFFFFFFF" w:tentative="1">
+      <w:start w:val="1"/>
+      <w:numFmt w:val="bullet"/>
+      <w:lvlText w:val=""/>
+      <w:lvlJc w:val="left"/>
+      <w:pPr>
+        <w:ind w:left="6480" w:hanging="360"/>
+      </w:pPr>
+      <w:rPr>
+        <w:rFonts w:ascii="Wingdings" w:hAnsi="Wingdings" w:hint="default"/>
+      </w:rPr>
+    </w:lvl>
+  </w:abstractNum>
+  <w:abstractNum w:abstractNumId="1" w15:restartNumberingAfterBreak="0">
+    <w:nsid w:val="04DB058C"/>
+    <w:multiLevelType w:val="hybridMultilevel"/>
+    <w:tmpl w:val="E488D250"/>
+    <w:lvl w:ilvl="0" w:tplc="04090011">
+      <w:start w:val="1"/>
+      <w:numFmt w:val="decimal"/>
+      <w:lvlText w:val="%1)"/>
+      <w:lvlJc w:val="left"/>
+      <w:pPr>
+        <w:ind w:left="720" w:hanging="360"/>
+      </w:pPr>
+    </w:lvl>
+    <w:lvl w:ilvl="1" w:tplc="04090019">
+      <w:start w:val="1"/>
+      <w:numFmt w:val="lowerLetter"/>
+      <w:lvlText w:val="%2."/>
+      <w:lvlJc w:val="left"/>
+      <w:pPr>
+        <w:ind w:left="1440" w:hanging="360"/>
+      </w:pPr>
+    </w:lvl>
+    <w:lvl w:ilvl="2" w:tplc="0409001B" w:tentative="1">
+      <w:start w:val="1"/>
+      <w:numFmt w:val="lowerRoman"/>
+      <w:lvlText w:val="%3."/>
+      <w:lvlJc w:val="right"/>
+      <w:pPr>
+        <w:ind w:left="2160" w:hanging="180"/>
+      </w:pPr>
+    </w:lvl>
+    <w:lvl w:ilvl="3" w:tplc="0409000F" w:tentative="1">
+      <w:start w:val="1"/>
+      <w:numFmt w:val="decimal"/>
+      <w:lvlText w:val="%4."/>
+      <w:lvlJc w:val="left"/>
+      <w:pPr>
+        <w:ind w:left="2880" w:hanging="360"/>
+      </w:pPr>
+    </w:lvl>
+    <w:lvl w:ilvl="4" w:tplc="04090019" w:tentative="1">
+      <w:start w:val="1"/>
+      <w:numFmt w:val="lowerLetter"/>
+      <w:lvlText w:val="%5."/>
+      <w:lvlJc w:val="left"/>
+      <w:pPr>
+        <w:ind w:left="3600" w:hanging="360"/>
+      </w:pPr>
+    </w:lvl>
+    <w:lvl w:ilvl="5" w:tplc="0409001B" w:tentative="1">
+      <w:start w:val="1"/>
+      <w:numFmt w:val="lowerRoman"/>
+      <w:lvlText w:val="%6."/>
+      <w:lvlJc w:val="right"/>
+      <w:pPr>
+        <w:ind w:left="4320" w:hanging="180"/>
+      </w:pPr>
+    </w:lvl>
+    <w:lvl w:ilvl="6" w:tplc="0409000F" w:tentative="1">
+      <w:start w:val="1"/>
+      <w:numFmt w:val="decimal"/>
+      <w:lvlText w:val="%7."/>
+      <w:lvlJc w:val="left"/>
+      <w:pPr>
+        <w:ind w:left="5040" w:hanging="360"/>
+      </w:pPr>
+    </w:lvl>
+    <w:lvl w:ilvl="7" w:tplc="04090019" w:tentative="1">
+      <w:start w:val="1"/>
+      <w:numFmt w:val="lowerLetter"/>
+      <w:lvlText w:val="%8."/>
+      <w:lvlJc w:val="left"/>
+      <w:pPr>
+        <w:ind w:left="5760" w:hanging="360"/>
+      </w:pPr>
+    </w:lvl>
+    <w:lvl w:ilvl="8" w:tplc="0409001B" w:tentative="1">
+      <w:start w:val="1"/>
+      <w:numFmt w:val="lowerRoman"/>
+      <w:lvlText w:val="%9."/>
+      <w:lvlJc w:val="right"/>
+      <w:pPr>
+        <w:ind w:left="6480" w:hanging="180"/>
+      </w:pPr>
+    </w:lvl>
+  </w:abstractNum>
+  <w:abstractNum w:abstractNumId="2" w15:restartNumberingAfterBreak="0">
+    <w:nsid w:val="10314EE6"/>
+    <w:multiLevelType w:val="hybridMultilevel"/>
+    <w:tmpl w:val="C6C88656"/>
+    <w:lvl w:ilvl="0" w:tplc="FFFFFFFF">
+      <w:start w:val="1"/>
+      <w:numFmt w:val="bullet"/>
+      <w:lvlText w:val=""/>
+      <w:lvlJc w:val="left"/>
+      <w:pPr>
+        <w:ind w:left="720" w:hanging="360"/>
+      </w:pPr>
+      <w:rPr>
+        <w:rFonts w:ascii="Symbol" w:hAnsi="Symbol" w:hint="default"/>
+      </w:rPr>
+    </w:lvl>
+    <w:lvl w:ilvl="1" w:tplc="04090011">
+      <w:start w:val="1"/>
+      <w:numFmt w:val="decimal"/>
+      <w:lvlText w:val="%2)"/>
+      <w:lvlJc w:val="left"/>
+      <w:pPr>
+        <w:ind w:left="1440" w:hanging="360"/>
+      </w:pPr>
+    </w:lvl>
+    <w:lvl w:ilvl="2" w:tplc="FFFFFFFF">
+      <w:start w:val="1"/>
+      <w:numFmt w:val="bullet"/>
+      <w:lvlText w:val=""/>
+      <w:lvlJc w:val="left"/>
+      <w:pPr>
+        <w:ind w:left="2160" w:hanging="360"/>
+      </w:pPr>
+      <w:rPr>
+        <w:rFonts w:ascii="Wingdings" w:hAnsi="Wingdings" w:hint="default"/>
+      </w:rPr>
+    </w:lvl>
+    <w:lvl w:ilvl="3" w:tplc="FFFFFFFF">
+      <w:start w:val="1"/>
+      <w:numFmt w:val="bullet"/>
+      <w:lvlText w:val=""/>
+      <w:lvlJc w:val="left"/>
+      <w:pPr>
+        <w:ind w:left="2880" w:hanging="360"/>
+      </w:pPr>
+      <w:rPr>
+        <w:rFonts w:ascii="Symbol" w:hAnsi="Symbol" w:hint="default"/>
+      </w:rPr>
+    </w:lvl>
+    <w:lvl w:ilvl="4" w:tplc="FFFFFFFF" w:tentative="1">
+      <w:start w:val="1"/>
+      <w:numFmt w:val="bullet"/>
+      <w:lvlText w:val="o"/>
+      <w:lvlJc w:val="left"/>
+      <w:pPr>
+        <w:ind w:left="3600" w:hanging="360"/>
+      </w:pPr>
+      <w:rPr>
+        <w:rFonts w:ascii="Courier New" w:hAnsi="Courier New" w:cs="Courier New" w:hint="default"/>
+      </w:rPr>
+    </w:lvl>
+    <w:lvl w:ilvl="5" w:tplc="FFFFFFFF" w:tentative="1">
+      <w:start w:val="1"/>
+      <w:numFmt w:val="bullet"/>
+      <w:lvlText w:val=""/>
+      <w:lvlJc w:val="left"/>
+      <w:pPr>
+        <w:ind w:left="4320" w:hanging="360"/>
+      </w:pPr>
+      <w:rPr>
+        <w:rFonts w:ascii="Wingdings" w:hAnsi="Wingdings" w:hint="default"/>
+      </w:rPr>
+    </w:lvl>
+    <w:lvl w:ilvl="6" w:tplc="FFFFFFFF" w:tentative="1">
+      <w:start w:val="1"/>
+      <w:numFmt w:val="bullet"/>
+      <w:lvlText w:val=""/>
+      <w:lvlJc w:val="left"/>
+      <w:pPr>
+        <w:ind w:left="5040" w:hanging="360"/>
+      </w:pPr>
+      <w:rPr>
+        <w:rFonts w:ascii="Symbol" w:hAnsi="Symbol" w:hint="default"/>
+      </w:rPr>
+    </w:lvl>
+    <w:lvl w:ilvl="7" w:tplc="FFFFFFFF" w:tentative="1">
+      <w:start w:val="1"/>
+      <w:numFmt w:val="bullet"/>
+      <w:lvlText w:val="o"/>
+      <w:lvlJc w:val="left"/>
+      <w:pPr>
+        <w:ind w:left="5760" w:hanging="360"/>
+      </w:pPr>
+      <w:rPr>
+        <w:rFonts w:ascii="Courier New" w:hAnsi="Courier New" w:cs="Courier New" w:hint="default"/>
+      </w:rPr>
+    </w:lvl>
+    <w:lvl w:ilvl="8" w:tplc="FFFFFFFF" w:tentative="1">
+      <w:start w:val="1"/>
+      <w:numFmt w:val="bullet"/>
+      <w:lvlText w:val=""/>
+      <w:lvlJc w:val="left"/>
+      <w:pPr>
+        <w:ind w:left="6480" w:hanging="360"/>
+      </w:pPr>
+      <w:rPr>
+        <w:rFonts w:ascii="Wingdings" w:hAnsi="Wingdings" w:hint="default"/>
+      </w:rPr>
+    </w:lvl>
+  </w:abstractNum>
+  <w:abstractNum w:abstractNumId="3" w15:restartNumberingAfterBreak="0">
     <w:nsid w:val="12AE4DBE"/>
     <w:multiLevelType w:val="multilevel"/>
     <w:tmpl w:val="EBDC07D0"/>
@@ -4158,7 +4881,7 @@
       <w:lvlText w:val="%1)"/>
       <w:lvlJc w:val="left"/>
       <w:pPr>
-        <w:ind w:left="1800" w:hanging="360"/>
+        <w:ind w:left="1350" w:hanging="360"/>
       </w:pPr>
     </w:lvl>
     <w:lvl w:ilvl="1">
@@ -4167,7 +4890,7 @@
       <w:lvlText w:val="-"/>
       <w:lvlJc w:val="left"/>
       <w:pPr>
-        <w:ind w:left="2520" w:hanging="360"/>
+        <w:ind w:left="2070" w:hanging="360"/>
       </w:pPr>
       <w:rPr>
         <w:rFonts w:ascii="Calibri" w:eastAsia="Calibri" w:hAnsi="Calibri" w:cs="Calibri"/>
@@ -4179,7 +4902,7 @@
       <w:lvlText w:val="%3."/>
       <w:lvlJc w:val="right"/>
       <w:pPr>
-        <w:ind w:left="3240" w:hanging="180"/>
+        <w:ind w:left="2790" w:hanging="180"/>
       </w:pPr>
     </w:lvl>
     <w:lvl w:ilvl="3">
@@ -4188,7 +4911,7 @@
       <w:lvlText w:val="%4."/>
       <w:lvlJc w:val="left"/>
       <w:pPr>
-        <w:ind w:left="3960" w:hanging="360"/>
+        <w:ind w:left="3510" w:hanging="360"/>
       </w:pPr>
     </w:lvl>
     <w:lvl w:ilvl="4">
@@ -4197,7 +4920,7 @@
       <w:lvlText w:val="%5."/>
       <w:lvlJc w:val="left"/>
       <w:pPr>
-        <w:ind w:left="4680" w:hanging="360"/>
+        <w:ind w:left="4230" w:hanging="360"/>
       </w:pPr>
     </w:lvl>
     <w:lvl w:ilvl="5">
@@ -4206,7 +4929,7 @@
       <w:lvlText w:val="%6."/>
       <w:lvlJc w:val="right"/>
       <w:pPr>
-        <w:ind w:left="5400" w:hanging="180"/>
+        <w:ind w:left="4950" w:hanging="180"/>
       </w:pPr>
     </w:lvl>
     <w:lvl w:ilvl="6">
@@ -4215,7 +4938,7 @@
       <w:lvlText w:val="%7."/>
       <w:lvlJc w:val="left"/>
       <w:pPr>
-        <w:ind w:left="6120" w:hanging="360"/>
+        <w:ind w:left="5670" w:hanging="360"/>
       </w:pPr>
     </w:lvl>
     <w:lvl w:ilvl="7">
@@ -4224,7 +4947,7 @@
       <w:lvlText w:val="%8."/>
       <w:lvlJc w:val="left"/>
       <w:pPr>
-        <w:ind w:left="6840" w:hanging="360"/>
+        <w:ind w:left="6390" w:hanging="360"/>
       </w:pPr>
     </w:lvl>
     <w:lvl w:ilvl="8">
@@ -4233,11 +4956,11 @@
       <w:lvlText w:val="%9."/>
       <w:lvlJc w:val="right"/>
       <w:pPr>
-        <w:ind w:left="7560" w:hanging="180"/>
+        <w:ind w:left="7110" w:hanging="180"/>
       </w:pPr>
     </w:lvl>
   </w:abstractNum>
-  <w:abstractNum w:abstractNumId="1" w15:restartNumberingAfterBreak="0">
+  <w:abstractNum w:abstractNumId="4" w15:restartNumberingAfterBreak="0">
     <w:nsid w:val="14F94F7A"/>
     <w:multiLevelType w:val="multilevel"/>
     <w:tmpl w:val="71E4A85A"/>
@@ -4350,7 +5073,7 @@
       </w:rPr>
     </w:lvl>
   </w:abstractNum>
-  <w:abstractNum w:abstractNumId="2" w15:restartNumberingAfterBreak="0">
+  <w:abstractNum w:abstractNumId="5" w15:restartNumberingAfterBreak="0">
     <w:nsid w:val="1BB4018F"/>
     <w:multiLevelType w:val="multilevel"/>
     <w:tmpl w:val="D1565858"/>
@@ -4360,7 +5083,7 @@
       <w:lvlText w:val="%1)"/>
       <w:lvlJc w:val="left"/>
       <w:pPr>
-        <w:ind w:left="1800" w:hanging="360"/>
+        <w:ind w:left="1350" w:hanging="360"/>
       </w:pPr>
     </w:lvl>
     <w:lvl w:ilvl="1">
@@ -4369,7 +5092,7 @@
       <w:lvlText w:val="%2."/>
       <w:lvlJc w:val="left"/>
       <w:pPr>
-        <w:ind w:left="2520" w:hanging="360"/>
+        <w:ind w:left="2070" w:hanging="360"/>
       </w:pPr>
     </w:lvl>
     <w:lvl w:ilvl="2">
@@ -4378,7 +5101,7 @@
       <w:lvlText w:val="%3."/>
       <w:lvlJc w:val="right"/>
       <w:pPr>
-        <w:ind w:left="3240" w:hanging="180"/>
+        <w:ind w:left="2790" w:hanging="180"/>
       </w:pPr>
     </w:lvl>
     <w:lvl w:ilvl="3">
@@ -4387,7 +5110,7 @@
       <w:lvlText w:val="%4."/>
       <w:lvlJc w:val="left"/>
       <w:pPr>
-        <w:ind w:left="3960" w:hanging="360"/>
+        <w:ind w:left="3510" w:hanging="360"/>
       </w:pPr>
     </w:lvl>
     <w:lvl w:ilvl="4">
@@ -4396,7 +5119,7 @@
       <w:lvlText w:val="%5."/>
       <w:lvlJc w:val="left"/>
       <w:pPr>
-        <w:ind w:left="4680" w:hanging="360"/>
+        <w:ind w:left="4230" w:hanging="360"/>
       </w:pPr>
     </w:lvl>
     <w:lvl w:ilvl="5">
@@ -4405,7 +5128,7 @@
       <w:lvlText w:val="%6."/>
       <w:lvlJc w:val="right"/>
       <w:pPr>
-        <w:ind w:left="5400" w:hanging="180"/>
+        <w:ind w:left="4950" w:hanging="180"/>
       </w:pPr>
     </w:lvl>
     <w:lvl w:ilvl="6">
@@ -4414,7 +5137,7 @@
       <w:lvlText w:val="%7."/>
       <w:lvlJc w:val="left"/>
       <w:pPr>
-        <w:ind w:left="6120" w:hanging="360"/>
+        <w:ind w:left="5670" w:hanging="360"/>
       </w:pPr>
     </w:lvl>
     <w:lvl w:ilvl="7">
@@ -4423,7 +5146,7 @@
       <w:lvlText w:val="%8."/>
       <w:lvlJc w:val="left"/>
       <w:pPr>
-        <w:ind w:left="6840" w:hanging="360"/>
+        <w:ind w:left="6390" w:hanging="360"/>
       </w:pPr>
     </w:lvl>
     <w:lvl w:ilvl="8">
@@ -4432,11 +5155,344 @@
       <w:lvlText w:val="%9."/>
       <w:lvlJc w:val="right"/>
       <w:pPr>
-        <w:ind w:left="7560" w:hanging="180"/>
+        <w:ind w:left="7110" w:hanging="180"/>
       </w:pPr>
     </w:lvl>
   </w:abstractNum>
-  <w:abstractNum w:abstractNumId="3" w15:restartNumberingAfterBreak="0">
+  <w:abstractNum w:abstractNumId="6" w15:restartNumberingAfterBreak="0">
+    <w:nsid w:val="1D0042C2"/>
+    <w:multiLevelType w:val="hybridMultilevel"/>
+    <w:tmpl w:val="974016CA"/>
+    <w:lvl w:ilvl="0" w:tplc="04090001">
+      <w:start w:val="1"/>
+      <w:numFmt w:val="bullet"/>
+      <w:lvlText w:val=""/>
+      <w:lvlJc w:val="left"/>
+      <w:pPr>
+        <w:ind w:left="720" w:hanging="360"/>
+      </w:pPr>
+      <w:rPr>
+        <w:rFonts w:ascii="Symbol" w:hAnsi="Symbol" w:hint="default"/>
+      </w:rPr>
+    </w:lvl>
+    <w:lvl w:ilvl="1" w:tplc="04090003">
+      <w:start w:val="1"/>
+      <w:numFmt w:val="bullet"/>
+      <w:lvlText w:val="o"/>
+      <w:lvlJc w:val="left"/>
+      <w:pPr>
+        <w:ind w:left="1440" w:hanging="360"/>
+      </w:pPr>
+      <w:rPr>
+        <w:rFonts w:ascii="Courier New" w:hAnsi="Courier New" w:cs="Courier New" w:hint="default"/>
+      </w:rPr>
+    </w:lvl>
+    <w:lvl w:ilvl="2" w:tplc="04090005" w:tentative="1">
+      <w:start w:val="1"/>
+      <w:numFmt w:val="bullet"/>
+      <w:lvlText w:val=""/>
+      <w:lvlJc w:val="left"/>
+      <w:pPr>
+        <w:ind w:left="2160" w:hanging="360"/>
+      </w:pPr>
+      <w:rPr>
+        <w:rFonts w:ascii="Wingdings" w:hAnsi="Wingdings" w:hint="default"/>
+      </w:rPr>
+    </w:lvl>
+    <w:lvl w:ilvl="3" w:tplc="04090001" w:tentative="1">
+      <w:start w:val="1"/>
+      <w:numFmt w:val="bullet"/>
+      <w:lvlText w:val=""/>
+      <w:lvlJc w:val="left"/>
+      <w:pPr>
+        <w:ind w:left="2880" w:hanging="360"/>
+      </w:pPr>
+      <w:rPr>
+        <w:rFonts w:ascii="Symbol" w:hAnsi="Symbol" w:hint="default"/>
+      </w:rPr>
+    </w:lvl>
+    <w:lvl w:ilvl="4" w:tplc="04090003" w:tentative="1">
+      <w:start w:val="1"/>
+      <w:numFmt w:val="bullet"/>
+      <w:lvlText w:val="o"/>
+      <w:lvlJc w:val="left"/>
+      <w:pPr>
+        <w:ind w:left="3600" w:hanging="360"/>
+      </w:pPr>
+      <w:rPr>
+        <w:rFonts w:ascii="Courier New" w:hAnsi="Courier New" w:cs="Courier New" w:hint="default"/>
+      </w:rPr>
+    </w:lvl>
+    <w:lvl w:ilvl="5" w:tplc="04090005" w:tentative="1">
+      <w:start w:val="1"/>
+      <w:numFmt w:val="bullet"/>
+      <w:lvlText w:val=""/>
+      <w:lvlJc w:val="left"/>
+      <w:pPr>
+        <w:ind w:left="4320" w:hanging="360"/>
+      </w:pPr>
+      <w:rPr>
+        <w:rFonts w:ascii="Wingdings" w:hAnsi="Wingdings" w:hint="default"/>
+      </w:rPr>
+    </w:lvl>
+    <w:lvl w:ilvl="6" w:tplc="04090001" w:tentative="1">
+      <w:start w:val="1"/>
+      <w:numFmt w:val="bullet"/>
+      <w:lvlText w:val=""/>
+      <w:lvlJc w:val="left"/>
+      <w:pPr>
+        <w:ind w:left="5040" w:hanging="360"/>
+      </w:pPr>
+      <w:rPr>
+        <w:rFonts w:ascii="Symbol" w:hAnsi="Symbol" w:hint="default"/>
+      </w:rPr>
+    </w:lvl>
+    <w:lvl w:ilvl="7" w:tplc="04090003" w:tentative="1">
+      <w:start w:val="1"/>
+      <w:numFmt w:val="bullet"/>
+      <w:lvlText w:val="o"/>
+      <w:lvlJc w:val="left"/>
+      <w:pPr>
+        <w:ind w:left="5760" w:hanging="360"/>
+      </w:pPr>
+      <w:rPr>
+        <w:rFonts w:ascii="Courier New" w:hAnsi="Courier New" w:cs="Courier New" w:hint="default"/>
+      </w:rPr>
+    </w:lvl>
+    <w:lvl w:ilvl="8" w:tplc="04090005" w:tentative="1">
+      <w:start w:val="1"/>
+      <w:numFmt w:val="bullet"/>
+      <w:lvlText w:val=""/>
+      <w:lvlJc w:val="left"/>
+      <w:pPr>
+        <w:ind w:left="6480" w:hanging="360"/>
+      </w:pPr>
+      <w:rPr>
+        <w:rFonts w:ascii="Wingdings" w:hAnsi="Wingdings" w:hint="default"/>
+      </w:rPr>
+    </w:lvl>
+  </w:abstractNum>
+  <w:abstractNum w:abstractNumId="7" w15:restartNumberingAfterBreak="0">
+    <w:nsid w:val="23023D61"/>
+    <w:multiLevelType w:val="hybridMultilevel"/>
+    <w:tmpl w:val="8C6A3BA8"/>
+    <w:lvl w:ilvl="0" w:tplc="FFFFFFFF">
+      <w:start w:val="1"/>
+      <w:numFmt w:val="bullet"/>
+      <w:lvlText w:val=""/>
+      <w:lvlJc w:val="left"/>
+      <w:pPr>
+        <w:ind w:left="720" w:hanging="360"/>
+      </w:pPr>
+      <w:rPr>
+        <w:rFonts w:ascii="Symbol" w:hAnsi="Symbol" w:hint="default"/>
+      </w:rPr>
+    </w:lvl>
+    <w:lvl w:ilvl="1" w:tplc="04090011">
+      <w:start w:val="1"/>
+      <w:numFmt w:val="decimal"/>
+      <w:lvlText w:val="%2)"/>
+      <w:lvlJc w:val="left"/>
+      <w:pPr>
+        <w:ind w:left="1440" w:hanging="360"/>
+      </w:pPr>
+    </w:lvl>
+    <w:lvl w:ilvl="2" w:tplc="FFFFFFFF">
+      <w:start w:val="1"/>
+      <w:numFmt w:val="bullet"/>
+      <w:lvlText w:val=""/>
+      <w:lvlJc w:val="left"/>
+      <w:pPr>
+        <w:ind w:left="2160" w:hanging="360"/>
+      </w:pPr>
+      <w:rPr>
+        <w:rFonts w:ascii="Wingdings" w:hAnsi="Wingdings" w:hint="default"/>
+      </w:rPr>
+    </w:lvl>
+    <w:lvl w:ilvl="3" w:tplc="FFFFFFFF" w:tentative="1">
+      <w:start w:val="1"/>
+      <w:numFmt w:val="bullet"/>
+      <w:lvlText w:val=""/>
+      <w:lvlJc w:val="left"/>
+      <w:pPr>
+        <w:ind w:left="2880" w:hanging="360"/>
+      </w:pPr>
+      <w:rPr>
+        <w:rFonts w:ascii="Symbol" w:hAnsi="Symbol" w:hint="default"/>
+      </w:rPr>
+    </w:lvl>
+    <w:lvl w:ilvl="4" w:tplc="FFFFFFFF" w:tentative="1">
+      <w:start w:val="1"/>
+      <w:numFmt w:val="bullet"/>
+      <w:lvlText w:val="o"/>
+      <w:lvlJc w:val="left"/>
+      <w:pPr>
+        <w:ind w:left="3600" w:hanging="360"/>
+      </w:pPr>
+      <w:rPr>
+        <w:rFonts w:ascii="Courier New" w:hAnsi="Courier New" w:cs="Courier New" w:hint="default"/>
+      </w:rPr>
+    </w:lvl>
+    <w:lvl w:ilvl="5" w:tplc="FFFFFFFF" w:tentative="1">
+      <w:start w:val="1"/>
+      <w:numFmt w:val="bullet"/>
+      <w:lvlText w:val=""/>
+      <w:lvlJc w:val="left"/>
+      <w:pPr>
+        <w:ind w:left="4320" w:hanging="360"/>
+      </w:pPr>
+      <w:rPr>
+        <w:rFonts w:ascii="Wingdings" w:hAnsi="Wingdings" w:hint="default"/>
+      </w:rPr>
+    </w:lvl>
+    <w:lvl w:ilvl="6" w:tplc="FFFFFFFF" w:tentative="1">
+      <w:start w:val="1"/>
+      <w:numFmt w:val="bullet"/>
+      <w:lvlText w:val=""/>
+      <w:lvlJc w:val="left"/>
+      <w:pPr>
+        <w:ind w:left="5040" w:hanging="360"/>
+      </w:pPr>
+      <w:rPr>
+        <w:rFonts w:ascii="Symbol" w:hAnsi="Symbol" w:hint="default"/>
+      </w:rPr>
+    </w:lvl>
+    <w:lvl w:ilvl="7" w:tplc="FFFFFFFF" w:tentative="1">
+      <w:start w:val="1"/>
+      <w:numFmt w:val="bullet"/>
+      <w:lvlText w:val="o"/>
+      <w:lvlJc w:val="left"/>
+      <w:pPr>
+        <w:ind w:left="5760" w:hanging="360"/>
+      </w:pPr>
+      <w:rPr>
+        <w:rFonts w:ascii="Courier New" w:hAnsi="Courier New" w:cs="Courier New" w:hint="default"/>
+      </w:rPr>
+    </w:lvl>
+    <w:lvl w:ilvl="8" w:tplc="FFFFFFFF" w:tentative="1">
+      <w:start w:val="1"/>
+      <w:numFmt w:val="bullet"/>
+      <w:lvlText w:val=""/>
+      <w:lvlJc w:val="left"/>
+      <w:pPr>
+        <w:ind w:left="6480" w:hanging="360"/>
+      </w:pPr>
+      <w:rPr>
+        <w:rFonts w:ascii="Wingdings" w:hAnsi="Wingdings" w:hint="default"/>
+      </w:rPr>
+    </w:lvl>
+  </w:abstractNum>
+  <w:abstractNum w:abstractNumId="8" w15:restartNumberingAfterBreak="0">
+    <w:nsid w:val="2434118E"/>
+    <w:multiLevelType w:val="hybridMultilevel"/>
+    <w:tmpl w:val="D13EF442"/>
+    <w:lvl w:ilvl="0" w:tplc="FFFFFFFF">
+      <w:start w:val="1"/>
+      <w:numFmt w:val="bullet"/>
+      <w:lvlText w:val=""/>
+      <w:lvlJc w:val="left"/>
+      <w:pPr>
+        <w:ind w:left="720" w:hanging="360"/>
+      </w:pPr>
+      <w:rPr>
+        <w:rFonts w:ascii="Symbol" w:hAnsi="Symbol" w:hint="default"/>
+      </w:rPr>
+    </w:lvl>
+    <w:lvl w:ilvl="1" w:tplc="04090011">
+      <w:start w:val="1"/>
+      <w:numFmt w:val="decimal"/>
+      <w:lvlText w:val="%2)"/>
+      <w:lvlJc w:val="left"/>
+      <w:pPr>
+        <w:ind w:left="1440" w:hanging="360"/>
+      </w:pPr>
+    </w:lvl>
+    <w:lvl w:ilvl="2" w:tplc="FFFFFFFF">
+      <w:start w:val="1"/>
+      <w:numFmt w:val="bullet"/>
+      <w:lvlText w:val=""/>
+      <w:lvlJc w:val="left"/>
+      <w:pPr>
+        <w:ind w:left="2160" w:hanging="360"/>
+      </w:pPr>
+      <w:rPr>
+        <w:rFonts w:ascii="Wingdings" w:hAnsi="Wingdings" w:hint="default"/>
+      </w:rPr>
+    </w:lvl>
+    <w:lvl w:ilvl="3" w:tplc="FFFFFFFF">
+      <w:start w:val="1"/>
+      <w:numFmt w:val="bullet"/>
+      <w:lvlText w:val=""/>
+      <w:lvlJc w:val="left"/>
+      <w:pPr>
+        <w:ind w:left="2880" w:hanging="360"/>
+      </w:pPr>
+      <w:rPr>
+        <w:rFonts w:ascii="Symbol" w:hAnsi="Symbol" w:hint="default"/>
+      </w:rPr>
+    </w:lvl>
+    <w:lvl w:ilvl="4" w:tplc="FFFFFFFF" w:tentative="1">
+      <w:start w:val="1"/>
+      <w:numFmt w:val="bullet"/>
+      <w:lvlText w:val="o"/>
+      <w:lvlJc w:val="left"/>
+      <w:pPr>
+        <w:ind w:left="3600" w:hanging="360"/>
+      </w:pPr>
+      <w:rPr>
+        <w:rFonts w:ascii="Courier New" w:hAnsi="Courier New" w:cs="Courier New" w:hint="default"/>
+      </w:rPr>
+    </w:lvl>
+    <w:lvl w:ilvl="5" w:tplc="FFFFFFFF" w:tentative="1">
+      <w:start w:val="1"/>
+      <w:numFmt w:val="bullet"/>
+      <w:lvlText w:val=""/>
+      <w:lvlJc w:val="left"/>
+      <w:pPr>
+        <w:ind w:left="4320" w:hanging="360"/>
+      </w:pPr>
+      <w:rPr>
+        <w:rFonts w:ascii="Wingdings" w:hAnsi="Wingdings" w:hint="default"/>
+      </w:rPr>
+    </w:lvl>
+    <w:lvl w:ilvl="6" w:tplc="FFFFFFFF" w:tentative="1">
+      <w:start w:val="1"/>
+      <w:numFmt w:val="bullet"/>
+      <w:lvlText w:val=""/>
+      <w:lvlJc w:val="left"/>
+      <w:pPr>
+        <w:ind w:left="5040" w:hanging="360"/>
+      </w:pPr>
+      <w:rPr>
+        <w:rFonts w:ascii="Symbol" w:hAnsi="Symbol" w:hint="default"/>
+      </w:rPr>
+    </w:lvl>
+    <w:lvl w:ilvl="7" w:tplc="FFFFFFFF" w:tentative="1">
+      <w:start w:val="1"/>
+      <w:numFmt w:val="bullet"/>
+      <w:lvlText w:val="o"/>
+      <w:lvlJc w:val="left"/>
+      <w:pPr>
+        <w:ind w:left="5760" w:hanging="360"/>
+      </w:pPr>
+      <w:rPr>
+        <w:rFonts w:ascii="Courier New" w:hAnsi="Courier New" w:cs="Courier New" w:hint="default"/>
+      </w:rPr>
+    </w:lvl>
+    <w:lvl w:ilvl="8" w:tplc="FFFFFFFF" w:tentative="1">
+      <w:start w:val="1"/>
+      <w:numFmt w:val="bullet"/>
+      <w:lvlText w:val=""/>
+      <w:lvlJc w:val="left"/>
+      <w:pPr>
+        <w:ind w:left="6480" w:hanging="360"/>
+      </w:pPr>
+      <w:rPr>
+        <w:rFonts w:ascii="Wingdings" w:hAnsi="Wingdings" w:hint="default"/>
+      </w:rPr>
+    </w:lvl>
+  </w:abstractNum>
+  <w:abstractNum w:abstractNumId="9" w15:restartNumberingAfterBreak="0">
     <w:nsid w:val="277F5C77"/>
     <w:multiLevelType w:val="multilevel"/>
     <w:tmpl w:val="F332671E"/>
@@ -4549,7 +5605,7 @@
       </w:rPr>
     </w:lvl>
   </w:abstractNum>
-  <w:abstractNum w:abstractNumId="4" w15:restartNumberingAfterBreak="0">
+  <w:abstractNum w:abstractNumId="10" w15:restartNumberingAfterBreak="0">
     <w:nsid w:val="28E33D8B"/>
     <w:multiLevelType w:val="multilevel"/>
     <w:tmpl w:val="9E64E668"/>
@@ -4659,7 +5715,120 @@
       </w:rPr>
     </w:lvl>
   </w:abstractNum>
-  <w:abstractNum w:abstractNumId="5" w15:restartNumberingAfterBreak="0">
+  <w:abstractNum w:abstractNumId="11" w15:restartNumberingAfterBreak="0">
+    <w:nsid w:val="2FA75A90"/>
+    <w:multiLevelType w:val="hybridMultilevel"/>
+    <w:tmpl w:val="F84C1666"/>
+    <w:lvl w:ilvl="0" w:tplc="04090001">
+      <w:start w:val="1"/>
+      <w:numFmt w:val="bullet"/>
+      <w:lvlText w:val=""/>
+      <w:lvlJc w:val="left"/>
+      <w:pPr>
+        <w:ind w:left="720" w:hanging="360"/>
+      </w:pPr>
+      <w:rPr>
+        <w:rFonts w:ascii="Symbol" w:hAnsi="Symbol" w:hint="default"/>
+      </w:rPr>
+    </w:lvl>
+    <w:lvl w:ilvl="1" w:tplc="04090003">
+      <w:start w:val="1"/>
+      <w:numFmt w:val="bullet"/>
+      <w:lvlText w:val="o"/>
+      <w:lvlJc w:val="left"/>
+      <w:pPr>
+        <w:ind w:left="1440" w:hanging="360"/>
+      </w:pPr>
+      <w:rPr>
+        <w:rFonts w:ascii="Courier New" w:hAnsi="Courier New" w:cs="Courier New" w:hint="default"/>
+      </w:rPr>
+    </w:lvl>
+    <w:lvl w:ilvl="2" w:tplc="04090005" w:tentative="1">
+      <w:start w:val="1"/>
+      <w:numFmt w:val="bullet"/>
+      <w:lvlText w:val=""/>
+      <w:lvlJc w:val="left"/>
+      <w:pPr>
+        <w:ind w:left="2160" w:hanging="360"/>
+      </w:pPr>
+      <w:rPr>
+        <w:rFonts w:ascii="Wingdings" w:hAnsi="Wingdings" w:hint="default"/>
+      </w:rPr>
+    </w:lvl>
+    <w:lvl w:ilvl="3" w:tplc="04090001" w:tentative="1">
+      <w:start w:val="1"/>
+      <w:numFmt w:val="bullet"/>
+      <w:lvlText w:val=""/>
+      <w:lvlJc w:val="left"/>
+      <w:pPr>
+        <w:ind w:left="2880" w:hanging="360"/>
+      </w:pPr>
+      <w:rPr>
+        <w:rFonts w:ascii="Symbol" w:hAnsi="Symbol" w:hint="default"/>
+      </w:rPr>
+    </w:lvl>
+    <w:lvl w:ilvl="4" w:tplc="04090003" w:tentative="1">
+      <w:start w:val="1"/>
+      <w:numFmt w:val="bullet"/>
+      <w:lvlText w:val="o"/>
+      <w:lvlJc w:val="left"/>
+      <w:pPr>
+        <w:ind w:left="3600" w:hanging="360"/>
+      </w:pPr>
+      <w:rPr>
+        <w:rFonts w:ascii="Courier New" w:hAnsi="Courier New" w:cs="Courier New" w:hint="default"/>
+      </w:rPr>
+    </w:lvl>
+    <w:lvl w:ilvl="5" w:tplc="04090005" w:tentative="1">
+      <w:start w:val="1"/>
+      <w:numFmt w:val="bullet"/>
+      <w:lvlText w:val=""/>
+      <w:lvlJc w:val="left"/>
+      <w:pPr>
+        <w:ind w:left="4320" w:hanging="360"/>
+      </w:pPr>
+      <w:rPr>
+        <w:rFonts w:ascii="Wingdings" w:hAnsi="Wingdings" w:hint="default"/>
+      </w:rPr>
+    </w:lvl>
+    <w:lvl w:ilvl="6" w:tplc="04090001" w:tentative="1">
+      <w:start w:val="1"/>
+      <w:numFmt w:val="bullet"/>
+      <w:lvlText w:val=""/>
+      <w:lvlJc w:val="left"/>
+      <w:pPr>
+        <w:ind w:left="5040" w:hanging="360"/>
+      </w:pPr>
+      <w:rPr>
+        <w:rFonts w:ascii="Symbol" w:hAnsi="Symbol" w:hint="default"/>
+      </w:rPr>
+    </w:lvl>
+    <w:lvl w:ilvl="7" w:tplc="04090003" w:tentative="1">
+      <w:start w:val="1"/>
+      <w:numFmt w:val="bullet"/>
+      <w:lvlText w:val="o"/>
+      <w:lvlJc w:val="left"/>
+      <w:pPr>
+        <w:ind w:left="5760" w:hanging="360"/>
+      </w:pPr>
+      <w:rPr>
+        <w:rFonts w:ascii="Courier New" w:hAnsi="Courier New" w:cs="Courier New" w:hint="default"/>
+      </w:rPr>
+    </w:lvl>
+    <w:lvl w:ilvl="8" w:tplc="04090005" w:tentative="1">
+      <w:start w:val="1"/>
+      <w:numFmt w:val="bullet"/>
+      <w:lvlText w:val=""/>
+      <w:lvlJc w:val="left"/>
+      <w:pPr>
+        <w:ind w:left="6480" w:hanging="360"/>
+      </w:pPr>
+      <w:rPr>
+        <w:rFonts w:ascii="Wingdings" w:hAnsi="Wingdings" w:hint="default"/>
+      </w:rPr>
+    </w:lvl>
+  </w:abstractNum>
+  <w:abstractNum w:abstractNumId="12" w15:restartNumberingAfterBreak="0">
     <w:nsid w:val="30031800"/>
     <w:multiLevelType w:val="hybridMultilevel"/>
     <w:tmpl w:val="6E5AFB96"/>
@@ -4769,7 +5938,7 @@
       </w:rPr>
     </w:lvl>
   </w:abstractNum>
-  <w:abstractNum w:abstractNumId="6" w15:restartNumberingAfterBreak="0">
+  <w:abstractNum w:abstractNumId="13" w15:restartNumberingAfterBreak="0">
     <w:nsid w:val="44860F2C"/>
     <w:multiLevelType w:val="multilevel"/>
     <w:tmpl w:val="576E9EA2"/>
@@ -4779,7 +5948,7 @@
       <w:lvlText w:val="%1)"/>
       <w:lvlJc w:val="left"/>
       <w:pPr>
-        <w:ind w:left="1800" w:hanging="360"/>
+        <w:ind w:left="1350" w:hanging="360"/>
       </w:pPr>
       <w:rPr>
         <w:b w:val="0"/>
@@ -4791,7 +5960,7 @@
       <w:lvlText w:val="-"/>
       <w:lvlJc w:val="left"/>
       <w:pPr>
-        <w:ind w:left="2520" w:hanging="360"/>
+        <w:ind w:left="2070" w:hanging="360"/>
       </w:pPr>
       <w:rPr>
         <w:rFonts w:ascii="Calibri" w:eastAsia="Calibri" w:hAnsi="Calibri" w:cs="Calibri"/>
@@ -4803,7 +5972,7 @@
       <w:lvlText w:val="%3."/>
       <w:lvlJc w:val="right"/>
       <w:pPr>
-        <w:ind w:left="3240" w:hanging="180"/>
+        <w:ind w:left="2790" w:hanging="180"/>
       </w:pPr>
     </w:lvl>
     <w:lvl w:ilvl="3">
@@ -4812,7 +5981,7 @@
       <w:lvlText w:val="%4."/>
       <w:lvlJc w:val="left"/>
       <w:pPr>
-        <w:ind w:left="3960" w:hanging="360"/>
+        <w:ind w:left="3510" w:hanging="360"/>
       </w:pPr>
     </w:lvl>
     <w:lvl w:ilvl="4">
@@ -4821,7 +5990,7 @@
       <w:lvlText w:val="%5."/>
       <w:lvlJc w:val="left"/>
       <w:pPr>
-        <w:ind w:left="4680" w:hanging="360"/>
+        <w:ind w:left="4230" w:hanging="360"/>
       </w:pPr>
     </w:lvl>
     <w:lvl w:ilvl="5">
@@ -4830,7 +5999,7 @@
       <w:lvlText w:val="%6."/>
       <w:lvlJc w:val="right"/>
       <w:pPr>
-        <w:ind w:left="5400" w:hanging="180"/>
+        <w:ind w:left="4950" w:hanging="180"/>
       </w:pPr>
     </w:lvl>
     <w:lvl w:ilvl="6">
@@ -4839,7 +6008,7 @@
       <w:lvlText w:val="%7."/>
       <w:lvlJc w:val="left"/>
       <w:pPr>
-        <w:ind w:left="6120" w:hanging="360"/>
+        <w:ind w:left="5670" w:hanging="360"/>
       </w:pPr>
     </w:lvl>
     <w:lvl w:ilvl="7">
@@ -4848,7 +6017,7 @@
       <w:lvlText w:val="%8."/>
       <w:lvlJc w:val="left"/>
       <w:pPr>
-        <w:ind w:left="6840" w:hanging="360"/>
+        <w:ind w:left="6390" w:hanging="360"/>
       </w:pPr>
     </w:lvl>
     <w:lvl w:ilvl="8">
@@ -4857,30 +6026,393 @@
       <w:lvlText w:val="%9."/>
       <w:lvlJc w:val="right"/>
       <w:pPr>
-        <w:ind w:left="7560" w:hanging="180"/>
-      </w:pPr>
+        <w:ind w:left="7110" w:hanging="180"/>
+      </w:pPr>
+    </w:lvl>
+  </w:abstractNum>
+  <w:abstractNum w:abstractNumId="14" w15:restartNumberingAfterBreak="0">
+    <w:nsid w:val="47D040C5"/>
+    <w:multiLevelType w:val="hybridMultilevel"/>
+    <w:tmpl w:val="02A82A9C"/>
+    <w:lvl w:ilvl="0" w:tplc="04090001">
+      <w:start w:val="1"/>
+      <w:numFmt w:val="bullet"/>
+      <w:lvlText w:val=""/>
+      <w:lvlJc w:val="left"/>
+      <w:pPr>
+        <w:ind w:left="720" w:hanging="360"/>
+      </w:pPr>
+      <w:rPr>
+        <w:rFonts w:ascii="Symbol" w:hAnsi="Symbol" w:hint="default"/>
+      </w:rPr>
+    </w:lvl>
+    <w:lvl w:ilvl="1" w:tplc="04090003">
+      <w:start w:val="1"/>
+      <w:numFmt w:val="bullet"/>
+      <w:lvlText w:val="o"/>
+      <w:lvlJc w:val="left"/>
+      <w:pPr>
+        <w:ind w:left="1440" w:hanging="360"/>
+      </w:pPr>
+      <w:rPr>
+        <w:rFonts w:ascii="Courier New" w:hAnsi="Courier New" w:cs="Courier New" w:hint="default"/>
+      </w:rPr>
+    </w:lvl>
+    <w:lvl w:ilvl="2" w:tplc="04090005" w:tentative="1">
+      <w:start w:val="1"/>
+      <w:numFmt w:val="bullet"/>
+      <w:lvlText w:val=""/>
+      <w:lvlJc w:val="left"/>
+      <w:pPr>
+        <w:ind w:left="2160" w:hanging="360"/>
+      </w:pPr>
+      <w:rPr>
+        <w:rFonts w:ascii="Wingdings" w:hAnsi="Wingdings" w:hint="default"/>
+      </w:rPr>
+    </w:lvl>
+    <w:lvl w:ilvl="3" w:tplc="04090001">
+      <w:start w:val="1"/>
+      <w:numFmt w:val="bullet"/>
+      <w:lvlText w:val=""/>
+      <w:lvlJc w:val="left"/>
+      <w:pPr>
+        <w:ind w:left="2880" w:hanging="360"/>
+      </w:pPr>
+      <w:rPr>
+        <w:rFonts w:ascii="Symbol" w:hAnsi="Symbol" w:hint="default"/>
+      </w:rPr>
+    </w:lvl>
+    <w:lvl w:ilvl="4" w:tplc="04090003" w:tentative="1">
+      <w:start w:val="1"/>
+      <w:numFmt w:val="bullet"/>
+      <w:lvlText w:val="o"/>
+      <w:lvlJc w:val="left"/>
+      <w:pPr>
+        <w:ind w:left="3600" w:hanging="360"/>
+      </w:pPr>
+      <w:rPr>
+        <w:rFonts w:ascii="Courier New" w:hAnsi="Courier New" w:cs="Courier New" w:hint="default"/>
+      </w:rPr>
+    </w:lvl>
+    <w:lvl w:ilvl="5" w:tplc="04090005" w:tentative="1">
+      <w:start w:val="1"/>
+      <w:numFmt w:val="bullet"/>
+      <w:lvlText w:val=""/>
+      <w:lvlJc w:val="left"/>
+      <w:pPr>
+        <w:ind w:left="4320" w:hanging="360"/>
+      </w:pPr>
+      <w:rPr>
+        <w:rFonts w:ascii="Wingdings" w:hAnsi="Wingdings" w:hint="default"/>
+      </w:rPr>
+    </w:lvl>
+    <w:lvl w:ilvl="6" w:tplc="04090001" w:tentative="1">
+      <w:start w:val="1"/>
+      <w:numFmt w:val="bullet"/>
+      <w:lvlText w:val=""/>
+      <w:lvlJc w:val="left"/>
+      <w:pPr>
+        <w:ind w:left="5040" w:hanging="360"/>
+      </w:pPr>
+      <w:rPr>
+        <w:rFonts w:ascii="Symbol" w:hAnsi="Symbol" w:hint="default"/>
+      </w:rPr>
+    </w:lvl>
+    <w:lvl w:ilvl="7" w:tplc="04090003" w:tentative="1">
+      <w:start w:val="1"/>
+      <w:numFmt w:val="bullet"/>
+      <w:lvlText w:val="o"/>
+      <w:lvlJc w:val="left"/>
+      <w:pPr>
+        <w:ind w:left="5760" w:hanging="360"/>
+      </w:pPr>
+      <w:rPr>
+        <w:rFonts w:ascii="Courier New" w:hAnsi="Courier New" w:cs="Courier New" w:hint="default"/>
+      </w:rPr>
+    </w:lvl>
+    <w:lvl w:ilvl="8" w:tplc="04090005" w:tentative="1">
+      <w:start w:val="1"/>
+      <w:numFmt w:val="bullet"/>
+      <w:lvlText w:val=""/>
+      <w:lvlJc w:val="left"/>
+      <w:pPr>
+        <w:ind w:left="6480" w:hanging="360"/>
+      </w:pPr>
+      <w:rPr>
+        <w:rFonts w:ascii="Wingdings" w:hAnsi="Wingdings" w:hint="default"/>
+      </w:rPr>
+    </w:lvl>
+  </w:abstractNum>
+  <w:abstractNum w:abstractNumId="15" w15:restartNumberingAfterBreak="0">
+    <w:nsid w:val="4B541AB7"/>
+    <w:multiLevelType w:val="hybridMultilevel"/>
+    <w:tmpl w:val="4D286090"/>
+    <w:lvl w:ilvl="0" w:tplc="FFFFFFFF">
+      <w:start w:val="1"/>
+      <w:numFmt w:val="bullet"/>
+      <w:lvlText w:val=""/>
+      <w:lvlJc w:val="left"/>
+      <w:pPr>
+        <w:ind w:left="720" w:hanging="360"/>
+      </w:pPr>
+      <w:rPr>
+        <w:rFonts w:ascii="Symbol" w:hAnsi="Symbol" w:hint="default"/>
+      </w:rPr>
+    </w:lvl>
+    <w:lvl w:ilvl="1" w:tplc="04090011">
+      <w:start w:val="1"/>
+      <w:numFmt w:val="decimal"/>
+      <w:lvlText w:val="%2)"/>
+      <w:lvlJc w:val="left"/>
+      <w:pPr>
+        <w:ind w:left="1440" w:hanging="360"/>
+      </w:pPr>
+    </w:lvl>
+    <w:lvl w:ilvl="2" w:tplc="FFFFFFFF">
+      <w:start w:val="1"/>
+      <w:numFmt w:val="bullet"/>
+      <w:lvlText w:val=""/>
+      <w:lvlJc w:val="left"/>
+      <w:pPr>
+        <w:ind w:left="2160" w:hanging="360"/>
+      </w:pPr>
+      <w:rPr>
+        <w:rFonts w:ascii="Wingdings" w:hAnsi="Wingdings" w:hint="default"/>
+      </w:rPr>
+    </w:lvl>
+    <w:lvl w:ilvl="3" w:tplc="FFFFFFFF">
+      <w:start w:val="1"/>
+      <w:numFmt w:val="bullet"/>
+      <w:lvlText w:val=""/>
+      <w:lvlJc w:val="left"/>
+      <w:pPr>
+        <w:ind w:left="2880" w:hanging="360"/>
+      </w:pPr>
+      <w:rPr>
+        <w:rFonts w:ascii="Symbol" w:hAnsi="Symbol" w:hint="default"/>
+      </w:rPr>
+    </w:lvl>
+    <w:lvl w:ilvl="4" w:tplc="FFFFFFFF" w:tentative="1">
+      <w:start w:val="1"/>
+      <w:numFmt w:val="bullet"/>
+      <w:lvlText w:val="o"/>
+      <w:lvlJc w:val="left"/>
+      <w:pPr>
+        <w:ind w:left="3600" w:hanging="360"/>
+      </w:pPr>
+      <w:rPr>
+        <w:rFonts w:ascii="Courier New" w:hAnsi="Courier New" w:cs="Courier New" w:hint="default"/>
+      </w:rPr>
+    </w:lvl>
+    <w:lvl w:ilvl="5" w:tplc="FFFFFFFF" w:tentative="1">
+      <w:start w:val="1"/>
+      <w:numFmt w:val="bullet"/>
+      <w:lvlText w:val=""/>
+      <w:lvlJc w:val="left"/>
+      <w:pPr>
+        <w:ind w:left="4320" w:hanging="360"/>
+      </w:pPr>
+      <w:rPr>
+        <w:rFonts w:ascii="Wingdings" w:hAnsi="Wingdings" w:hint="default"/>
+      </w:rPr>
+    </w:lvl>
+    <w:lvl w:ilvl="6" w:tplc="FFFFFFFF" w:tentative="1">
+      <w:start w:val="1"/>
+      <w:numFmt w:val="bullet"/>
+      <w:lvlText w:val=""/>
+      <w:lvlJc w:val="left"/>
+      <w:pPr>
+        <w:ind w:left="5040" w:hanging="360"/>
+      </w:pPr>
+      <w:rPr>
+        <w:rFonts w:ascii="Symbol" w:hAnsi="Symbol" w:hint="default"/>
+      </w:rPr>
+    </w:lvl>
+    <w:lvl w:ilvl="7" w:tplc="FFFFFFFF" w:tentative="1">
+      <w:start w:val="1"/>
+      <w:numFmt w:val="bullet"/>
+      <w:lvlText w:val="o"/>
+      <w:lvlJc w:val="left"/>
+      <w:pPr>
+        <w:ind w:left="5760" w:hanging="360"/>
+      </w:pPr>
+      <w:rPr>
+        <w:rFonts w:ascii="Courier New" w:hAnsi="Courier New" w:cs="Courier New" w:hint="default"/>
+      </w:rPr>
+    </w:lvl>
+    <w:lvl w:ilvl="8" w:tplc="FFFFFFFF" w:tentative="1">
+      <w:start w:val="1"/>
+      <w:numFmt w:val="bullet"/>
+      <w:lvlText w:val=""/>
+      <w:lvlJc w:val="left"/>
+      <w:pPr>
+        <w:ind w:left="6480" w:hanging="360"/>
+      </w:pPr>
+      <w:rPr>
+        <w:rFonts w:ascii="Wingdings" w:hAnsi="Wingdings" w:hint="default"/>
+      </w:rPr>
+    </w:lvl>
+  </w:abstractNum>
+  <w:abstractNum w:abstractNumId="16" w15:restartNumberingAfterBreak="0">
+    <w:nsid w:val="6327113A"/>
+    <w:multiLevelType w:val="hybridMultilevel"/>
+    <w:tmpl w:val="597A3904"/>
+    <w:lvl w:ilvl="0" w:tplc="FFFFFFFF">
+      <w:start w:val="1"/>
+      <w:numFmt w:val="bullet"/>
+      <w:lvlText w:val=""/>
+      <w:lvlJc w:val="left"/>
+      <w:pPr>
+        <w:ind w:left="720" w:hanging="360"/>
+      </w:pPr>
+      <w:rPr>
+        <w:rFonts w:ascii="Symbol" w:hAnsi="Symbol" w:hint="default"/>
+      </w:rPr>
+    </w:lvl>
+    <w:lvl w:ilvl="1" w:tplc="0409000F">
+      <w:start w:val="1"/>
+      <w:numFmt w:val="decimal"/>
+      <w:lvlText w:val="%2."/>
+      <w:lvlJc w:val="left"/>
+      <w:pPr>
+        <w:ind w:left="1440" w:hanging="360"/>
+      </w:pPr>
+    </w:lvl>
+    <w:lvl w:ilvl="2" w:tplc="FFFFFFFF" w:tentative="1">
+      <w:start w:val="1"/>
+      <w:numFmt w:val="bullet"/>
+      <w:lvlText w:val=""/>
+      <w:lvlJc w:val="left"/>
+      <w:pPr>
+        <w:ind w:left="2160" w:hanging="360"/>
+      </w:pPr>
+      <w:rPr>
+        <w:rFonts w:ascii="Wingdings" w:hAnsi="Wingdings" w:hint="default"/>
+      </w:rPr>
+    </w:lvl>
+    <w:lvl w:ilvl="3" w:tplc="FFFFFFFF" w:tentative="1">
+      <w:start w:val="1"/>
+      <w:numFmt w:val="bullet"/>
+      <w:lvlText w:val=""/>
+      <w:lvlJc w:val="left"/>
+      <w:pPr>
+        <w:ind w:left="2880" w:hanging="360"/>
+      </w:pPr>
+      <w:rPr>
+        <w:rFonts w:ascii="Symbol" w:hAnsi="Symbol" w:hint="default"/>
+      </w:rPr>
+    </w:lvl>
+    <w:lvl w:ilvl="4" w:tplc="FFFFFFFF" w:tentative="1">
+      <w:start w:val="1"/>
+      <w:numFmt w:val="bullet"/>
+      <w:lvlText w:val="o"/>
+      <w:lvlJc w:val="left"/>
+      <w:pPr>
+        <w:ind w:left="3600" w:hanging="360"/>
+      </w:pPr>
+      <w:rPr>
+        <w:rFonts w:ascii="Courier New" w:hAnsi="Courier New" w:cs="Courier New" w:hint="default"/>
+      </w:rPr>
+    </w:lvl>
+    <w:lvl w:ilvl="5" w:tplc="FFFFFFFF" w:tentative="1">
+      <w:start w:val="1"/>
+      <w:numFmt w:val="bullet"/>
+      <w:lvlText w:val=""/>
+      <w:lvlJc w:val="left"/>
+      <w:pPr>
+        <w:ind w:left="4320" w:hanging="360"/>
+      </w:pPr>
+      <w:rPr>
+        <w:rFonts w:ascii="Wingdings" w:hAnsi="Wingdings" w:hint="default"/>
+      </w:rPr>
+    </w:lvl>
+    <w:lvl w:ilvl="6" w:tplc="FFFFFFFF" w:tentative="1">
+      <w:start w:val="1"/>
+      <w:numFmt w:val="bullet"/>
+      <w:lvlText w:val=""/>
+      <w:lvlJc w:val="left"/>
+      <w:pPr>
+        <w:ind w:left="5040" w:hanging="360"/>
+      </w:pPr>
+      <w:rPr>
+        <w:rFonts w:ascii="Symbol" w:hAnsi="Symbol" w:hint="default"/>
+      </w:rPr>
+    </w:lvl>
+    <w:lvl w:ilvl="7" w:tplc="FFFFFFFF" w:tentative="1">
+      <w:start w:val="1"/>
+      <w:numFmt w:val="bullet"/>
+      <w:lvlText w:val="o"/>
+      <w:lvlJc w:val="left"/>
+      <w:pPr>
+        <w:ind w:left="5760" w:hanging="360"/>
+      </w:pPr>
+      <w:rPr>
+        <w:rFonts w:ascii="Courier New" w:hAnsi="Courier New" w:cs="Courier New" w:hint="default"/>
+      </w:rPr>
+    </w:lvl>
+    <w:lvl w:ilvl="8" w:tplc="FFFFFFFF" w:tentative="1">
+      <w:start w:val="1"/>
+      <w:numFmt w:val="bullet"/>
+      <w:lvlText w:val=""/>
+      <w:lvlJc w:val="left"/>
+      <w:pPr>
+        <w:ind w:left="6480" w:hanging="360"/>
+      </w:pPr>
+      <w:rPr>
+        <w:rFonts w:ascii="Wingdings" w:hAnsi="Wingdings" w:hint="default"/>
+      </w:rPr>
     </w:lvl>
   </w:abstractNum>
   <w:num w:numId="1" w16cid:durableId="333728796">
-    <w:abstractNumId w:val="1"/>
+    <w:abstractNumId w:val="4"/>
   </w:num>
   <w:num w:numId="2" w16cid:durableId="776145655">
+    <w:abstractNumId w:val="13"/>
+  </w:num>
+  <w:num w:numId="3" w16cid:durableId="296304331">
+    <w:abstractNumId w:val="10"/>
+  </w:num>
+  <w:num w:numId="4" w16cid:durableId="1172915452">
+    <w:abstractNumId w:val="3"/>
+  </w:num>
+  <w:num w:numId="5" w16cid:durableId="1616138480">
+    <w:abstractNumId w:val="5"/>
+  </w:num>
+  <w:num w:numId="6" w16cid:durableId="1347748592">
+    <w:abstractNumId w:val="9"/>
+  </w:num>
+  <w:num w:numId="7" w16cid:durableId="200096145">
+    <w:abstractNumId w:val="12"/>
+  </w:num>
+  <w:num w:numId="8" w16cid:durableId="122777745">
+    <w:abstractNumId w:val="14"/>
+  </w:num>
+  <w:num w:numId="9" w16cid:durableId="421025965">
     <w:abstractNumId w:val="6"/>
   </w:num>
-  <w:num w:numId="3" w16cid:durableId="296304331">
-    <w:abstractNumId w:val="4"/>
+  <w:num w:numId="10" w16cid:durableId="378436960">
+    <w:abstractNumId w:val="16"/>
   </w:num>
-  <w:num w:numId="4" w16cid:durableId="1172915452">
+  <w:num w:numId="11" w16cid:durableId="863904956">
+    <w:abstractNumId w:val="8"/>
+  </w:num>
+  <w:num w:numId="12" w16cid:durableId="268900595">
+    <w:abstractNumId w:val="2"/>
+  </w:num>
+  <w:num w:numId="13" w16cid:durableId="573391743">
+    <w:abstractNumId w:val="15"/>
+  </w:num>
+  <w:num w:numId="14" w16cid:durableId="1800146271">
     <w:abstractNumId w:val="0"/>
   </w:num>
-  <w:num w:numId="5" w16cid:durableId="1616138480">
-    <w:abstractNumId w:val="2"/>
+  <w:num w:numId="15" w16cid:durableId="416220354">
+    <w:abstractNumId w:val="11"/>
   </w:num>
-  <w:num w:numId="6" w16cid:durableId="1347748592">
-    <w:abstractNumId w:val="3"/>
+  <w:num w:numId="16" w16cid:durableId="1737580965">
+    <w:abstractNumId w:val="7"/>
   </w:num>
-  <w:num w:numId="7" w16cid:durableId="200096145">
-    <w:abstractNumId w:val="5"/>
+  <w:num w:numId="17" w16cid:durableId="884826968">
+    <w:abstractNumId w:val="1"/>
   </w:num>
 </w:numbering>
 </file>
@@ -5474,6 +7006,15 @@
       <w:szCs w:val="48"/>
     </w:rPr>
   </w:style>
+  <w:style w:type="paragraph" w:styleId="NoSpacing">
+    <w:name w:val="No Spacing"/>
+    <w:uiPriority w:val="1"/>
+    <w:qFormat/>
+    <w:rsid w:val="001A785F"/>
+    <w:pPr>
+      <w:spacing w:after="0" w:line="240" w:lineRule="auto"/>
+    </w:pPr>
+  </w:style>
 </w:styles>
 </file>
 
